--- a/docs/deliverables/out/Drop-2_Independent/BRD-08_Employee_Benefits/BIBS_TestPlan_BRD-08_Employee_Benefits_Summary_v1.0.docx
+++ b/docs/deliverables/out/Drop-2_Independent/BRD-08_Employee_Benefits/BIBS_TestPlan_BRD-08_Employee_Benefits_Summary_v1.0.docx
@@ -836,7 +836,7 @@
               <w:rPr>
                 <w:sz w:val="18"/>
               </w:rPr>
-              <w:t>Internal draft from FRS BRD-8 v1.0 and the Employee Benefits build design</w:t>
+              <w:t>Internal draft from FRS BRD-8 v1.0</w:t>
             </w:r>
           </w:p>
         </w:tc>
@@ -1792,7 +1792,7 @@
               <w:rPr>
                 <w:sz w:val="18"/>
               </w:rPr>
-              <w:t>System test, defect fixing, UAT support</w:t>
+              <w:t>System test, issue resolution, UAT support</w:t>
             </w:r>
           </w:p>
         </w:tc>
@@ -1950,7 +1950,7 @@
           <w:t xml:space="preserve">	</w:t>
         </w:r>
         <w:r>
-          <w:t xml:space="preserve">6</w:t>
+          <w:t xml:space="preserve">5</w:t>
         </w:r>
       </w:hyperlink>
     </w:p>
@@ -2014,7 +2014,7 @@
           <w:t xml:space="preserve">	</w:t>
         </w:r>
         <w:r>
-          <w:t xml:space="preserve">7</w:t>
+          <w:t xml:space="preserve">6</w:t>
         </w:r>
       </w:hyperlink>
     </w:p>
@@ -2088,7 +2088,7 @@
       </w:pPr>
       <w:hyperlink w:anchor="_Toc000117" w:history="1">
         <w:r>
-          <w:t xml:space="preserve">6 Defect management</w:t>
+          <w:t xml:space="preserve">6 Issue management</w:t>
         </w:r>
         <w:r>
           <w:t xml:space="preserve">	</w:t>
@@ -2142,7 +2142,7 @@
           <w:t xml:space="preserve">	</w:t>
         </w:r>
         <w:r>
-          <w:t xml:space="preserve">10</w:t>
+          <w:t xml:space="preserve">9</w:t>
         </w:r>
       </w:hyperlink>
     </w:p>
@@ -2158,7 +2158,7 @@
           <w:t xml:space="preserve">	</w:t>
         </w:r>
         <w:r>
-          <w:t xml:space="preserve">10</w:t>
+          <w:t xml:space="preserve">9</w:t>
         </w:r>
       </w:hyperlink>
     </w:p>
@@ -2190,7 +2190,7 @@
           <w:t xml:space="preserve">	</w:t>
         </w:r>
         <w:r>
-          <w:t xml:space="preserve">12</w:t>
+          <w:t xml:space="preserve">11</w:t>
         </w:r>
       </w:hyperlink>
     </w:p>
@@ -2206,7 +2206,7 @@
           <w:t xml:space="preserve">	</w:t>
         </w:r>
         <w:r>
-          <w:t xml:space="preserve">13</w:t>
+          <w:t xml:space="preserve">12</w:t>
         </w:r>
       </w:hyperlink>
     </w:p>
@@ -2222,23 +2222,23 @@
           <w:t xml:space="preserve">	</w:t>
         </w:r>
         <w:r>
-          <w:t xml:space="preserve">13</w:t>
+          <w:t xml:space="preserve">12</w:t>
         </w:r>
       </w:hyperlink>
     </w:p>
     <w:p>
       <w:pPr>
-        <w:pStyle w:val="toc2"/>
+        <w:pStyle w:val="toc1"/>
       </w:pPr>
       <w:hyperlink w:anchor="_Toc000126" w:history="1">
         <w:r>
-          <w:t xml:space="preserve">7.6 Automated tests</w:t>
+          <w:t xml:space="preserve">8 Risks</w:t>
         </w:r>
         <w:r>
           <w:t xml:space="preserve">	</w:t>
         </w:r>
         <w:r>
-          <w:t xml:space="preserve">14</w:t>
+          <w:t xml:space="preserve">13</w:t>
         </w:r>
       </w:hyperlink>
     </w:p>
@@ -2248,45 +2248,13 @@
       </w:pPr>
       <w:hyperlink w:anchor="_Toc000127" w:history="1">
         <w:r>
-          <w:t xml:space="preserve">8 Risks</w:t>
+          <w:t xml:space="preserve">9 Sign-off</w:t>
         </w:r>
         <w:r>
           <w:t xml:space="preserve">	</w:t>
         </w:r>
         <w:r>
-          <w:t xml:space="preserve">14</w:t>
-        </w:r>
-      </w:hyperlink>
-    </w:p>
-    <w:p>
-      <w:pPr>
-        <w:pStyle w:val="toc1"/>
-      </w:pPr>
-      <w:hyperlink w:anchor="_Toc000128" w:history="1">
-        <w:r>
-          <w:t xml:space="preserve">9 FRS findings</w:t>
-        </w:r>
-        <w:r>
-          <w:t xml:space="preserve">	</w:t>
-        </w:r>
-        <w:r>
-          <w:t xml:space="preserve">14</w:t>
-        </w:r>
-      </w:hyperlink>
-    </w:p>
-    <w:p>
-      <w:pPr>
-        <w:pStyle w:val="toc1"/>
-      </w:pPr>
-      <w:hyperlink w:anchor="_Toc000129" w:history="1">
-        <w:r>
-          <w:t xml:space="preserve">10 Sign-off</w:t>
-        </w:r>
-        <w:r>
-          <w:t xml:space="preserve">	</w:t>
-        </w:r>
-        <w:r>
-          <w:t xml:space="preserve">16</w:t>
+          <w:t xml:space="preserve">15</w:t>
         </w:r>
       </w:hyperlink>
       <w:r>
@@ -2340,17 +2308,7 @@
     <w:p>
       <w:r>
         <w:rPr/>
-        <w:t xml:space="preserve">Every case traces to a functional requirement (FR) of FRS BRD-8 v1.0 and to the BRD requirement IDs (BRID-001 to 030, 005.01-005.03, 022.01 and the TAT annex) that the FR meets. The EB module and the portal are </w:t>
-      </w:r>
-      <w:r>
-        <w:rPr>
-          <w:b/>
-        </w:rPr>
-        <w:t>designed and not yet built</w:t>
-      </w:r>
-      <w:r>
-        <w:rPr/>
-        <w:t>. The expected results therefore quote the message texts of the FRS without codes, the screen paths are those of the build design, and no case names an automated test yet. Where an EB check reuses a message that the platform already shows (attachment rules, client duplicate, workflow reason, report parameters), the case quotes the text BIBS shows today and a finding records the difference from the FRS (section 9).</w:t>
+        <w:t>Every case traces to a functional requirement (FR) of FRS BRD-8 v1.0 and to the BRD requirement IDs (BRID-001 to 030, 005.01-005.03, 022.01 and the TAT annex) that the FR meets. The expected results quote the message texts of the FRS, and the screen paths are those of the FRS. Where an EB check reuses a message that the platform already shows (attachment rules, client duplicate, workflow reason, report parameters), the case quotes the text BIBS shows on that screen.</w:t>
       </w:r>
     </w:p>
     <w:p>
@@ -2564,7 +2522,7 @@
       </w:r>
       <w:r>
         <w:rPr/>
-        <w:t>The insurer system-to-system API, e-signature verification of the BOR, HRIS master list feeds and reading insurer mailboxes (parked seams, FRS section 7).</w:t>
+        <w:t>The insurer system-to-system API, e-signature verification of the BOR, HRIS master list feeds and reading insurer mailboxes (on hold, FRS section 7).</w:t>
       </w:r>
     </w:p>
     <w:p>
@@ -2891,21 +2849,7 @@
               <w:rPr>
                 <w:sz w:val="18"/>
               </w:rPr>
-              <w:t>Employee Benefits BRD and Addendum (</w:t>
-            </w:r>
-            <w:r>
-              <w:rPr>
-                <w:rFonts w:ascii="Courier New" w:hAnsi="Courier New" w:cs="Courier New" w:eastAsia="Courier New"/>
-                <w:color w:val="2E2E2E"/>
-                <w:sz w:val="16"/>
-              </w:rPr>
-              <w:t>docs/source-documents/Employee Benefits.pdf</w:t>
-            </w:r>
-            <w:r>
-              <w:rPr>
-                <w:sz w:val="18"/>
-              </w:rPr>
-              <w:t>)</w:t>
+              <w:t>Employee Benefits BRD and Addendum</w:t>
             </w:r>
           </w:p>
         </w:tc>
@@ -3014,179 +2958,6 @@
                 <w:sz w:val="18"/>
               </w:rPr>
               <w:t>1.0</w:t>
-            </w:r>
-          </w:p>
-        </w:tc>
-      </w:tr>
-      <w:tr>
-        <w:trPr>
-          <w:cantSplit w:val="true"/>
-        </w:trPr>
-        <w:tc>
-          <w:tcPr>
-            <w:tcW w:type="dxa" w:w="855"/>
-            <w:tcMar>
-              <w:top w:w="50" w:type="dxa"/>
-              <w:bottom w:w="50" w:type="dxa"/>
-              <w:left w:w="90" w:type="dxa"/>
-              <w:right w:w="90" w:type="dxa"/>
-            </w:tcMar>
-            <w:shd w:val="clear" w:color="auto" w:fill="E5F5FF"/>
-          </w:tcPr>
-          <w:p>
-            <w:pPr>
-              <w:pStyle w:val="BDOITable"/>
-            </w:pPr>
-            <w:r>
-              <w:rPr>
-                <w:sz w:val="18"/>
-              </w:rPr>
-              <w:t>R4</w:t>
-            </w:r>
-          </w:p>
-        </w:tc>
-        <w:tc>
-          <w:tcPr>
-            <w:tcW w:type="dxa" w:w="6126"/>
-            <w:tcMar>
-              <w:top w:w="50" w:type="dxa"/>
-              <w:bottom w:w="50" w:type="dxa"/>
-              <w:left w:w="90" w:type="dxa"/>
-              <w:right w:w="90" w:type="dxa"/>
-            </w:tcMar>
-            <w:shd w:val="clear" w:color="auto" w:fill="E5F5FF"/>
-          </w:tcPr>
-          <w:p>
-            <w:pPr>
-              <w:pStyle w:val="BDOITable"/>
-            </w:pPr>
-            <w:r>
-              <w:rPr>
-                <w:sz w:val="18"/>
-              </w:rPr>
-              <w:t>Employee Benefits build design (</w:t>
-            </w:r>
-            <w:r>
-              <w:rPr>
-                <w:rFonts w:ascii="Courier New" w:hAnsi="Courier New" w:cs="Courier New" w:eastAsia="Courier New"/>
-                <w:color w:val="2E2E2E"/>
-                <w:sz w:val="16"/>
-              </w:rPr>
-              <w:t>docs/architecture/EMPLOYEE_BENEFITS_DESIGN.md</w:t>
-            </w:r>
-            <w:r>
-              <w:rPr>
-                <w:sz w:val="18"/>
-              </w:rPr>
-              <w:t>)</w:t>
-            </w:r>
-          </w:p>
-        </w:tc>
-        <w:tc>
-          <w:tcPr>
-            <w:tcW w:type="dxa" w:w="2992"/>
-            <w:tcMar>
-              <w:top w:w="50" w:type="dxa"/>
-              <w:bottom w:w="50" w:type="dxa"/>
-              <w:left w:w="90" w:type="dxa"/>
-              <w:right w:w="90" w:type="dxa"/>
-            </w:tcMar>
-            <w:shd w:val="clear" w:color="auto" w:fill="E5F5FF"/>
-          </w:tcPr>
-          <w:p>
-            <w:pPr>
-              <w:pStyle w:val="BDOITable"/>
-            </w:pPr>
-            <w:r>
-              <w:rPr>
-                <w:sz w:val="18"/>
-              </w:rPr>
-              <w:t>proposal for review</w:t>
-            </w:r>
-          </w:p>
-        </w:tc>
-      </w:tr>
-      <w:tr>
-        <w:trPr>
-          <w:cantSplit w:val="true"/>
-        </w:trPr>
-        <w:tc>
-          <w:tcPr>
-            <w:tcW w:type="dxa" w:w="855"/>
-            <w:tcMar>
-              <w:top w:w="50" w:type="dxa"/>
-              <w:bottom w:w="50" w:type="dxa"/>
-              <w:left w:w="90" w:type="dxa"/>
-              <w:right w:w="90" w:type="dxa"/>
-            </w:tcMar>
-          </w:tcPr>
-          <w:p>
-            <w:pPr>
-              <w:pStyle w:val="BDOITable"/>
-            </w:pPr>
-            <w:r>
-              <w:rPr>
-                <w:sz w:val="18"/>
-              </w:rPr>
-              <w:t>R5</w:t>
-            </w:r>
-          </w:p>
-        </w:tc>
-        <w:tc>
-          <w:tcPr>
-            <w:tcW w:type="dxa" w:w="6126"/>
-            <w:tcMar>
-              <w:top w:w="50" w:type="dxa"/>
-              <w:bottom w:w="50" w:type="dxa"/>
-              <w:left w:w="90" w:type="dxa"/>
-              <w:right w:w="90" w:type="dxa"/>
-            </w:tcMar>
-          </w:tcPr>
-          <w:p>
-            <w:pPr>
-              <w:pStyle w:val="BDOITable"/>
-            </w:pPr>
-            <w:r>
-              <w:rPr>
-                <w:sz w:val="18"/>
-              </w:rPr>
-              <w:t>User Access Maintenance build design (</w:t>
-            </w:r>
-            <w:r>
-              <w:rPr>
-                <w:rFonts w:ascii="Courier New" w:hAnsi="Courier New" w:cs="Courier New" w:eastAsia="Courier New"/>
-                <w:color w:val="2E2E2E"/>
-                <w:sz w:val="16"/>
-              </w:rPr>
-              <w:t>docs/architecture/USER_ACCESS_DESIGN.md</w:t>
-            </w:r>
-            <w:r>
-              <w:rPr>
-                <w:sz w:val="18"/>
-              </w:rPr>
-              <w:t>)</w:t>
-            </w:r>
-          </w:p>
-        </w:tc>
-        <w:tc>
-          <w:tcPr>
-            <w:tcW w:type="dxa" w:w="2992"/>
-            <w:tcMar>
-              <w:top w:w="50" w:type="dxa"/>
-              <w:bottom w:w="50" w:type="dxa"/>
-              <w:left w:w="90" w:type="dxa"/>
-              <w:right w:w="90" w:type="dxa"/>
-            </w:tcMar>
-          </w:tcPr>
-          <w:p>
-            <w:pPr>
-              <w:pStyle w:val="BDOITable"/>
-            </w:pPr>
-            <w:r>
-              <w:rPr>
-                <w:sz w:val="18"/>
-              </w:rPr>
-              <w:t>proposal for review</w:t>
             </w:r>
           </w:p>
         </w:tc>
@@ -3481,7 +3252,7 @@
               <w:rPr>
                 <w:sz w:val="18"/>
               </w:rPr>
-              <w:t>Unit and integration (automated)</w:t>
+              <w:t>System test</w:t>
             </w:r>
           </w:p>
         </w:tc>
@@ -3503,7 +3274,7 @@
               <w:rPr>
                 <w:sz w:val="18"/>
               </w:rPr>
-              <w:t>Cycle workflow, portal realm and scoping, staged uploads, threshold rules, billing number check, roster validation and reports of each FR, against a PostgreSQL database</w:t>
+              <w:t>Every case of the workbook, screen by screen and portal page by portal page, with the named data sets</w:t>
             </w:r>
           </w:p>
         </w:tc>
@@ -3525,7 +3296,7 @@
               <w:rPr>
                 <w:sz w:val="18"/>
               </w:rPr>
-              <w:t>iorta TechNXT developers</w:t>
+              <w:t>iorta TechNXT QA</w:t>
             </w:r>
           </w:p>
         </w:tc>
@@ -3547,35 +3318,7 @@
               <w:rPr>
                 <w:sz w:val="18"/>
               </w:rPr>
-              <w:t>Written with the build; every change in CI (</w:t>
-            </w:r>
-            <w:r>
-              <w:rPr>
-                <w:rFonts w:ascii="Courier New" w:hAnsi="Courier New" w:cs="Courier New" w:eastAsia="Courier New"/>
-                <w:color w:val="2E2E2E"/>
-                <w:sz w:val="16"/>
-              </w:rPr>
-              <w:t>mvn verify</w:t>
-            </w:r>
-            <w:r>
-              <w:rPr>
-                <w:sz w:val="18"/>
-              </w:rPr>
-              <w:t xml:space="preserve">, </w:t>
-            </w:r>
-            <w:r>
-              <w:rPr>
-                <w:rFonts w:ascii="Courier New" w:hAnsi="Courier New" w:cs="Courier New" w:eastAsia="Courier New"/>
-                <w:color w:val="2E2E2E"/>
-                <w:sz w:val="16"/>
-              </w:rPr>
-              <w:t>npm run verify</w:t>
-            </w:r>
-            <w:r>
-              <w:rPr>
-                <w:sz w:val="18"/>
-              </w:rPr>
-              <w:t>)</w:t>
+              <w:t>Before UAT, on the SIT environment</w:t>
             </w:r>
           </w:p>
         </w:tc>
@@ -3603,7 +3346,7 @@
               <w:rPr>
                 <w:sz w:val="18"/>
               </w:rPr>
-              <w:t>System test</w:t>
+              <w:t>Persona end-to-end</w:t>
             </w:r>
           </w:p>
         </w:tc>
@@ -3626,7 +3369,7 @@
               <w:rPr>
                 <w:sz w:val="18"/>
               </w:rPr>
-              <w:t>Every case of the workbook, screen by screen and portal page by portal page, with the named data sets</w:t>
+              <w:t>The seven scenarios run from start to finish by the persona that owns each step, including the insurer and client HR users in the portal</w:t>
             </w:r>
           </w:p>
         </w:tc>
@@ -3649,7 +3392,7 @@
               <w:rPr>
                 <w:sz w:val="18"/>
               </w:rPr>
-              <w:t>iorta TechNXT QA</w:t>
+              <w:t>iorta TechNXT QA with the BDOI department testers</w:t>
             </w:r>
           </w:p>
         </w:tc>
@@ -3672,7 +3415,7 @@
               <w:rPr>
                 <w:sz w:val="18"/>
               </w:rPr>
-              <w:t>Before UAT, on the SIT environment</w:t>
+              <w:t>After the system test passes</w:t>
             </w:r>
           </w:p>
         </w:tc>
@@ -3699,7 +3442,7 @@
               <w:rPr>
                 <w:sz w:val="18"/>
               </w:rPr>
-              <w:t>Persona end-to-end</w:t>
+              <w:t>User acceptance test (UAT)</w:t>
             </w:r>
           </w:p>
         </w:tc>
@@ -3721,7 +3464,7 @@
               <w:rPr>
                 <w:sz w:val="18"/>
               </w:rPr>
-              <w:t>The seven scenarios run from start to finish by the persona that owns each step, including the insurer and client HR users in the portal</w:t>
+              <w:t>The scenarios and the High-priority cases, run by BDOI testers on masked production-like data; portal steps run by BDOI testers acting as insurer and client users</w:t>
             </w:r>
           </w:p>
         </w:tc>
@@ -3743,7 +3486,7 @@
               <w:rPr>
                 <w:sz w:val="18"/>
               </w:rPr>
-              <w:t>iorta TechNXT QA with the BDOI department testers</w:t>
+              <w:t>BDOI EB Marketing, Processing and Collection testers</w:t>
             </w:r>
           </w:p>
         </w:tc>
@@ -3756,103 +3499,6 @@
               <w:left w:w="90" w:type="dxa"/>
               <w:right w:w="90" w:type="dxa"/>
             </w:tcMar>
-          </w:tcPr>
-          <w:p>
-            <w:pPr>
-              <w:pStyle w:val="BDOITable"/>
-            </w:pPr>
-            <w:r>
-              <w:rPr>
-                <w:sz w:val="18"/>
-              </w:rPr>
-              <w:t>After the system test passes</w:t>
-            </w:r>
-          </w:p>
-        </w:tc>
-      </w:tr>
-      <w:tr>
-        <w:trPr>
-          <w:cantSplit w:val="true"/>
-        </w:trPr>
-        <w:tc>
-          <w:tcPr>
-            <w:tcW w:type="dxa" w:w="1922"/>
-            <w:tcMar>
-              <w:top w:w="50" w:type="dxa"/>
-              <w:bottom w:w="50" w:type="dxa"/>
-              <w:left w:w="90" w:type="dxa"/>
-              <w:right w:w="90" w:type="dxa"/>
-            </w:tcMar>
-            <w:shd w:val="clear" w:color="auto" w:fill="E5F5FF"/>
-          </w:tcPr>
-          <w:p>
-            <w:pPr>
-              <w:pStyle w:val="BDOITable"/>
-            </w:pPr>
-            <w:r>
-              <w:rPr>
-                <w:sz w:val="18"/>
-              </w:rPr>
-              <w:t>User acceptance test (UAT)</w:t>
-            </w:r>
-          </w:p>
-        </w:tc>
-        <w:tc>
-          <w:tcPr>
-            <w:tcW w:type="dxa" w:w="3724"/>
-            <w:tcMar>
-              <w:top w:w="50" w:type="dxa"/>
-              <w:bottom w:w="50" w:type="dxa"/>
-              <w:left w:w="90" w:type="dxa"/>
-              <w:right w:w="90" w:type="dxa"/>
-            </w:tcMar>
-            <w:shd w:val="clear" w:color="auto" w:fill="E5F5FF"/>
-          </w:tcPr>
-          <w:p>
-            <w:pPr>
-              <w:pStyle w:val="BDOITable"/>
-            </w:pPr>
-            <w:r>
-              <w:rPr>
-                <w:sz w:val="18"/>
-              </w:rPr>
-              <w:t>The scenarios and the High-priority cases, run by BDOI testers on masked production-like data; portal steps run by BDOI testers acting as insurer and client users</w:t>
-            </w:r>
-          </w:p>
-        </w:tc>
-        <w:tc>
-          <w:tcPr>
-            <w:tcW w:type="dxa" w:w="2163"/>
-            <w:tcMar>
-              <w:top w:w="50" w:type="dxa"/>
-              <w:bottom w:w="50" w:type="dxa"/>
-              <w:left w:w="90" w:type="dxa"/>
-              <w:right w:w="90" w:type="dxa"/>
-            </w:tcMar>
-            <w:shd w:val="clear" w:color="auto" w:fill="E5F5FF"/>
-          </w:tcPr>
-          <w:p>
-            <w:pPr>
-              <w:pStyle w:val="BDOITable"/>
-            </w:pPr>
-            <w:r>
-              <w:rPr>
-                <w:sz w:val="18"/>
-              </w:rPr>
-              <w:t>BDOI EB Marketing, Processing and Collection testers</w:t>
-            </w:r>
-          </w:p>
-        </w:tc>
-        <w:tc>
-          <w:tcPr>
-            <w:tcW w:type="dxa" w:w="2163"/>
-            <w:tcMar>
-              <w:top w:w="50" w:type="dxa"/>
-              <w:bottom w:w="50" w:type="dxa"/>
-              <w:left w:w="90" w:type="dxa"/>
-              <w:right w:w="90" w:type="dxa"/>
-            </w:tcMar>
-            <w:shd w:val="clear" w:color="auto" w:fill="E5F5FF"/>
           </w:tcPr>
           <w:p>
             <w:pPr>
@@ -3872,12 +3518,6 @@
       <w:pPr>
         <w:pStyle w:val="BDOISpacer"/>
       </w:pPr>
-    </w:p>
-    <w:p>
-      <w:r>
-        <w:rPr/>
-        <w:t>The automation reference column is blank in this version. When the modules are built, the developers name the integration test that asserts each case; a case with an automation reference is still run on the screen once per cycle.</w:t>
-      </w:r>
     </w:p>
     <w:p>
       <w:pPr>
@@ -4500,7 +4140,7 @@
     <w:p>
       <w:r>
         <w:rPr/>
-        <w:t>The workbook has a README sheet that explains every column. Case IDs carry their condition: TC-EB-046.2-01 is the first case of condition 2 of FR-EB-046. Status starts as Not run; testers fill Status, Actual result, Tester, Date and Defect ID.</w:t>
+        <w:t>The workbook has a README sheet that explains every column. Case IDs carry their condition: TC-EB-046.2-01 is the first case of condition 2 of FR-EB-046. Status starts as Not run; testers fill Status, Actual result, Tester, Date and Issue ID.</w:t>
       </w:r>
     </w:p>
     <w:p>
@@ -4667,7 +4307,7 @@
               <w:rPr>
                 <w:sz w:val="18"/>
               </w:rPr>
-              <w:t>The EB module and the portal are deployed on SIT, with the RA and follow-up jobs; the shared change BT0 and the User Access External request type are deployed; a virus scanner adapter is active for portal uploads; CI is green; the data sets of section 4.2 are loaded; test mailboxes receive mail; the developers have added the automation references.</w:t>
+              <w:t>The EB module and the portal are deployed on SIT, with the RA and follow-up jobs; the business type BT0 and the User Access External request type are available; the virus scan of portal uploads is active; the data sets of section 4.2 are loaded; test mailboxes receive mail.</w:t>
             </w:r>
           </w:p>
         </w:tc>
@@ -4718,7 +4358,7 @@
               <w:rPr>
                 <w:sz w:val="18"/>
               </w:rPr>
-              <w:t>All High-priority system test cases are run; no open Critical defect; portal users of TD-EB-02 are provisioned; the e-mail relay and one-time codes work on SIT.</w:t>
+              <w:t>All High-priority system test cases are run; no open Critical issue; portal users of TD-EB-02 are provisioned; the e-mail relay and one-time codes work on SIT.</w:t>
             </w:r>
           </w:p>
         </w:tc>
@@ -4928,7 +4568,7 @@
               <w:rPr>
                 <w:sz w:val="18"/>
               </w:rPr>
-              <w:t>100 % of cases run; 100 % of High-priority cases passed; no open Critical or High defect; open Medium and Low defects have an agreed fix date.</w:t>
+              <w:t>100 % of cases run; 100 % of High-priority cases passed; no open Critical or High issue; open Medium and Low issues have an agreed fix date.</w:t>
             </w:r>
           </w:p>
         </w:tc>
@@ -5028,7 +4668,7 @@
               <w:rPr>
                 <w:sz w:val="18"/>
               </w:rPr>
-              <w:t>All scenarios and High-priority cases passed or accepted by the BDOI process owner; no open Critical or High defect; open defects listed with an agreed plan in the UAT sign-off; the sign-off of section 10 is signed.</w:t>
+              <w:t>All scenarios and High-priority cases passed or accepted by the BDOI process owner; no open Critical or High issue; open issues listed with an agreed plan in the UAT sign-off; the sign-off of section 9 is signed.</w:t>
             </w:r>
           </w:p>
         </w:tc>
@@ -5048,7 +4688,7 @@
       </w:r>
       <w:r>
         <w:rPr/>
-        <w:t xml:space="preserve"> Testing of a scenario stops when a Critical defect blocks it, when the environment or the portal is down for more than half a day, or when the test data is corrupted. It resumes after the fix is deployed and the blocked cases are re-run from their first step.</w:t>
+        <w:t xml:space="preserve"> Testing of a scenario stops when a Critical issue blocks it, when the environment or the portal is down for more than half a day, or when the test data is corrupted. It resumes after the fix is deployed and the blocked cases are re-run from their first step.</w:t>
       </w:r>
     </w:p>
     <w:p>
@@ -5220,7 +4860,7 @@
               <w:rPr>
                 <w:sz w:val="18"/>
               </w:rPr>
-              <w:t>CI</w:t>
+              <w:t>SIT</w:t>
             </w:r>
           </w:p>
         </w:tc>
@@ -5242,7 +4882,7 @@
               <w:rPr>
                 <w:sz w:val="18"/>
               </w:rPr>
-              <w:t>Automated unit and integration tests on every change</w:t>
+              <w:t>System test and persona end-to-end runs by iorta TechNXT QA; the portal on its own address</w:t>
             </w:r>
           </w:p>
         </w:tc>
@@ -5264,7 +4904,7 @@
               <w:rPr>
                 <w:sz w:val="18"/>
               </w:rPr>
-              <w:t>Created by each test; PostgreSQL in a container</w:t>
+              <w:t>Data sets of section 4.2; test mailboxes for HR contacts and insurers</w:t>
             </w:r>
           </w:p>
         </w:tc>
@@ -5292,7 +4932,7 @@
               <w:rPr>
                 <w:sz w:val="18"/>
               </w:rPr>
-              <w:t>SIT</w:t>
+              <w:t>UAT</w:t>
             </w:r>
           </w:p>
         </w:tc>
@@ -5315,7 +4955,7 @@
               <w:rPr>
                 <w:sz w:val="18"/>
               </w:rPr>
-              <w:t>System test and persona end-to-end runs by iorta TechNXT QA; the portal on its own address</w:t>
+              <w:t>Acceptance by BDOI testers, portal in the zone approved by BDO Information Security</w:t>
             </w:r>
           </w:p>
         </w:tc>
@@ -5329,77 +4969,6 @@
               <w:right w:w="90" w:type="dxa"/>
             </w:tcMar>
             <w:shd w:val="clear" w:color="auto" w:fill="E5F5FF"/>
-          </w:tcPr>
-          <w:p>
-            <w:pPr>
-              <w:pStyle w:val="BDOITable"/>
-            </w:pPr>
-            <w:r>
-              <w:rPr>
-                <w:sz w:val="18"/>
-              </w:rPr>
-              <w:t>Data sets of section 4.2; test mailboxes for HR contacts and insurers</w:t>
-            </w:r>
-          </w:p>
-        </w:tc>
-      </w:tr>
-      <w:tr>
-        <w:trPr>
-          <w:cantSplit w:val="true"/>
-        </w:trPr>
-        <w:tc>
-          <w:tcPr>
-            <w:tcW w:type="dxa" w:w="1800"/>
-            <w:tcMar>
-              <w:top w:w="50" w:type="dxa"/>
-              <w:bottom w:w="50" w:type="dxa"/>
-              <w:left w:w="90" w:type="dxa"/>
-              <w:right w:w="90" w:type="dxa"/>
-            </w:tcMar>
-          </w:tcPr>
-          <w:p>
-            <w:pPr>
-              <w:pStyle w:val="BDOITable"/>
-            </w:pPr>
-            <w:r>
-              <w:rPr>
-                <w:sz w:val="18"/>
-              </w:rPr>
-              <w:t>UAT</w:t>
-            </w:r>
-          </w:p>
-        </w:tc>
-        <w:tc>
-          <w:tcPr>
-            <w:tcW w:type="dxa" w:w="4432"/>
-            <w:tcMar>
-              <w:top w:w="50" w:type="dxa"/>
-              <w:bottom w:w="50" w:type="dxa"/>
-              <w:left w:w="90" w:type="dxa"/>
-              <w:right w:w="90" w:type="dxa"/>
-            </w:tcMar>
-          </w:tcPr>
-          <w:p>
-            <w:pPr>
-              <w:pStyle w:val="BDOITable"/>
-            </w:pPr>
-            <w:r>
-              <w:rPr>
-                <w:sz w:val="18"/>
-              </w:rPr>
-              <w:t>Acceptance by BDOI testers, portal in the zone approved by BDO Information Security</w:t>
-            </w:r>
-          </w:p>
-        </w:tc>
-        <w:tc>
-          <w:tcPr>
-            <w:tcW w:type="dxa" w:w="3739"/>
-            <w:tcMar>
-              <w:top w:w="50" w:type="dxa"/>
-              <w:bottom w:w="50" w:type="dxa"/>
-              <w:left w:w="90" w:type="dxa"/>
-              <w:right w:w="90" w:type="dxa"/>
-            </w:tcMar>
           </w:tcPr>
           <w:p>
             <w:pPr>
@@ -5440,7 +5009,7 @@
     <w:p>
       <w:r>
         <w:rPr/>
-        <w:t>EB is not built, so no seed provides the data yet. The test lead prepares each set on SIT as its source column says; portal users are provisioned in scenario SC-EB-02 and reused by the later scenarios. When the modules are built, the sets become a seed data.</w:t>
+        <w:t>The test lead prepares each set on SIT as its source column says; portal users are provisioned in scenario SC-EB-02 and reused by the later scenarios.</w:t>
       </w:r>
     </w:p>
     <w:p>
@@ -6353,7 +5922,7 @@
               <w:rPr>
                 <w:sz w:val="18"/>
               </w:rPr>
-              <w:t>Owns this plan and the workbook; prepares environments, data and portal users; runs the daily defect triage; reports progress</w:t>
+              <w:t>Owns this plan and the workbook; prepares environments, data and portal users; runs the daily issue triage; reports progress</w:t>
             </w:r>
           </w:p>
         </w:tc>
@@ -6427,7 +5996,7 @@
               <w:rPr>
                 <w:sz w:val="18"/>
               </w:rPr>
-              <w:t>Run the system test and the persona end-to-end scenarios, including the portal steps; raise defects with evidence</w:t>
+              <w:t>Run the system test and the persona end-to-end scenarios, including the portal steps; raise issues with evidence</w:t>
             </w:r>
           </w:p>
         </w:tc>
@@ -6498,7 +6067,7 @@
               <w:rPr>
                 <w:sz w:val="18"/>
               </w:rPr>
-              <w:t>Write and keep the automated tests green; add the automation references; fix defects</w:t>
+              <w:t>Resolve issues; support triage</w:t>
             </w:r>
           </w:p>
         </w:tc>
@@ -6572,7 +6141,7 @@
               <w:rPr>
                 <w:sz w:val="18"/>
               </w:rPr>
-              <w:t>Run the UAT scenarios of their department; act as insurer and client HR users in the portal; raise defects</w:t>
+              <w:t>Run the UAT scenarios of their department; act as insurer and client HR users in the portal; raise issues</w:t>
             </w:r>
           </w:p>
         </w:tc>
@@ -6643,7 +6212,7 @@
               <w:rPr>
                 <w:sz w:val="18"/>
               </w:rPr>
-              <w:t>Decides on disputed expected results and accepted defects; signs off UAT</w:t>
+              <w:t>Decides on disputed expected results and accepted issues; signs off UAT</w:t>
             </w:r>
           </w:p>
         </w:tc>
@@ -7742,7 +7311,7 @@
       <w:bookmarkStart w:id="117" w:name="_Toc000117"/>
       <w:r>
         <w:rPr/>
-        <w:t>6 Defect management</w:t>
+        <w:t>6 Issue management</w:t>
       </w:r>
       <w:bookmarkEnd w:id="117"/>
     </w:p>
@@ -7772,7 +7341,7 @@
       </w:r>
       <w:r>
         <w:rPr/>
-        <w:t>Defect severity</w:t>
+        <w:t>Issue severity</w:t>
       </w:r>
     </w:p>
     <w:tbl>
@@ -8203,7 +7772,7 @@
       </w:r>
       <w:r>
         <w:rPr/>
-        <w:t>Testers raise a defect for each failed case, with the case ID, steps, actual result, screenshot and the programme or cycle number.</w:t>
+        <w:t>Testers raise an issue for each failed case, with the case ID, steps, actual result, screenshot and the programme or cycle number.</w:t>
       </w:r>
     </w:p>
     <w:p>
@@ -8223,7 +7792,7 @@
       </w:r>
       <w:r>
         <w:rPr/>
-        <w:t>The test lead triages new defects daily with the development lead and, during UAT, the BDOI process owner. A disputed expected result goes to the BDOI process owner; an FRS change goes to the FRS owner (section 9). Portal security defects are also reported to BDO Information Security.</w:t>
+        <w:t>The test lead triages new issues daily with the development lead and, during UAT, the BDOI process owner. A disputed expected result goes to the BDOI process owner; an FRS change goes to the FRS owner, who records it in the clarifications chapter of the FRS. Portal security issues are also reported to BDO Information Security.</w:t>
       </w:r>
     </w:p>
     <w:p>
@@ -8263,7 +7832,7 @@
       </w:r>
       <w:r>
         <w:rPr/>
-        <w:t>A fixed defect is retested with its case and the cases of the same condition; the automated tests of the FR must also pass.</w:t>
+        <w:t>A resolved issue is retested with its case and the cases of the same condition.</w:t>
       </w:r>
     </w:p>
     <w:p>
@@ -9058,7 +8627,7 @@
               <w:rPr>
                 <w:sz w:val="18"/>
               </w:rPr>
-              <w:t>Test cases with an automation reference</w:t>
+              <w:t>Roles-and-access checks (action x role)</w:t>
             </w:r>
           </w:p>
         </w:tc>
@@ -9081,7 +8650,7 @@
               <w:rPr>
                 <w:sz w:val="18"/>
               </w:rPr>
-              <w:t>0</w:t>
+              <w:t>44</w:t>
             </w:r>
           </w:p>
         </w:tc>
@@ -9108,7 +8677,7 @@
               <w:rPr>
                 <w:sz w:val="18"/>
               </w:rPr>
-              <w:t>Roles-and-access checks (action x role)</w:t>
+              <w:t>Named test data sets</w:t>
             </w:r>
           </w:p>
         </w:tc>
@@ -9121,57 +8690,6 @@
               <w:left w:w="90" w:type="dxa"/>
               <w:right w:w="90" w:type="dxa"/>
             </w:tcMar>
-          </w:tcPr>
-          <w:p>
-            <w:pPr>
-              <w:pStyle w:val="BDOITable"/>
-            </w:pPr>
-            <w:r>
-              <w:rPr>
-                <w:sz w:val="18"/>
-              </w:rPr>
-              <w:t>44</w:t>
-            </w:r>
-          </w:p>
-        </w:tc>
-      </w:tr>
-      <w:tr>
-        <w:trPr>
-          <w:cantSplit w:val="true"/>
-        </w:trPr>
-        <w:tc>
-          <w:tcPr>
-            <w:tcW w:type="dxa" w:w="6648"/>
-            <w:tcMar>
-              <w:top w:w="50" w:type="dxa"/>
-              <w:bottom w:w="50" w:type="dxa"/>
-              <w:left w:w="90" w:type="dxa"/>
-              <w:right w:w="90" w:type="dxa"/>
-            </w:tcMar>
-            <w:shd w:val="clear" w:color="auto" w:fill="E5F5FF"/>
-          </w:tcPr>
-          <w:p>
-            <w:pPr>
-              <w:pStyle w:val="BDOITable"/>
-            </w:pPr>
-            <w:r>
-              <w:rPr>
-                <w:sz w:val="18"/>
-              </w:rPr>
-              <w:t>Named test data sets</w:t>
-            </w:r>
-          </w:p>
-        </w:tc>
-        <w:tc>
-          <w:tcPr>
-            <w:tcW w:type="dxa" w:w="3324"/>
-            <w:tcMar>
-              <w:top w:w="50" w:type="dxa"/>
-              <w:bottom w:w="50" w:type="dxa"/>
-              <w:left w:w="90" w:type="dxa"/>
-              <w:right w:w="90" w:type="dxa"/>
-            </w:tcMar>
-            <w:shd w:val="clear" w:color="auto" w:fill="E5F5FF"/>
           </w:tcPr>
           <w:p>
             <w:pPr>
@@ -9195,7 +8713,7 @@
     <w:p>
       <w:r>
         <w:rPr/>
-        <w:t>Every FR has at least one positive and one negative case, and every BRD ID is covered. The builder of the workbook checks this each time the plan is built and refuses to produce a plan with a gap.</w:t>
+        <w:t>Every FR has at least one positive and one negative case, and every BRD ID is covered. The coverage is checked each time the workbook is issued, and a plan with a gap is not issued.</w:t>
       </w:r>
     </w:p>
     <w:p>
@@ -9243,14 +8761,13 @@
         <w:tblLayout w:type="fixed"/>
       </w:tblPr>
       <w:tblGrid>
-        <w:gridCol w:w="1188"/>
-        <w:gridCol w:w="3307"/>
-        <w:gridCol w:w="1653"/>
-        <w:gridCol w:w="775"/>
-        <w:gridCol w:w="775"/>
-        <w:gridCol w:w="775"/>
-        <w:gridCol w:w="671"/>
-        <w:gridCol w:w="826"/>
+        <w:gridCol w:w="1182"/>
+        <w:gridCol w:w="3804"/>
+        <w:gridCol w:w="1953"/>
+        <w:gridCol w:w="771"/>
+        <w:gridCol w:w="771"/>
+        <w:gridCol w:w="771"/>
+        <w:gridCol w:w="719"/>
       </w:tblGrid>
       <w:tr>
         <w:trPr>
@@ -9259,7 +8776,7 @@
         </w:trPr>
         <w:tc>
           <w:tcPr>
-            <w:tcW w:type="dxa" w:w="1188"/>
+            <w:tcW w:type="dxa" w:w="1182"/>
             <w:shd w:val="clear" w:color="auto" w:fill="004EA8"/>
             <w:tcMar>
               <w:top w:w="50" w:type="dxa"/>
@@ -9285,7 +8802,7 @@
         </w:tc>
         <w:tc>
           <w:tcPr>
-            <w:tcW w:type="dxa" w:w="3307"/>
+            <w:tcW w:type="dxa" w:w="3804"/>
             <w:shd w:val="clear" w:color="auto" w:fill="004EA8"/>
             <w:tcMar>
               <w:top w:w="50" w:type="dxa"/>
@@ -9311,7 +8828,7 @@
         </w:tc>
         <w:tc>
           <w:tcPr>
-            <w:tcW w:type="dxa" w:w="1653"/>
+            <w:tcW w:type="dxa" w:w="1953"/>
             <w:shd w:val="clear" w:color="auto" w:fill="004EA8"/>
             <w:tcMar>
               <w:top w:w="50" w:type="dxa"/>
@@ -9337,7 +8854,7 @@
         </w:tc>
         <w:tc>
           <w:tcPr>
-            <w:tcW w:type="dxa" w:w="775"/>
+            <w:tcW w:type="dxa" w:w="771"/>
             <w:shd w:val="clear" w:color="auto" w:fill="004EA8"/>
             <w:tcMar>
               <w:top w:w="50" w:type="dxa"/>
@@ -9363,7 +8880,7 @@
         </w:tc>
         <w:tc>
           <w:tcPr>
-            <w:tcW w:type="dxa" w:w="775"/>
+            <w:tcW w:type="dxa" w:w="771"/>
             <w:shd w:val="clear" w:color="auto" w:fill="004EA8"/>
             <w:tcMar>
               <w:top w:w="50" w:type="dxa"/>
@@ -9389,7 +8906,7 @@
         </w:tc>
         <w:tc>
           <w:tcPr>
-            <w:tcW w:type="dxa" w:w="775"/>
+            <w:tcW w:type="dxa" w:w="771"/>
             <w:shd w:val="clear" w:color="auto" w:fill="004EA8"/>
             <w:tcMar>
               <w:top w:w="50" w:type="dxa"/>
@@ -9415,7 +8932,7 @@
         </w:tc>
         <w:tc>
           <w:tcPr>
-            <w:tcW w:type="dxa" w:w="672"/>
+            <w:tcW w:type="dxa" w:w="720"/>
             <w:shd w:val="clear" w:color="auto" w:fill="004EA8"/>
             <w:tcMar>
               <w:top w:w="50" w:type="dxa"/>
@@ -9436,32 +8953,6 @@
                 <w:sz w:val="16"/>
               </w:rPr>
               <w:t>Total</w:t>
-            </w:r>
-          </w:p>
-        </w:tc>
-        <w:tc>
-          <w:tcPr>
-            <w:tcW w:type="dxa" w:w="827"/>
-            <w:shd w:val="clear" w:color="auto" w:fill="004EA8"/>
-            <w:tcMar>
-              <w:top w:w="50" w:type="dxa"/>
-              <w:bottom w:w="50" w:type="dxa"/>
-              <w:left w:w="90" w:type="dxa"/>
-              <w:right w:w="90" w:type="dxa"/>
-            </w:tcMar>
-            <w:vAlign w:val="center"/>
-          </w:tcPr>
-          <w:p>
-            <w:pPr>
-              <w:pStyle w:val="BDOITableHeader"/>
-            </w:pPr>
-            <w:r>
-              <w:rPr>
-                <w:b/>
-                <w:color w:val="FFFFFF"/>
-                <w:sz w:val="16"/>
-              </w:rPr>
-              <w:t>Auto.</w:t>
             </w:r>
           </w:p>
         </w:tc>
@@ -9472,7 +8963,7 @@
         </w:trPr>
         <w:tc>
           <w:tcPr>
-            <w:tcW w:type="dxa" w:w="1188"/>
+            <w:tcW w:type="dxa" w:w="1182"/>
             <w:tcMar>
               <w:top w:w="50" w:type="dxa"/>
               <w:bottom w:w="50" w:type="dxa"/>
@@ -9494,7 +8985,7 @@
         </w:tc>
         <w:tc>
           <w:tcPr>
-            <w:tcW w:type="dxa" w:w="3307"/>
+            <w:tcW w:type="dxa" w:w="3804"/>
             <w:tcMar>
               <w:top w:w="50" w:type="dxa"/>
               <w:bottom w:w="50" w:type="dxa"/>
@@ -9516,7 +9007,7 @@
         </w:tc>
         <w:tc>
           <w:tcPr>
-            <w:tcW w:type="dxa" w:w="1653"/>
+            <w:tcW w:type="dxa" w:w="1953"/>
             <w:tcMar>
               <w:top w:w="50" w:type="dxa"/>
               <w:bottom w:w="50" w:type="dxa"/>
@@ -9538,7 +9029,7 @@
         </w:tc>
         <w:tc>
           <w:tcPr>
-            <w:tcW w:type="dxa" w:w="775"/>
+            <w:tcW w:type="dxa" w:w="771"/>
             <w:tcMar>
               <w:top w:w="50" w:type="dxa"/>
               <w:bottom w:w="50" w:type="dxa"/>
@@ -9560,7 +9051,7 @@
         </w:tc>
         <w:tc>
           <w:tcPr>
-            <w:tcW w:type="dxa" w:w="775"/>
+            <w:tcW w:type="dxa" w:w="771"/>
             <w:tcMar>
               <w:top w:w="50" w:type="dxa"/>
               <w:bottom w:w="50" w:type="dxa"/>
@@ -9582,7 +9073,7 @@
         </w:tc>
         <w:tc>
           <w:tcPr>
-            <w:tcW w:type="dxa" w:w="775"/>
+            <w:tcW w:type="dxa" w:w="771"/>
             <w:tcMar>
               <w:top w:w="50" w:type="dxa"/>
               <w:bottom w:w="50" w:type="dxa"/>
@@ -9604,7 +9095,7 @@
         </w:tc>
         <w:tc>
           <w:tcPr>
-            <w:tcW w:type="dxa" w:w="672"/>
+            <w:tcW w:type="dxa" w:w="720"/>
             <w:tcMar>
               <w:top w:w="50" w:type="dxa"/>
               <w:bottom w:w="50" w:type="dxa"/>
@@ -9621,28 +9112,6 @@
                 <w:sz w:val="16"/>
               </w:rPr>
               <w:t>4</w:t>
-            </w:r>
-          </w:p>
-        </w:tc>
-        <w:tc>
-          <w:tcPr>
-            <w:tcW w:type="dxa" w:w="827"/>
-            <w:tcMar>
-              <w:top w:w="50" w:type="dxa"/>
-              <w:bottom w:w="50" w:type="dxa"/>
-              <w:left w:w="90" w:type="dxa"/>
-              <w:right w:w="90" w:type="dxa"/>
-            </w:tcMar>
-          </w:tcPr>
-          <w:p>
-            <w:pPr>
-              <w:pStyle w:val="BDOITable"/>
-            </w:pPr>
-            <w:r>
-              <w:rPr>
-                <w:sz w:val="16"/>
-              </w:rPr>
-              <w:t>0</w:t>
             </w:r>
           </w:p>
         </w:tc>
@@ -9653,7 +9122,7 @@
         </w:trPr>
         <w:tc>
           <w:tcPr>
-            <w:tcW w:type="dxa" w:w="1188"/>
+            <w:tcW w:type="dxa" w:w="1182"/>
             <w:tcMar>
               <w:top w:w="50" w:type="dxa"/>
               <w:bottom w:w="50" w:type="dxa"/>
@@ -9676,7 +9145,7 @@
         </w:tc>
         <w:tc>
           <w:tcPr>
-            <w:tcW w:type="dxa" w:w="3307"/>
+            <w:tcW w:type="dxa" w:w="3804"/>
             <w:tcMar>
               <w:top w:w="50" w:type="dxa"/>
               <w:bottom w:w="50" w:type="dxa"/>
@@ -9699,7 +9168,7 @@
         </w:tc>
         <w:tc>
           <w:tcPr>
-            <w:tcW w:type="dxa" w:w="1653"/>
+            <w:tcW w:type="dxa" w:w="1953"/>
             <w:tcMar>
               <w:top w:w="50" w:type="dxa"/>
               <w:bottom w:w="50" w:type="dxa"/>
@@ -9722,7 +9191,7 @@
         </w:tc>
         <w:tc>
           <w:tcPr>
-            <w:tcW w:type="dxa" w:w="775"/>
+            <w:tcW w:type="dxa" w:w="771"/>
             <w:tcMar>
               <w:top w:w="50" w:type="dxa"/>
               <w:bottom w:w="50" w:type="dxa"/>
@@ -9745,7 +9214,7 @@
         </w:tc>
         <w:tc>
           <w:tcPr>
-            <w:tcW w:type="dxa" w:w="775"/>
+            <w:tcW w:type="dxa" w:w="771"/>
             <w:tcMar>
               <w:top w:w="50" w:type="dxa"/>
               <w:bottom w:w="50" w:type="dxa"/>
@@ -9768,7 +9237,7 @@
         </w:tc>
         <w:tc>
           <w:tcPr>
-            <w:tcW w:type="dxa" w:w="775"/>
+            <w:tcW w:type="dxa" w:w="771"/>
             <w:tcMar>
               <w:top w:w="50" w:type="dxa"/>
               <w:bottom w:w="50" w:type="dxa"/>
@@ -9791,7 +9260,7 @@
         </w:tc>
         <w:tc>
           <w:tcPr>
-            <w:tcW w:type="dxa" w:w="672"/>
+            <w:tcW w:type="dxa" w:w="720"/>
             <w:tcMar>
               <w:top w:w="50" w:type="dxa"/>
               <w:bottom w:w="50" w:type="dxa"/>
@@ -9809,29 +9278,6 @@
                 <w:sz w:val="16"/>
               </w:rPr>
               <w:t>4</w:t>
-            </w:r>
-          </w:p>
-        </w:tc>
-        <w:tc>
-          <w:tcPr>
-            <w:tcW w:type="dxa" w:w="827"/>
-            <w:tcMar>
-              <w:top w:w="50" w:type="dxa"/>
-              <w:bottom w:w="50" w:type="dxa"/>
-              <w:left w:w="90" w:type="dxa"/>
-              <w:right w:w="90" w:type="dxa"/>
-            </w:tcMar>
-            <w:shd w:val="clear" w:color="auto" w:fill="E5F5FF"/>
-          </w:tcPr>
-          <w:p>
-            <w:pPr>
-              <w:pStyle w:val="BDOITable"/>
-            </w:pPr>
-            <w:r>
-              <w:rPr>
-                <w:sz w:val="16"/>
-              </w:rPr>
-              <w:t>0</w:t>
             </w:r>
           </w:p>
         </w:tc>
@@ -9842,7 +9288,7 @@
         </w:trPr>
         <w:tc>
           <w:tcPr>
-            <w:tcW w:type="dxa" w:w="1188"/>
+            <w:tcW w:type="dxa" w:w="1182"/>
             <w:tcMar>
               <w:top w:w="50" w:type="dxa"/>
               <w:bottom w:w="50" w:type="dxa"/>
@@ -9864,7 +9310,7 @@
         </w:tc>
         <w:tc>
           <w:tcPr>
-            <w:tcW w:type="dxa" w:w="3307"/>
+            <w:tcW w:type="dxa" w:w="3804"/>
             <w:tcMar>
               <w:top w:w="50" w:type="dxa"/>
               <w:bottom w:w="50" w:type="dxa"/>
@@ -9886,7 +9332,7 @@
         </w:tc>
         <w:tc>
           <w:tcPr>
-            <w:tcW w:type="dxa" w:w="1653"/>
+            <w:tcW w:type="dxa" w:w="1953"/>
             <w:tcMar>
               <w:top w:w="50" w:type="dxa"/>
               <w:bottom w:w="50" w:type="dxa"/>
@@ -9908,7 +9354,7 @@
         </w:tc>
         <w:tc>
           <w:tcPr>
-            <w:tcW w:type="dxa" w:w="775"/>
+            <w:tcW w:type="dxa" w:w="771"/>
             <w:tcMar>
               <w:top w:w="50" w:type="dxa"/>
               <w:bottom w:w="50" w:type="dxa"/>
@@ -9930,7 +9376,7 @@
         </w:tc>
         <w:tc>
           <w:tcPr>
-            <w:tcW w:type="dxa" w:w="775"/>
+            <w:tcW w:type="dxa" w:w="771"/>
             <w:tcMar>
               <w:top w:w="50" w:type="dxa"/>
               <w:bottom w:w="50" w:type="dxa"/>
@@ -9952,7 +9398,7 @@
         </w:tc>
         <w:tc>
           <w:tcPr>
-            <w:tcW w:type="dxa" w:w="775"/>
+            <w:tcW w:type="dxa" w:w="771"/>
             <w:tcMar>
               <w:top w:w="50" w:type="dxa"/>
               <w:bottom w:w="50" w:type="dxa"/>
@@ -9974,7 +9420,7 @@
         </w:tc>
         <w:tc>
           <w:tcPr>
-            <w:tcW w:type="dxa" w:w="672"/>
+            <w:tcW w:type="dxa" w:w="720"/>
             <w:tcMar>
               <w:top w:w="50" w:type="dxa"/>
               <w:bottom w:w="50" w:type="dxa"/>
@@ -9991,28 +9437,6 @@
                 <w:sz w:val="16"/>
               </w:rPr>
               <w:t>3</w:t>
-            </w:r>
-          </w:p>
-        </w:tc>
-        <w:tc>
-          <w:tcPr>
-            <w:tcW w:type="dxa" w:w="827"/>
-            <w:tcMar>
-              <w:top w:w="50" w:type="dxa"/>
-              <w:bottom w:w="50" w:type="dxa"/>
-              <w:left w:w="90" w:type="dxa"/>
-              <w:right w:w="90" w:type="dxa"/>
-            </w:tcMar>
-          </w:tcPr>
-          <w:p>
-            <w:pPr>
-              <w:pStyle w:val="BDOITable"/>
-            </w:pPr>
-            <w:r>
-              <w:rPr>
-                <w:sz w:val="16"/>
-              </w:rPr>
-              <w:t>0</w:t>
             </w:r>
           </w:p>
         </w:tc>
@@ -10023,7 +9447,7 @@
         </w:trPr>
         <w:tc>
           <w:tcPr>
-            <w:tcW w:type="dxa" w:w="1188"/>
+            <w:tcW w:type="dxa" w:w="1182"/>
             <w:tcMar>
               <w:top w:w="50" w:type="dxa"/>
               <w:bottom w:w="50" w:type="dxa"/>
@@ -10046,7 +9470,7 @@
         </w:tc>
         <w:tc>
           <w:tcPr>
-            <w:tcW w:type="dxa" w:w="3307"/>
+            <w:tcW w:type="dxa" w:w="3804"/>
             <w:tcMar>
               <w:top w:w="50" w:type="dxa"/>
               <w:bottom w:w="50" w:type="dxa"/>
@@ -10069,7 +9493,7 @@
         </w:tc>
         <w:tc>
           <w:tcPr>
-            <w:tcW w:type="dxa" w:w="1653"/>
+            <w:tcW w:type="dxa" w:w="1953"/>
             <w:tcMar>
               <w:top w:w="50" w:type="dxa"/>
               <w:bottom w:w="50" w:type="dxa"/>
@@ -10092,7 +9516,7 @@
         </w:tc>
         <w:tc>
           <w:tcPr>
-            <w:tcW w:type="dxa" w:w="775"/>
+            <w:tcW w:type="dxa" w:w="771"/>
             <w:tcMar>
               <w:top w:w="50" w:type="dxa"/>
               <w:bottom w:w="50" w:type="dxa"/>
@@ -10115,7 +9539,7 @@
         </w:tc>
         <w:tc>
           <w:tcPr>
-            <w:tcW w:type="dxa" w:w="775"/>
+            <w:tcW w:type="dxa" w:w="771"/>
             <w:tcMar>
               <w:top w:w="50" w:type="dxa"/>
               <w:bottom w:w="50" w:type="dxa"/>
@@ -10138,7 +9562,7 @@
         </w:tc>
         <w:tc>
           <w:tcPr>
-            <w:tcW w:type="dxa" w:w="775"/>
+            <w:tcW w:type="dxa" w:w="771"/>
             <w:tcMar>
               <w:top w:w="50" w:type="dxa"/>
               <w:bottom w:w="50" w:type="dxa"/>
@@ -10161,7 +9585,7 @@
         </w:tc>
         <w:tc>
           <w:tcPr>
-            <w:tcW w:type="dxa" w:w="672"/>
+            <w:tcW w:type="dxa" w:w="720"/>
             <w:tcMar>
               <w:top w:w="50" w:type="dxa"/>
               <w:bottom w:w="50" w:type="dxa"/>
@@ -10179,29 +9603,6 @@
                 <w:sz w:val="16"/>
               </w:rPr>
               <w:t>3</w:t>
-            </w:r>
-          </w:p>
-        </w:tc>
-        <w:tc>
-          <w:tcPr>
-            <w:tcW w:type="dxa" w:w="827"/>
-            <w:tcMar>
-              <w:top w:w="50" w:type="dxa"/>
-              <w:bottom w:w="50" w:type="dxa"/>
-              <w:left w:w="90" w:type="dxa"/>
-              <w:right w:w="90" w:type="dxa"/>
-            </w:tcMar>
-            <w:shd w:val="clear" w:color="auto" w:fill="E5F5FF"/>
-          </w:tcPr>
-          <w:p>
-            <w:pPr>
-              <w:pStyle w:val="BDOITable"/>
-            </w:pPr>
-            <w:r>
-              <w:rPr>
-                <w:sz w:val="16"/>
-              </w:rPr>
-              <w:t>0</w:t>
             </w:r>
           </w:p>
         </w:tc>
@@ -10212,7 +9613,7 @@
         </w:trPr>
         <w:tc>
           <w:tcPr>
-            <w:tcW w:type="dxa" w:w="1188"/>
+            <w:tcW w:type="dxa" w:w="1182"/>
             <w:tcMar>
               <w:top w:w="50" w:type="dxa"/>
               <w:bottom w:w="50" w:type="dxa"/>
@@ -10234,7 +9635,7 @@
         </w:tc>
         <w:tc>
           <w:tcPr>
-            <w:tcW w:type="dxa" w:w="3307"/>
+            <w:tcW w:type="dxa" w:w="3804"/>
             <w:tcMar>
               <w:top w:w="50" w:type="dxa"/>
               <w:bottom w:w="50" w:type="dxa"/>
@@ -10256,7 +9657,7 @@
         </w:tc>
         <w:tc>
           <w:tcPr>
-            <w:tcW w:type="dxa" w:w="1653"/>
+            <w:tcW w:type="dxa" w:w="1953"/>
             <w:tcMar>
               <w:top w:w="50" w:type="dxa"/>
               <w:bottom w:w="50" w:type="dxa"/>
@@ -10278,7 +9679,7 @@
         </w:tc>
         <w:tc>
           <w:tcPr>
-            <w:tcW w:type="dxa" w:w="775"/>
+            <w:tcW w:type="dxa" w:w="771"/>
             <w:tcMar>
               <w:top w:w="50" w:type="dxa"/>
               <w:bottom w:w="50" w:type="dxa"/>
@@ -10300,7 +9701,7 @@
         </w:tc>
         <w:tc>
           <w:tcPr>
-            <w:tcW w:type="dxa" w:w="775"/>
+            <w:tcW w:type="dxa" w:w="771"/>
             <w:tcMar>
               <w:top w:w="50" w:type="dxa"/>
               <w:bottom w:w="50" w:type="dxa"/>
@@ -10322,7 +9723,7 @@
         </w:tc>
         <w:tc>
           <w:tcPr>
-            <w:tcW w:type="dxa" w:w="775"/>
+            <w:tcW w:type="dxa" w:w="771"/>
             <w:tcMar>
               <w:top w:w="50" w:type="dxa"/>
               <w:bottom w:w="50" w:type="dxa"/>
@@ -10344,7 +9745,7 @@
         </w:tc>
         <w:tc>
           <w:tcPr>
-            <w:tcW w:type="dxa" w:w="672"/>
+            <w:tcW w:type="dxa" w:w="720"/>
             <w:tcMar>
               <w:top w:w="50" w:type="dxa"/>
               <w:bottom w:w="50" w:type="dxa"/>
@@ -10361,28 +9762,6 @@
                 <w:sz w:val="16"/>
               </w:rPr>
               <w:t>5</w:t>
-            </w:r>
-          </w:p>
-        </w:tc>
-        <w:tc>
-          <w:tcPr>
-            <w:tcW w:type="dxa" w:w="827"/>
-            <w:tcMar>
-              <w:top w:w="50" w:type="dxa"/>
-              <w:bottom w:w="50" w:type="dxa"/>
-              <w:left w:w="90" w:type="dxa"/>
-              <w:right w:w="90" w:type="dxa"/>
-            </w:tcMar>
-          </w:tcPr>
-          <w:p>
-            <w:pPr>
-              <w:pStyle w:val="BDOITable"/>
-            </w:pPr>
-            <w:r>
-              <w:rPr>
-                <w:sz w:val="16"/>
-              </w:rPr>
-              <w:t>0</w:t>
             </w:r>
           </w:p>
         </w:tc>
@@ -10393,7 +9772,7 @@
         </w:trPr>
         <w:tc>
           <w:tcPr>
-            <w:tcW w:type="dxa" w:w="1188"/>
+            <w:tcW w:type="dxa" w:w="1182"/>
             <w:tcMar>
               <w:top w:w="50" w:type="dxa"/>
               <w:bottom w:w="50" w:type="dxa"/>
@@ -10416,7 +9795,7 @@
         </w:tc>
         <w:tc>
           <w:tcPr>
-            <w:tcW w:type="dxa" w:w="3307"/>
+            <w:tcW w:type="dxa" w:w="3804"/>
             <w:tcMar>
               <w:top w:w="50" w:type="dxa"/>
               <w:bottom w:w="50" w:type="dxa"/>
@@ -10439,7 +9818,7 @@
         </w:tc>
         <w:tc>
           <w:tcPr>
-            <w:tcW w:type="dxa" w:w="1653"/>
+            <w:tcW w:type="dxa" w:w="1953"/>
             <w:tcMar>
               <w:top w:w="50" w:type="dxa"/>
               <w:bottom w:w="50" w:type="dxa"/>
@@ -10462,7 +9841,7 @@
         </w:tc>
         <w:tc>
           <w:tcPr>
-            <w:tcW w:type="dxa" w:w="775"/>
+            <w:tcW w:type="dxa" w:w="771"/>
             <w:tcMar>
               <w:top w:w="50" w:type="dxa"/>
               <w:bottom w:w="50" w:type="dxa"/>
@@ -10485,7 +9864,7 @@
         </w:tc>
         <w:tc>
           <w:tcPr>
-            <w:tcW w:type="dxa" w:w="775"/>
+            <w:tcW w:type="dxa" w:w="771"/>
             <w:tcMar>
               <w:top w:w="50" w:type="dxa"/>
               <w:bottom w:w="50" w:type="dxa"/>
@@ -10508,7 +9887,7 @@
         </w:tc>
         <w:tc>
           <w:tcPr>
-            <w:tcW w:type="dxa" w:w="775"/>
+            <w:tcW w:type="dxa" w:w="771"/>
             <w:tcMar>
               <w:top w:w="50" w:type="dxa"/>
               <w:bottom w:w="50" w:type="dxa"/>
@@ -10531,7 +9910,7 @@
         </w:tc>
         <w:tc>
           <w:tcPr>
-            <w:tcW w:type="dxa" w:w="672"/>
+            <w:tcW w:type="dxa" w:w="720"/>
             <w:tcMar>
               <w:top w:w="50" w:type="dxa"/>
               <w:bottom w:w="50" w:type="dxa"/>
@@ -10549,29 +9928,6 @@
                 <w:sz w:val="16"/>
               </w:rPr>
               <w:t>6</w:t>
-            </w:r>
-          </w:p>
-        </w:tc>
-        <w:tc>
-          <w:tcPr>
-            <w:tcW w:type="dxa" w:w="827"/>
-            <w:tcMar>
-              <w:top w:w="50" w:type="dxa"/>
-              <w:bottom w:w="50" w:type="dxa"/>
-              <w:left w:w="90" w:type="dxa"/>
-              <w:right w:w="90" w:type="dxa"/>
-            </w:tcMar>
-            <w:shd w:val="clear" w:color="auto" w:fill="E5F5FF"/>
-          </w:tcPr>
-          <w:p>
-            <w:pPr>
-              <w:pStyle w:val="BDOITable"/>
-            </w:pPr>
-            <w:r>
-              <w:rPr>
-                <w:sz w:val="16"/>
-              </w:rPr>
-              <w:t>0</w:t>
             </w:r>
           </w:p>
         </w:tc>
@@ -10582,7 +9938,7 @@
         </w:trPr>
         <w:tc>
           <w:tcPr>
-            <w:tcW w:type="dxa" w:w="1188"/>
+            <w:tcW w:type="dxa" w:w="1182"/>
             <w:tcMar>
               <w:top w:w="50" w:type="dxa"/>
               <w:bottom w:w="50" w:type="dxa"/>
@@ -10604,7 +9960,7 @@
         </w:tc>
         <w:tc>
           <w:tcPr>
-            <w:tcW w:type="dxa" w:w="3307"/>
+            <w:tcW w:type="dxa" w:w="3804"/>
             <w:tcMar>
               <w:top w:w="50" w:type="dxa"/>
               <w:bottom w:w="50" w:type="dxa"/>
@@ -10626,7 +9982,7 @@
         </w:tc>
         <w:tc>
           <w:tcPr>
-            <w:tcW w:type="dxa" w:w="1653"/>
+            <w:tcW w:type="dxa" w:w="1953"/>
             <w:tcMar>
               <w:top w:w="50" w:type="dxa"/>
               <w:bottom w:w="50" w:type="dxa"/>
@@ -10648,7 +10004,7 @@
         </w:tc>
         <w:tc>
           <w:tcPr>
-            <w:tcW w:type="dxa" w:w="775"/>
+            <w:tcW w:type="dxa" w:w="771"/>
             <w:tcMar>
               <w:top w:w="50" w:type="dxa"/>
               <w:bottom w:w="50" w:type="dxa"/>
@@ -10670,7 +10026,7 @@
         </w:tc>
         <w:tc>
           <w:tcPr>
-            <w:tcW w:type="dxa" w:w="775"/>
+            <w:tcW w:type="dxa" w:w="771"/>
             <w:tcMar>
               <w:top w:w="50" w:type="dxa"/>
               <w:bottom w:w="50" w:type="dxa"/>
@@ -10692,7 +10048,7 @@
         </w:tc>
         <w:tc>
           <w:tcPr>
-            <w:tcW w:type="dxa" w:w="775"/>
+            <w:tcW w:type="dxa" w:w="771"/>
             <w:tcMar>
               <w:top w:w="50" w:type="dxa"/>
               <w:bottom w:w="50" w:type="dxa"/>
@@ -10714,7 +10070,7 @@
         </w:tc>
         <w:tc>
           <w:tcPr>
-            <w:tcW w:type="dxa" w:w="672"/>
+            <w:tcW w:type="dxa" w:w="720"/>
             <w:tcMar>
               <w:top w:w="50" w:type="dxa"/>
               <w:bottom w:w="50" w:type="dxa"/>
@@ -10731,28 +10087,6 @@
                 <w:sz w:val="16"/>
               </w:rPr>
               <w:t>5</w:t>
-            </w:r>
-          </w:p>
-        </w:tc>
-        <w:tc>
-          <w:tcPr>
-            <w:tcW w:type="dxa" w:w="827"/>
-            <w:tcMar>
-              <w:top w:w="50" w:type="dxa"/>
-              <w:bottom w:w="50" w:type="dxa"/>
-              <w:left w:w="90" w:type="dxa"/>
-              <w:right w:w="90" w:type="dxa"/>
-            </w:tcMar>
-          </w:tcPr>
-          <w:p>
-            <w:pPr>
-              <w:pStyle w:val="BDOITable"/>
-            </w:pPr>
-            <w:r>
-              <w:rPr>
-                <w:sz w:val="16"/>
-              </w:rPr>
-              <w:t>0</w:t>
             </w:r>
           </w:p>
         </w:tc>
@@ -10763,7 +10097,7 @@
         </w:trPr>
         <w:tc>
           <w:tcPr>
-            <w:tcW w:type="dxa" w:w="1188"/>
+            <w:tcW w:type="dxa" w:w="1182"/>
             <w:tcMar>
               <w:top w:w="50" w:type="dxa"/>
               <w:bottom w:w="50" w:type="dxa"/>
@@ -10786,7 +10120,7 @@
         </w:tc>
         <w:tc>
           <w:tcPr>
-            <w:tcW w:type="dxa" w:w="3307"/>
+            <w:tcW w:type="dxa" w:w="3804"/>
             <w:tcMar>
               <w:top w:w="50" w:type="dxa"/>
               <w:bottom w:w="50" w:type="dxa"/>
@@ -10809,7 +10143,7 @@
         </w:tc>
         <w:tc>
           <w:tcPr>
-            <w:tcW w:type="dxa" w:w="1653"/>
+            <w:tcW w:type="dxa" w:w="1953"/>
             <w:tcMar>
               <w:top w:w="50" w:type="dxa"/>
               <w:bottom w:w="50" w:type="dxa"/>
@@ -10832,7 +10166,7 @@
         </w:tc>
         <w:tc>
           <w:tcPr>
-            <w:tcW w:type="dxa" w:w="775"/>
+            <w:tcW w:type="dxa" w:w="771"/>
             <w:tcMar>
               <w:top w:w="50" w:type="dxa"/>
               <w:bottom w:w="50" w:type="dxa"/>
@@ -10855,7 +10189,7 @@
         </w:tc>
         <w:tc>
           <w:tcPr>
-            <w:tcW w:type="dxa" w:w="775"/>
+            <w:tcW w:type="dxa" w:w="771"/>
             <w:tcMar>
               <w:top w:w="50" w:type="dxa"/>
               <w:bottom w:w="50" w:type="dxa"/>
@@ -10878,7 +10212,7 @@
         </w:tc>
         <w:tc>
           <w:tcPr>
-            <w:tcW w:type="dxa" w:w="775"/>
+            <w:tcW w:type="dxa" w:w="771"/>
             <w:tcMar>
               <w:top w:w="50" w:type="dxa"/>
               <w:bottom w:w="50" w:type="dxa"/>
@@ -10901,7 +10235,7 @@
         </w:tc>
         <w:tc>
           <w:tcPr>
-            <w:tcW w:type="dxa" w:w="672"/>
+            <w:tcW w:type="dxa" w:w="720"/>
             <w:tcMar>
               <w:top w:w="50" w:type="dxa"/>
               <w:bottom w:w="50" w:type="dxa"/>
@@ -10919,29 +10253,6 @@
                 <w:sz w:val="16"/>
               </w:rPr>
               <w:t>5</w:t>
-            </w:r>
-          </w:p>
-        </w:tc>
-        <w:tc>
-          <w:tcPr>
-            <w:tcW w:type="dxa" w:w="827"/>
-            <w:tcMar>
-              <w:top w:w="50" w:type="dxa"/>
-              <w:bottom w:w="50" w:type="dxa"/>
-              <w:left w:w="90" w:type="dxa"/>
-              <w:right w:w="90" w:type="dxa"/>
-            </w:tcMar>
-            <w:shd w:val="clear" w:color="auto" w:fill="E5F5FF"/>
-          </w:tcPr>
-          <w:p>
-            <w:pPr>
-              <w:pStyle w:val="BDOITable"/>
-            </w:pPr>
-            <w:r>
-              <w:rPr>
-                <w:sz w:val="16"/>
-              </w:rPr>
-              <w:t>0</w:t>
             </w:r>
           </w:p>
         </w:tc>
@@ -10952,7 +10263,7 @@
         </w:trPr>
         <w:tc>
           <w:tcPr>
-            <w:tcW w:type="dxa" w:w="1188"/>
+            <w:tcW w:type="dxa" w:w="1182"/>
             <w:tcMar>
               <w:top w:w="50" w:type="dxa"/>
               <w:bottom w:w="50" w:type="dxa"/>
@@ -10974,7 +10285,7 @@
         </w:tc>
         <w:tc>
           <w:tcPr>
-            <w:tcW w:type="dxa" w:w="3307"/>
+            <w:tcW w:type="dxa" w:w="3804"/>
             <w:tcMar>
               <w:top w:w="50" w:type="dxa"/>
               <w:bottom w:w="50" w:type="dxa"/>
@@ -10996,7 +10307,7 @@
         </w:tc>
         <w:tc>
           <w:tcPr>
-            <w:tcW w:type="dxa" w:w="1653"/>
+            <w:tcW w:type="dxa" w:w="1953"/>
             <w:tcMar>
               <w:top w:w="50" w:type="dxa"/>
               <w:bottom w:w="50" w:type="dxa"/>
@@ -11018,7 +10329,7 @@
         </w:tc>
         <w:tc>
           <w:tcPr>
-            <w:tcW w:type="dxa" w:w="775"/>
+            <w:tcW w:type="dxa" w:w="771"/>
             <w:tcMar>
               <w:top w:w="50" w:type="dxa"/>
               <w:bottom w:w="50" w:type="dxa"/>
@@ -11040,7 +10351,7 @@
         </w:tc>
         <w:tc>
           <w:tcPr>
-            <w:tcW w:type="dxa" w:w="775"/>
+            <w:tcW w:type="dxa" w:w="771"/>
             <w:tcMar>
               <w:top w:w="50" w:type="dxa"/>
               <w:bottom w:w="50" w:type="dxa"/>
@@ -11062,7 +10373,7 @@
         </w:tc>
         <w:tc>
           <w:tcPr>
-            <w:tcW w:type="dxa" w:w="775"/>
+            <w:tcW w:type="dxa" w:w="771"/>
             <w:tcMar>
               <w:top w:w="50" w:type="dxa"/>
               <w:bottom w:w="50" w:type="dxa"/>
@@ -11084,7 +10395,7 @@
         </w:tc>
         <w:tc>
           <w:tcPr>
-            <w:tcW w:type="dxa" w:w="672"/>
+            <w:tcW w:type="dxa" w:w="720"/>
             <w:tcMar>
               <w:top w:w="50" w:type="dxa"/>
               <w:bottom w:w="50" w:type="dxa"/>
@@ -11101,28 +10412,6 @@
                 <w:sz w:val="16"/>
               </w:rPr>
               <w:t>5</w:t>
-            </w:r>
-          </w:p>
-        </w:tc>
-        <w:tc>
-          <w:tcPr>
-            <w:tcW w:type="dxa" w:w="827"/>
-            <w:tcMar>
-              <w:top w:w="50" w:type="dxa"/>
-              <w:bottom w:w="50" w:type="dxa"/>
-              <w:left w:w="90" w:type="dxa"/>
-              <w:right w:w="90" w:type="dxa"/>
-            </w:tcMar>
-          </w:tcPr>
-          <w:p>
-            <w:pPr>
-              <w:pStyle w:val="BDOITable"/>
-            </w:pPr>
-            <w:r>
-              <w:rPr>
-                <w:sz w:val="16"/>
-              </w:rPr>
-              <w:t>0</w:t>
             </w:r>
           </w:p>
         </w:tc>
@@ -11133,7 +10422,7 @@
         </w:trPr>
         <w:tc>
           <w:tcPr>
-            <w:tcW w:type="dxa" w:w="1188"/>
+            <w:tcW w:type="dxa" w:w="1182"/>
             <w:tcMar>
               <w:top w:w="50" w:type="dxa"/>
               <w:bottom w:w="50" w:type="dxa"/>
@@ -11156,7 +10445,7 @@
         </w:tc>
         <w:tc>
           <w:tcPr>
-            <w:tcW w:type="dxa" w:w="3307"/>
+            <w:tcW w:type="dxa" w:w="3804"/>
             <w:tcMar>
               <w:top w:w="50" w:type="dxa"/>
               <w:bottom w:w="50" w:type="dxa"/>
@@ -11179,7 +10468,7 @@
         </w:tc>
         <w:tc>
           <w:tcPr>
-            <w:tcW w:type="dxa" w:w="1653"/>
+            <w:tcW w:type="dxa" w:w="1953"/>
             <w:tcMar>
               <w:top w:w="50" w:type="dxa"/>
               <w:bottom w:w="50" w:type="dxa"/>
@@ -11202,7 +10491,7 @@
         </w:tc>
         <w:tc>
           <w:tcPr>
-            <w:tcW w:type="dxa" w:w="775"/>
+            <w:tcW w:type="dxa" w:w="771"/>
             <w:tcMar>
               <w:top w:w="50" w:type="dxa"/>
               <w:bottom w:w="50" w:type="dxa"/>
@@ -11225,7 +10514,7 @@
         </w:tc>
         <w:tc>
           <w:tcPr>
-            <w:tcW w:type="dxa" w:w="775"/>
+            <w:tcW w:type="dxa" w:w="771"/>
             <w:tcMar>
               <w:top w:w="50" w:type="dxa"/>
               <w:bottom w:w="50" w:type="dxa"/>
@@ -11248,7 +10537,7 @@
         </w:tc>
         <w:tc>
           <w:tcPr>
-            <w:tcW w:type="dxa" w:w="775"/>
+            <w:tcW w:type="dxa" w:w="771"/>
             <w:tcMar>
               <w:top w:w="50" w:type="dxa"/>
               <w:bottom w:w="50" w:type="dxa"/>
@@ -11271,7 +10560,7 @@
         </w:tc>
         <w:tc>
           <w:tcPr>
-            <w:tcW w:type="dxa" w:w="672"/>
+            <w:tcW w:type="dxa" w:w="720"/>
             <w:tcMar>
               <w:top w:w="50" w:type="dxa"/>
               <w:bottom w:w="50" w:type="dxa"/>
@@ -11289,29 +10578,6 @@
                 <w:sz w:val="16"/>
               </w:rPr>
               <w:t>4</w:t>
-            </w:r>
-          </w:p>
-        </w:tc>
-        <w:tc>
-          <w:tcPr>
-            <w:tcW w:type="dxa" w:w="827"/>
-            <w:tcMar>
-              <w:top w:w="50" w:type="dxa"/>
-              <w:bottom w:w="50" w:type="dxa"/>
-              <w:left w:w="90" w:type="dxa"/>
-              <w:right w:w="90" w:type="dxa"/>
-            </w:tcMar>
-            <w:shd w:val="clear" w:color="auto" w:fill="E5F5FF"/>
-          </w:tcPr>
-          <w:p>
-            <w:pPr>
-              <w:pStyle w:val="BDOITable"/>
-            </w:pPr>
-            <w:r>
-              <w:rPr>
-                <w:sz w:val="16"/>
-              </w:rPr>
-              <w:t>0</w:t>
             </w:r>
           </w:p>
         </w:tc>
@@ -11322,7 +10588,7 @@
         </w:trPr>
         <w:tc>
           <w:tcPr>
-            <w:tcW w:type="dxa" w:w="1188"/>
+            <w:tcW w:type="dxa" w:w="1182"/>
             <w:tcMar>
               <w:top w:w="50" w:type="dxa"/>
               <w:bottom w:w="50" w:type="dxa"/>
@@ -11344,7 +10610,7 @@
         </w:tc>
         <w:tc>
           <w:tcPr>
-            <w:tcW w:type="dxa" w:w="3307"/>
+            <w:tcW w:type="dxa" w:w="3804"/>
             <w:tcMar>
               <w:top w:w="50" w:type="dxa"/>
               <w:bottom w:w="50" w:type="dxa"/>
@@ -11366,7 +10632,7 @@
         </w:tc>
         <w:tc>
           <w:tcPr>
-            <w:tcW w:type="dxa" w:w="1653"/>
+            <w:tcW w:type="dxa" w:w="1953"/>
             <w:tcMar>
               <w:top w:w="50" w:type="dxa"/>
               <w:bottom w:w="50" w:type="dxa"/>
@@ -11388,7 +10654,7 @@
         </w:tc>
         <w:tc>
           <w:tcPr>
-            <w:tcW w:type="dxa" w:w="775"/>
+            <w:tcW w:type="dxa" w:w="771"/>
             <w:tcMar>
               <w:top w:w="50" w:type="dxa"/>
               <w:bottom w:w="50" w:type="dxa"/>
@@ -11410,7 +10676,7 @@
         </w:tc>
         <w:tc>
           <w:tcPr>
-            <w:tcW w:type="dxa" w:w="775"/>
+            <w:tcW w:type="dxa" w:w="771"/>
             <w:tcMar>
               <w:top w:w="50" w:type="dxa"/>
               <w:bottom w:w="50" w:type="dxa"/>
@@ -11432,7 +10698,7 @@
         </w:tc>
         <w:tc>
           <w:tcPr>
-            <w:tcW w:type="dxa" w:w="775"/>
+            <w:tcW w:type="dxa" w:w="771"/>
             <w:tcMar>
               <w:top w:w="50" w:type="dxa"/>
               <w:bottom w:w="50" w:type="dxa"/>
@@ -11454,7 +10720,7 @@
         </w:tc>
         <w:tc>
           <w:tcPr>
-            <w:tcW w:type="dxa" w:w="672"/>
+            <w:tcW w:type="dxa" w:w="720"/>
             <w:tcMar>
               <w:top w:w="50" w:type="dxa"/>
               <w:bottom w:w="50" w:type="dxa"/>
@@ -11471,28 +10737,6 @@
                 <w:sz w:val="16"/>
               </w:rPr>
               <w:t>3</w:t>
-            </w:r>
-          </w:p>
-        </w:tc>
-        <w:tc>
-          <w:tcPr>
-            <w:tcW w:type="dxa" w:w="827"/>
-            <w:tcMar>
-              <w:top w:w="50" w:type="dxa"/>
-              <w:bottom w:w="50" w:type="dxa"/>
-              <w:left w:w="90" w:type="dxa"/>
-              <w:right w:w="90" w:type="dxa"/>
-            </w:tcMar>
-          </w:tcPr>
-          <w:p>
-            <w:pPr>
-              <w:pStyle w:val="BDOITable"/>
-            </w:pPr>
-            <w:r>
-              <w:rPr>
-                <w:sz w:val="16"/>
-              </w:rPr>
-              <w:t>0</w:t>
             </w:r>
           </w:p>
         </w:tc>
@@ -11503,7 +10747,7 @@
         </w:trPr>
         <w:tc>
           <w:tcPr>
-            <w:tcW w:type="dxa" w:w="1188"/>
+            <w:tcW w:type="dxa" w:w="1182"/>
             <w:tcMar>
               <w:top w:w="50" w:type="dxa"/>
               <w:bottom w:w="50" w:type="dxa"/>
@@ -11526,7 +10770,7 @@
         </w:tc>
         <w:tc>
           <w:tcPr>
-            <w:tcW w:type="dxa" w:w="3307"/>
+            <w:tcW w:type="dxa" w:w="3804"/>
             <w:tcMar>
               <w:top w:w="50" w:type="dxa"/>
               <w:bottom w:w="50" w:type="dxa"/>
@@ -11549,7 +10793,7 @@
         </w:tc>
         <w:tc>
           <w:tcPr>
-            <w:tcW w:type="dxa" w:w="1653"/>
+            <w:tcW w:type="dxa" w:w="1953"/>
             <w:tcMar>
               <w:top w:w="50" w:type="dxa"/>
               <w:bottom w:w="50" w:type="dxa"/>
@@ -11572,7 +10816,7 @@
         </w:tc>
         <w:tc>
           <w:tcPr>
-            <w:tcW w:type="dxa" w:w="775"/>
+            <w:tcW w:type="dxa" w:w="771"/>
             <w:tcMar>
               <w:top w:w="50" w:type="dxa"/>
               <w:bottom w:w="50" w:type="dxa"/>
@@ -11595,7 +10839,7 @@
         </w:tc>
         <w:tc>
           <w:tcPr>
-            <w:tcW w:type="dxa" w:w="775"/>
+            <w:tcW w:type="dxa" w:w="771"/>
             <w:tcMar>
               <w:top w:w="50" w:type="dxa"/>
               <w:bottom w:w="50" w:type="dxa"/>
@@ -11618,7 +10862,7 @@
         </w:tc>
         <w:tc>
           <w:tcPr>
-            <w:tcW w:type="dxa" w:w="775"/>
+            <w:tcW w:type="dxa" w:w="771"/>
             <w:tcMar>
               <w:top w:w="50" w:type="dxa"/>
               <w:bottom w:w="50" w:type="dxa"/>
@@ -11641,7 +10885,7 @@
         </w:tc>
         <w:tc>
           <w:tcPr>
-            <w:tcW w:type="dxa" w:w="672"/>
+            <w:tcW w:type="dxa" w:w="720"/>
             <w:tcMar>
               <w:top w:w="50" w:type="dxa"/>
               <w:bottom w:w="50" w:type="dxa"/>
@@ -11659,29 +10903,6 @@
                 <w:sz w:val="16"/>
               </w:rPr>
               <w:t>5</w:t>
-            </w:r>
-          </w:p>
-        </w:tc>
-        <w:tc>
-          <w:tcPr>
-            <w:tcW w:type="dxa" w:w="827"/>
-            <w:tcMar>
-              <w:top w:w="50" w:type="dxa"/>
-              <w:bottom w:w="50" w:type="dxa"/>
-              <w:left w:w="90" w:type="dxa"/>
-              <w:right w:w="90" w:type="dxa"/>
-            </w:tcMar>
-            <w:shd w:val="clear" w:color="auto" w:fill="E5F5FF"/>
-          </w:tcPr>
-          <w:p>
-            <w:pPr>
-              <w:pStyle w:val="BDOITable"/>
-            </w:pPr>
-            <w:r>
-              <w:rPr>
-                <w:sz w:val="16"/>
-              </w:rPr>
-              <w:t>0</w:t>
             </w:r>
           </w:p>
         </w:tc>
@@ -11692,7 +10913,7 @@
         </w:trPr>
         <w:tc>
           <w:tcPr>
-            <w:tcW w:type="dxa" w:w="1188"/>
+            <w:tcW w:type="dxa" w:w="1182"/>
             <w:tcMar>
               <w:top w:w="50" w:type="dxa"/>
               <w:bottom w:w="50" w:type="dxa"/>
@@ -11714,7 +10935,7 @@
         </w:tc>
         <w:tc>
           <w:tcPr>
-            <w:tcW w:type="dxa" w:w="3307"/>
+            <w:tcW w:type="dxa" w:w="3804"/>
             <w:tcMar>
               <w:top w:w="50" w:type="dxa"/>
               <w:bottom w:w="50" w:type="dxa"/>
@@ -11736,7 +10957,7 @@
         </w:tc>
         <w:tc>
           <w:tcPr>
-            <w:tcW w:type="dxa" w:w="1653"/>
+            <w:tcW w:type="dxa" w:w="1953"/>
             <w:tcMar>
               <w:top w:w="50" w:type="dxa"/>
               <w:bottom w:w="50" w:type="dxa"/>
@@ -11758,7 +10979,7 @@
         </w:tc>
         <w:tc>
           <w:tcPr>
-            <w:tcW w:type="dxa" w:w="775"/>
+            <w:tcW w:type="dxa" w:w="771"/>
             <w:tcMar>
               <w:top w:w="50" w:type="dxa"/>
               <w:bottom w:w="50" w:type="dxa"/>
@@ -11780,7 +11001,7 @@
         </w:tc>
         <w:tc>
           <w:tcPr>
-            <w:tcW w:type="dxa" w:w="775"/>
+            <w:tcW w:type="dxa" w:w="771"/>
             <w:tcMar>
               <w:top w:w="50" w:type="dxa"/>
               <w:bottom w:w="50" w:type="dxa"/>
@@ -11802,7 +11023,7 @@
         </w:tc>
         <w:tc>
           <w:tcPr>
-            <w:tcW w:type="dxa" w:w="775"/>
+            <w:tcW w:type="dxa" w:w="771"/>
             <w:tcMar>
               <w:top w:w="50" w:type="dxa"/>
               <w:bottom w:w="50" w:type="dxa"/>
@@ -11824,7 +11045,7 @@
         </w:tc>
         <w:tc>
           <w:tcPr>
-            <w:tcW w:type="dxa" w:w="672"/>
+            <w:tcW w:type="dxa" w:w="720"/>
             <w:tcMar>
               <w:top w:w="50" w:type="dxa"/>
               <w:bottom w:w="50" w:type="dxa"/>
@@ -11841,28 +11062,6 @@
                 <w:sz w:val="16"/>
               </w:rPr>
               <w:t>5</w:t>
-            </w:r>
-          </w:p>
-        </w:tc>
-        <w:tc>
-          <w:tcPr>
-            <w:tcW w:type="dxa" w:w="827"/>
-            <w:tcMar>
-              <w:top w:w="50" w:type="dxa"/>
-              <w:bottom w:w="50" w:type="dxa"/>
-              <w:left w:w="90" w:type="dxa"/>
-              <w:right w:w="90" w:type="dxa"/>
-            </w:tcMar>
-          </w:tcPr>
-          <w:p>
-            <w:pPr>
-              <w:pStyle w:val="BDOITable"/>
-            </w:pPr>
-            <w:r>
-              <w:rPr>
-                <w:sz w:val="16"/>
-              </w:rPr>
-              <w:t>0</w:t>
             </w:r>
           </w:p>
         </w:tc>
@@ -11873,7 +11072,7 @@
         </w:trPr>
         <w:tc>
           <w:tcPr>
-            <w:tcW w:type="dxa" w:w="1188"/>
+            <w:tcW w:type="dxa" w:w="1182"/>
             <w:tcMar>
               <w:top w:w="50" w:type="dxa"/>
               <w:bottom w:w="50" w:type="dxa"/>
@@ -11896,7 +11095,7 @@
         </w:tc>
         <w:tc>
           <w:tcPr>
-            <w:tcW w:type="dxa" w:w="3307"/>
+            <w:tcW w:type="dxa" w:w="3804"/>
             <w:tcMar>
               <w:top w:w="50" w:type="dxa"/>
               <w:bottom w:w="50" w:type="dxa"/>
@@ -11919,7 +11118,7 @@
         </w:tc>
         <w:tc>
           <w:tcPr>
-            <w:tcW w:type="dxa" w:w="1653"/>
+            <w:tcW w:type="dxa" w:w="1953"/>
             <w:tcMar>
               <w:top w:w="50" w:type="dxa"/>
               <w:bottom w:w="50" w:type="dxa"/>
@@ -11942,7 +11141,7 @@
         </w:tc>
         <w:tc>
           <w:tcPr>
-            <w:tcW w:type="dxa" w:w="775"/>
+            <w:tcW w:type="dxa" w:w="771"/>
             <w:tcMar>
               <w:top w:w="50" w:type="dxa"/>
               <w:bottom w:w="50" w:type="dxa"/>
@@ -11965,7 +11164,7 @@
         </w:tc>
         <w:tc>
           <w:tcPr>
-            <w:tcW w:type="dxa" w:w="775"/>
+            <w:tcW w:type="dxa" w:w="771"/>
             <w:tcMar>
               <w:top w:w="50" w:type="dxa"/>
               <w:bottom w:w="50" w:type="dxa"/>
@@ -11988,7 +11187,7 @@
         </w:tc>
         <w:tc>
           <w:tcPr>
-            <w:tcW w:type="dxa" w:w="775"/>
+            <w:tcW w:type="dxa" w:w="771"/>
             <w:tcMar>
               <w:top w:w="50" w:type="dxa"/>
               <w:bottom w:w="50" w:type="dxa"/>
@@ -12011,7 +11210,7 @@
         </w:tc>
         <w:tc>
           <w:tcPr>
-            <w:tcW w:type="dxa" w:w="672"/>
+            <w:tcW w:type="dxa" w:w="720"/>
             <w:tcMar>
               <w:top w:w="50" w:type="dxa"/>
               <w:bottom w:w="50" w:type="dxa"/>
@@ -12029,29 +11228,6 @@
                 <w:sz w:val="16"/>
               </w:rPr>
               <w:t>3</w:t>
-            </w:r>
-          </w:p>
-        </w:tc>
-        <w:tc>
-          <w:tcPr>
-            <w:tcW w:type="dxa" w:w="827"/>
-            <w:tcMar>
-              <w:top w:w="50" w:type="dxa"/>
-              <w:bottom w:w="50" w:type="dxa"/>
-              <w:left w:w="90" w:type="dxa"/>
-              <w:right w:w="90" w:type="dxa"/>
-            </w:tcMar>
-            <w:shd w:val="clear" w:color="auto" w:fill="E5F5FF"/>
-          </w:tcPr>
-          <w:p>
-            <w:pPr>
-              <w:pStyle w:val="BDOITable"/>
-            </w:pPr>
-            <w:r>
-              <w:rPr>
-                <w:sz w:val="16"/>
-              </w:rPr>
-              <w:t>0</w:t>
             </w:r>
           </w:p>
         </w:tc>
@@ -12062,7 +11238,7 @@
         </w:trPr>
         <w:tc>
           <w:tcPr>
-            <w:tcW w:type="dxa" w:w="1188"/>
+            <w:tcW w:type="dxa" w:w="1182"/>
             <w:tcMar>
               <w:top w:w="50" w:type="dxa"/>
               <w:bottom w:w="50" w:type="dxa"/>
@@ -12084,7 +11260,7 @@
         </w:tc>
         <w:tc>
           <w:tcPr>
-            <w:tcW w:type="dxa" w:w="3307"/>
+            <w:tcW w:type="dxa" w:w="3804"/>
             <w:tcMar>
               <w:top w:w="50" w:type="dxa"/>
               <w:bottom w:w="50" w:type="dxa"/>
@@ -12106,7 +11282,7 @@
         </w:tc>
         <w:tc>
           <w:tcPr>
-            <w:tcW w:type="dxa" w:w="1653"/>
+            <w:tcW w:type="dxa" w:w="1953"/>
             <w:tcMar>
               <w:top w:w="50" w:type="dxa"/>
               <w:bottom w:w="50" w:type="dxa"/>
@@ -12128,7 +11304,7 @@
         </w:tc>
         <w:tc>
           <w:tcPr>
-            <w:tcW w:type="dxa" w:w="775"/>
+            <w:tcW w:type="dxa" w:w="771"/>
             <w:tcMar>
               <w:top w:w="50" w:type="dxa"/>
               <w:bottom w:w="50" w:type="dxa"/>
@@ -12150,7 +11326,7 @@
         </w:tc>
         <w:tc>
           <w:tcPr>
-            <w:tcW w:type="dxa" w:w="775"/>
+            <w:tcW w:type="dxa" w:w="771"/>
             <w:tcMar>
               <w:top w:w="50" w:type="dxa"/>
               <w:bottom w:w="50" w:type="dxa"/>
@@ -12172,7 +11348,7 @@
         </w:tc>
         <w:tc>
           <w:tcPr>
-            <w:tcW w:type="dxa" w:w="775"/>
+            <w:tcW w:type="dxa" w:w="771"/>
             <w:tcMar>
               <w:top w:w="50" w:type="dxa"/>
               <w:bottom w:w="50" w:type="dxa"/>
@@ -12194,7 +11370,7 @@
         </w:tc>
         <w:tc>
           <w:tcPr>
-            <w:tcW w:type="dxa" w:w="672"/>
+            <w:tcW w:type="dxa" w:w="720"/>
             <w:tcMar>
               <w:top w:w="50" w:type="dxa"/>
               <w:bottom w:w="50" w:type="dxa"/>
@@ -12211,28 +11387,6 @@
                 <w:sz w:val="16"/>
               </w:rPr>
               <w:t>3</w:t>
-            </w:r>
-          </w:p>
-        </w:tc>
-        <w:tc>
-          <w:tcPr>
-            <w:tcW w:type="dxa" w:w="827"/>
-            <w:tcMar>
-              <w:top w:w="50" w:type="dxa"/>
-              <w:bottom w:w="50" w:type="dxa"/>
-              <w:left w:w="90" w:type="dxa"/>
-              <w:right w:w="90" w:type="dxa"/>
-            </w:tcMar>
-          </w:tcPr>
-          <w:p>
-            <w:pPr>
-              <w:pStyle w:val="BDOITable"/>
-            </w:pPr>
-            <w:r>
-              <w:rPr>
-                <w:sz w:val="16"/>
-              </w:rPr>
-              <w:t>0</w:t>
             </w:r>
           </w:p>
         </w:tc>
@@ -12243,7 +11397,7 @@
         </w:trPr>
         <w:tc>
           <w:tcPr>
-            <w:tcW w:type="dxa" w:w="1188"/>
+            <w:tcW w:type="dxa" w:w="1182"/>
             <w:tcMar>
               <w:top w:w="50" w:type="dxa"/>
               <w:bottom w:w="50" w:type="dxa"/>
@@ -12266,7 +11420,7 @@
         </w:tc>
         <w:tc>
           <w:tcPr>
-            <w:tcW w:type="dxa" w:w="3307"/>
+            <w:tcW w:type="dxa" w:w="3804"/>
             <w:tcMar>
               <w:top w:w="50" w:type="dxa"/>
               <w:bottom w:w="50" w:type="dxa"/>
@@ -12289,7 +11443,7 @@
         </w:tc>
         <w:tc>
           <w:tcPr>
-            <w:tcW w:type="dxa" w:w="1653"/>
+            <w:tcW w:type="dxa" w:w="1953"/>
             <w:tcMar>
               <w:top w:w="50" w:type="dxa"/>
               <w:bottom w:w="50" w:type="dxa"/>
@@ -12312,7 +11466,7 @@
         </w:tc>
         <w:tc>
           <w:tcPr>
-            <w:tcW w:type="dxa" w:w="775"/>
+            <w:tcW w:type="dxa" w:w="771"/>
             <w:tcMar>
               <w:top w:w="50" w:type="dxa"/>
               <w:bottom w:w="50" w:type="dxa"/>
@@ -12335,7 +11489,7 @@
         </w:tc>
         <w:tc>
           <w:tcPr>
-            <w:tcW w:type="dxa" w:w="775"/>
+            <w:tcW w:type="dxa" w:w="771"/>
             <w:tcMar>
               <w:top w:w="50" w:type="dxa"/>
               <w:bottom w:w="50" w:type="dxa"/>
@@ -12358,7 +11512,7 @@
         </w:tc>
         <w:tc>
           <w:tcPr>
-            <w:tcW w:type="dxa" w:w="775"/>
+            <w:tcW w:type="dxa" w:w="771"/>
             <w:tcMar>
               <w:top w:w="50" w:type="dxa"/>
               <w:bottom w:w="50" w:type="dxa"/>
@@ -12381,7 +11535,7 @@
         </w:tc>
         <w:tc>
           <w:tcPr>
-            <w:tcW w:type="dxa" w:w="672"/>
+            <w:tcW w:type="dxa" w:w="720"/>
             <w:tcMar>
               <w:top w:w="50" w:type="dxa"/>
               <w:bottom w:w="50" w:type="dxa"/>
@@ -12399,29 +11553,6 @@
                 <w:sz w:val="16"/>
               </w:rPr>
               <w:t>3</w:t>
-            </w:r>
-          </w:p>
-        </w:tc>
-        <w:tc>
-          <w:tcPr>
-            <w:tcW w:type="dxa" w:w="827"/>
-            <w:tcMar>
-              <w:top w:w="50" w:type="dxa"/>
-              <w:bottom w:w="50" w:type="dxa"/>
-              <w:left w:w="90" w:type="dxa"/>
-              <w:right w:w="90" w:type="dxa"/>
-            </w:tcMar>
-            <w:shd w:val="clear" w:color="auto" w:fill="E5F5FF"/>
-          </w:tcPr>
-          <w:p>
-            <w:pPr>
-              <w:pStyle w:val="BDOITable"/>
-            </w:pPr>
-            <w:r>
-              <w:rPr>
-                <w:sz w:val="16"/>
-              </w:rPr>
-              <w:t>0</w:t>
             </w:r>
           </w:p>
         </w:tc>
@@ -12432,7 +11563,7 @@
         </w:trPr>
         <w:tc>
           <w:tcPr>
-            <w:tcW w:type="dxa" w:w="1188"/>
+            <w:tcW w:type="dxa" w:w="1182"/>
             <w:tcMar>
               <w:top w:w="50" w:type="dxa"/>
               <w:bottom w:w="50" w:type="dxa"/>
@@ -12454,7 +11585,7 @@
         </w:tc>
         <w:tc>
           <w:tcPr>
-            <w:tcW w:type="dxa" w:w="3307"/>
+            <w:tcW w:type="dxa" w:w="3804"/>
             <w:tcMar>
               <w:top w:w="50" w:type="dxa"/>
               <w:bottom w:w="50" w:type="dxa"/>
@@ -12476,7 +11607,7 @@
         </w:tc>
         <w:tc>
           <w:tcPr>
-            <w:tcW w:type="dxa" w:w="1653"/>
+            <w:tcW w:type="dxa" w:w="1953"/>
             <w:tcMar>
               <w:top w:w="50" w:type="dxa"/>
               <w:bottom w:w="50" w:type="dxa"/>
@@ -12498,7 +11629,7 @@
         </w:tc>
         <w:tc>
           <w:tcPr>
-            <w:tcW w:type="dxa" w:w="775"/>
+            <w:tcW w:type="dxa" w:w="771"/>
             <w:tcMar>
               <w:top w:w="50" w:type="dxa"/>
               <w:bottom w:w="50" w:type="dxa"/>
@@ -12520,7 +11651,7 @@
         </w:tc>
         <w:tc>
           <w:tcPr>
-            <w:tcW w:type="dxa" w:w="775"/>
+            <w:tcW w:type="dxa" w:w="771"/>
             <w:tcMar>
               <w:top w:w="50" w:type="dxa"/>
               <w:bottom w:w="50" w:type="dxa"/>
@@ -12542,7 +11673,7 @@
         </w:tc>
         <w:tc>
           <w:tcPr>
-            <w:tcW w:type="dxa" w:w="775"/>
+            <w:tcW w:type="dxa" w:w="771"/>
             <w:tcMar>
               <w:top w:w="50" w:type="dxa"/>
               <w:bottom w:w="50" w:type="dxa"/>
@@ -12564,7 +11695,7 @@
         </w:tc>
         <w:tc>
           <w:tcPr>
-            <w:tcW w:type="dxa" w:w="672"/>
+            <w:tcW w:type="dxa" w:w="720"/>
             <w:tcMar>
               <w:top w:w="50" w:type="dxa"/>
               <w:bottom w:w="50" w:type="dxa"/>
@@ -12581,28 +11712,6 @@
                 <w:sz w:val="16"/>
               </w:rPr>
               <w:t>5</w:t>
-            </w:r>
-          </w:p>
-        </w:tc>
-        <w:tc>
-          <w:tcPr>
-            <w:tcW w:type="dxa" w:w="827"/>
-            <w:tcMar>
-              <w:top w:w="50" w:type="dxa"/>
-              <w:bottom w:w="50" w:type="dxa"/>
-              <w:left w:w="90" w:type="dxa"/>
-              <w:right w:w="90" w:type="dxa"/>
-            </w:tcMar>
-          </w:tcPr>
-          <w:p>
-            <w:pPr>
-              <w:pStyle w:val="BDOITable"/>
-            </w:pPr>
-            <w:r>
-              <w:rPr>
-                <w:sz w:val="16"/>
-              </w:rPr>
-              <w:t>0</w:t>
             </w:r>
           </w:p>
         </w:tc>
@@ -12613,7 +11722,7 @@
         </w:trPr>
         <w:tc>
           <w:tcPr>
-            <w:tcW w:type="dxa" w:w="1188"/>
+            <w:tcW w:type="dxa" w:w="1182"/>
             <w:tcMar>
               <w:top w:w="50" w:type="dxa"/>
               <w:bottom w:w="50" w:type="dxa"/>
@@ -12636,7 +11745,7 @@
         </w:tc>
         <w:tc>
           <w:tcPr>
-            <w:tcW w:type="dxa" w:w="3307"/>
+            <w:tcW w:type="dxa" w:w="3804"/>
             <w:tcMar>
               <w:top w:w="50" w:type="dxa"/>
               <w:bottom w:w="50" w:type="dxa"/>
@@ -12659,7 +11768,7 @@
         </w:tc>
         <w:tc>
           <w:tcPr>
-            <w:tcW w:type="dxa" w:w="1653"/>
+            <w:tcW w:type="dxa" w:w="1953"/>
             <w:tcMar>
               <w:top w:w="50" w:type="dxa"/>
               <w:bottom w:w="50" w:type="dxa"/>
@@ -12682,7 +11791,7 @@
         </w:tc>
         <w:tc>
           <w:tcPr>
-            <w:tcW w:type="dxa" w:w="775"/>
+            <w:tcW w:type="dxa" w:w="771"/>
             <w:tcMar>
               <w:top w:w="50" w:type="dxa"/>
               <w:bottom w:w="50" w:type="dxa"/>
@@ -12705,7 +11814,7 @@
         </w:tc>
         <w:tc>
           <w:tcPr>
-            <w:tcW w:type="dxa" w:w="775"/>
+            <w:tcW w:type="dxa" w:w="771"/>
             <w:tcMar>
               <w:top w:w="50" w:type="dxa"/>
               <w:bottom w:w="50" w:type="dxa"/>
@@ -12728,7 +11837,7 @@
         </w:tc>
         <w:tc>
           <w:tcPr>
-            <w:tcW w:type="dxa" w:w="775"/>
+            <w:tcW w:type="dxa" w:w="771"/>
             <w:tcMar>
               <w:top w:w="50" w:type="dxa"/>
               <w:bottom w:w="50" w:type="dxa"/>
@@ -12751,7 +11860,7 @@
         </w:tc>
         <w:tc>
           <w:tcPr>
-            <w:tcW w:type="dxa" w:w="672"/>
+            <w:tcW w:type="dxa" w:w="720"/>
             <w:tcMar>
               <w:top w:w="50" w:type="dxa"/>
               <w:bottom w:w="50" w:type="dxa"/>
@@ -12769,29 +11878,6 @@
                 <w:sz w:val="16"/>
               </w:rPr>
               <w:t>5</w:t>
-            </w:r>
-          </w:p>
-        </w:tc>
-        <w:tc>
-          <w:tcPr>
-            <w:tcW w:type="dxa" w:w="827"/>
-            <w:tcMar>
-              <w:top w:w="50" w:type="dxa"/>
-              <w:bottom w:w="50" w:type="dxa"/>
-              <w:left w:w="90" w:type="dxa"/>
-              <w:right w:w="90" w:type="dxa"/>
-            </w:tcMar>
-            <w:shd w:val="clear" w:color="auto" w:fill="E5F5FF"/>
-          </w:tcPr>
-          <w:p>
-            <w:pPr>
-              <w:pStyle w:val="BDOITable"/>
-            </w:pPr>
-            <w:r>
-              <w:rPr>
-                <w:sz w:val="16"/>
-              </w:rPr>
-              <w:t>0</w:t>
             </w:r>
           </w:p>
         </w:tc>
@@ -12802,7 +11888,7 @@
         </w:trPr>
         <w:tc>
           <w:tcPr>
-            <w:tcW w:type="dxa" w:w="1188"/>
+            <w:tcW w:type="dxa" w:w="1182"/>
             <w:tcMar>
               <w:top w:w="50" w:type="dxa"/>
               <w:bottom w:w="50" w:type="dxa"/>
@@ -12824,7 +11910,7 @@
         </w:tc>
         <w:tc>
           <w:tcPr>
-            <w:tcW w:type="dxa" w:w="3307"/>
+            <w:tcW w:type="dxa" w:w="3804"/>
             <w:tcMar>
               <w:top w:w="50" w:type="dxa"/>
               <w:bottom w:w="50" w:type="dxa"/>
@@ -12846,7 +11932,7 @@
         </w:tc>
         <w:tc>
           <w:tcPr>
-            <w:tcW w:type="dxa" w:w="1653"/>
+            <w:tcW w:type="dxa" w:w="1953"/>
             <w:tcMar>
               <w:top w:w="50" w:type="dxa"/>
               <w:bottom w:w="50" w:type="dxa"/>
@@ -12868,7 +11954,7 @@
         </w:tc>
         <w:tc>
           <w:tcPr>
-            <w:tcW w:type="dxa" w:w="775"/>
+            <w:tcW w:type="dxa" w:w="771"/>
             <w:tcMar>
               <w:top w:w="50" w:type="dxa"/>
               <w:bottom w:w="50" w:type="dxa"/>
@@ -12890,7 +11976,7 @@
         </w:tc>
         <w:tc>
           <w:tcPr>
-            <w:tcW w:type="dxa" w:w="775"/>
+            <w:tcW w:type="dxa" w:w="771"/>
             <w:tcMar>
               <w:top w:w="50" w:type="dxa"/>
               <w:bottom w:w="50" w:type="dxa"/>
@@ -12912,7 +11998,7 @@
         </w:tc>
         <w:tc>
           <w:tcPr>
-            <w:tcW w:type="dxa" w:w="775"/>
+            <w:tcW w:type="dxa" w:w="771"/>
             <w:tcMar>
               <w:top w:w="50" w:type="dxa"/>
               <w:bottom w:w="50" w:type="dxa"/>
@@ -12934,7 +12020,7 @@
         </w:tc>
         <w:tc>
           <w:tcPr>
-            <w:tcW w:type="dxa" w:w="672"/>
+            <w:tcW w:type="dxa" w:w="720"/>
             <w:tcMar>
               <w:top w:w="50" w:type="dxa"/>
               <w:bottom w:w="50" w:type="dxa"/>
@@ -12951,28 +12037,6 @@
                 <w:sz w:val="16"/>
               </w:rPr>
               <w:t>2</w:t>
-            </w:r>
-          </w:p>
-        </w:tc>
-        <w:tc>
-          <w:tcPr>
-            <w:tcW w:type="dxa" w:w="827"/>
-            <w:tcMar>
-              <w:top w:w="50" w:type="dxa"/>
-              <w:bottom w:w="50" w:type="dxa"/>
-              <w:left w:w="90" w:type="dxa"/>
-              <w:right w:w="90" w:type="dxa"/>
-            </w:tcMar>
-          </w:tcPr>
-          <w:p>
-            <w:pPr>
-              <w:pStyle w:val="BDOITable"/>
-            </w:pPr>
-            <w:r>
-              <w:rPr>
-                <w:sz w:val="16"/>
-              </w:rPr>
-              <w:t>0</w:t>
             </w:r>
           </w:p>
         </w:tc>
@@ -12983,7 +12047,7 @@
         </w:trPr>
         <w:tc>
           <w:tcPr>
-            <w:tcW w:type="dxa" w:w="1188"/>
+            <w:tcW w:type="dxa" w:w="1182"/>
             <w:tcMar>
               <w:top w:w="50" w:type="dxa"/>
               <w:bottom w:w="50" w:type="dxa"/>
@@ -13006,7 +12070,7 @@
         </w:tc>
         <w:tc>
           <w:tcPr>
-            <w:tcW w:type="dxa" w:w="3307"/>
+            <w:tcW w:type="dxa" w:w="3804"/>
             <w:tcMar>
               <w:top w:w="50" w:type="dxa"/>
               <w:bottom w:w="50" w:type="dxa"/>
@@ -13029,7 +12093,7 @@
         </w:tc>
         <w:tc>
           <w:tcPr>
-            <w:tcW w:type="dxa" w:w="1653"/>
+            <w:tcW w:type="dxa" w:w="1953"/>
             <w:tcMar>
               <w:top w:w="50" w:type="dxa"/>
               <w:bottom w:w="50" w:type="dxa"/>
@@ -13052,7 +12116,7 @@
         </w:tc>
         <w:tc>
           <w:tcPr>
-            <w:tcW w:type="dxa" w:w="775"/>
+            <w:tcW w:type="dxa" w:w="771"/>
             <w:tcMar>
               <w:top w:w="50" w:type="dxa"/>
               <w:bottom w:w="50" w:type="dxa"/>
@@ -13075,7 +12139,7 @@
         </w:tc>
         <w:tc>
           <w:tcPr>
-            <w:tcW w:type="dxa" w:w="775"/>
+            <w:tcW w:type="dxa" w:w="771"/>
             <w:tcMar>
               <w:top w:w="50" w:type="dxa"/>
               <w:bottom w:w="50" w:type="dxa"/>
@@ -13098,7 +12162,7 @@
         </w:tc>
         <w:tc>
           <w:tcPr>
-            <w:tcW w:type="dxa" w:w="775"/>
+            <w:tcW w:type="dxa" w:w="771"/>
             <w:tcMar>
               <w:top w:w="50" w:type="dxa"/>
               <w:bottom w:w="50" w:type="dxa"/>
@@ -13121,7 +12185,7 @@
         </w:tc>
         <w:tc>
           <w:tcPr>
-            <w:tcW w:type="dxa" w:w="672"/>
+            <w:tcW w:type="dxa" w:w="720"/>
             <w:tcMar>
               <w:top w:w="50" w:type="dxa"/>
               <w:bottom w:w="50" w:type="dxa"/>
@@ -13139,29 +12203,6 @@
                 <w:sz w:val="16"/>
               </w:rPr>
               <w:t>4</w:t>
-            </w:r>
-          </w:p>
-        </w:tc>
-        <w:tc>
-          <w:tcPr>
-            <w:tcW w:type="dxa" w:w="827"/>
-            <w:tcMar>
-              <w:top w:w="50" w:type="dxa"/>
-              <w:bottom w:w="50" w:type="dxa"/>
-              <w:left w:w="90" w:type="dxa"/>
-              <w:right w:w="90" w:type="dxa"/>
-            </w:tcMar>
-            <w:shd w:val="clear" w:color="auto" w:fill="E5F5FF"/>
-          </w:tcPr>
-          <w:p>
-            <w:pPr>
-              <w:pStyle w:val="BDOITable"/>
-            </w:pPr>
-            <w:r>
-              <w:rPr>
-                <w:sz w:val="16"/>
-              </w:rPr>
-              <w:t>0</w:t>
             </w:r>
           </w:p>
         </w:tc>
@@ -13172,7 +12213,7 @@
         </w:trPr>
         <w:tc>
           <w:tcPr>
-            <w:tcW w:type="dxa" w:w="1188"/>
+            <w:tcW w:type="dxa" w:w="1182"/>
             <w:tcMar>
               <w:top w:w="50" w:type="dxa"/>
               <w:bottom w:w="50" w:type="dxa"/>
@@ -13194,7 +12235,7 @@
         </w:tc>
         <w:tc>
           <w:tcPr>
-            <w:tcW w:type="dxa" w:w="3307"/>
+            <w:tcW w:type="dxa" w:w="3804"/>
             <w:tcMar>
               <w:top w:w="50" w:type="dxa"/>
               <w:bottom w:w="50" w:type="dxa"/>
@@ -13216,7 +12257,7 @@
         </w:tc>
         <w:tc>
           <w:tcPr>
-            <w:tcW w:type="dxa" w:w="1653"/>
+            <w:tcW w:type="dxa" w:w="1953"/>
             <w:tcMar>
               <w:top w:w="50" w:type="dxa"/>
               <w:bottom w:w="50" w:type="dxa"/>
@@ -13238,7 +12279,7 @@
         </w:tc>
         <w:tc>
           <w:tcPr>
-            <w:tcW w:type="dxa" w:w="775"/>
+            <w:tcW w:type="dxa" w:w="771"/>
             <w:tcMar>
               <w:top w:w="50" w:type="dxa"/>
               <w:bottom w:w="50" w:type="dxa"/>
@@ -13260,7 +12301,7 @@
         </w:tc>
         <w:tc>
           <w:tcPr>
-            <w:tcW w:type="dxa" w:w="775"/>
+            <w:tcW w:type="dxa" w:w="771"/>
             <w:tcMar>
               <w:top w:w="50" w:type="dxa"/>
               <w:bottom w:w="50" w:type="dxa"/>
@@ -13282,7 +12323,7 @@
         </w:tc>
         <w:tc>
           <w:tcPr>
-            <w:tcW w:type="dxa" w:w="775"/>
+            <w:tcW w:type="dxa" w:w="771"/>
             <w:tcMar>
               <w:top w:w="50" w:type="dxa"/>
               <w:bottom w:w="50" w:type="dxa"/>
@@ -13304,7 +12345,7 @@
         </w:tc>
         <w:tc>
           <w:tcPr>
-            <w:tcW w:type="dxa" w:w="672"/>
+            <w:tcW w:type="dxa" w:w="720"/>
             <w:tcMar>
               <w:top w:w="50" w:type="dxa"/>
               <w:bottom w:w="50" w:type="dxa"/>
@@ -13321,28 +12362,6 @@
                 <w:sz w:val="16"/>
               </w:rPr>
               <w:t>5</w:t>
-            </w:r>
-          </w:p>
-        </w:tc>
-        <w:tc>
-          <w:tcPr>
-            <w:tcW w:type="dxa" w:w="827"/>
-            <w:tcMar>
-              <w:top w:w="50" w:type="dxa"/>
-              <w:bottom w:w="50" w:type="dxa"/>
-              <w:left w:w="90" w:type="dxa"/>
-              <w:right w:w="90" w:type="dxa"/>
-            </w:tcMar>
-          </w:tcPr>
-          <w:p>
-            <w:pPr>
-              <w:pStyle w:val="BDOITable"/>
-            </w:pPr>
-            <w:r>
-              <w:rPr>
-                <w:sz w:val="16"/>
-              </w:rPr>
-              <w:t>0</w:t>
             </w:r>
           </w:p>
         </w:tc>
@@ -13353,7 +12372,7 @@
         </w:trPr>
         <w:tc>
           <w:tcPr>
-            <w:tcW w:type="dxa" w:w="1188"/>
+            <w:tcW w:type="dxa" w:w="1182"/>
             <w:tcMar>
               <w:top w:w="50" w:type="dxa"/>
               <w:bottom w:w="50" w:type="dxa"/>
@@ -13376,7 +12395,7 @@
         </w:tc>
         <w:tc>
           <w:tcPr>
-            <w:tcW w:type="dxa" w:w="3307"/>
+            <w:tcW w:type="dxa" w:w="3804"/>
             <w:tcMar>
               <w:top w:w="50" w:type="dxa"/>
               <w:bottom w:w="50" w:type="dxa"/>
@@ -13399,7 +12418,7 @@
         </w:tc>
         <w:tc>
           <w:tcPr>
-            <w:tcW w:type="dxa" w:w="1653"/>
+            <w:tcW w:type="dxa" w:w="1953"/>
             <w:tcMar>
               <w:top w:w="50" w:type="dxa"/>
               <w:bottom w:w="50" w:type="dxa"/>
@@ -13422,7 +12441,7 @@
         </w:tc>
         <w:tc>
           <w:tcPr>
-            <w:tcW w:type="dxa" w:w="775"/>
+            <w:tcW w:type="dxa" w:w="771"/>
             <w:tcMar>
               <w:top w:w="50" w:type="dxa"/>
               <w:bottom w:w="50" w:type="dxa"/>
@@ -13445,7 +12464,7 @@
         </w:tc>
         <w:tc>
           <w:tcPr>
-            <w:tcW w:type="dxa" w:w="775"/>
+            <w:tcW w:type="dxa" w:w="771"/>
             <w:tcMar>
               <w:top w:w="50" w:type="dxa"/>
               <w:bottom w:w="50" w:type="dxa"/>
@@ -13468,7 +12487,7 @@
         </w:tc>
         <w:tc>
           <w:tcPr>
-            <w:tcW w:type="dxa" w:w="775"/>
+            <w:tcW w:type="dxa" w:w="771"/>
             <w:tcMar>
               <w:top w:w="50" w:type="dxa"/>
               <w:bottom w:w="50" w:type="dxa"/>
@@ -13491,7 +12510,7 @@
         </w:tc>
         <w:tc>
           <w:tcPr>
-            <w:tcW w:type="dxa" w:w="672"/>
+            <w:tcW w:type="dxa" w:w="720"/>
             <w:tcMar>
               <w:top w:w="50" w:type="dxa"/>
               <w:bottom w:w="50" w:type="dxa"/>
@@ -13509,29 +12528,6 @@
                 <w:sz w:val="16"/>
               </w:rPr>
               <w:t>5</w:t>
-            </w:r>
-          </w:p>
-        </w:tc>
-        <w:tc>
-          <w:tcPr>
-            <w:tcW w:type="dxa" w:w="827"/>
-            <w:tcMar>
-              <w:top w:w="50" w:type="dxa"/>
-              <w:bottom w:w="50" w:type="dxa"/>
-              <w:left w:w="90" w:type="dxa"/>
-              <w:right w:w="90" w:type="dxa"/>
-            </w:tcMar>
-            <w:shd w:val="clear" w:color="auto" w:fill="E5F5FF"/>
-          </w:tcPr>
-          <w:p>
-            <w:pPr>
-              <w:pStyle w:val="BDOITable"/>
-            </w:pPr>
-            <w:r>
-              <w:rPr>
-                <w:sz w:val="16"/>
-              </w:rPr>
-              <w:t>0</w:t>
             </w:r>
           </w:p>
         </w:tc>
@@ -13542,7 +12538,7 @@
         </w:trPr>
         <w:tc>
           <w:tcPr>
-            <w:tcW w:type="dxa" w:w="1188"/>
+            <w:tcW w:type="dxa" w:w="1182"/>
             <w:tcMar>
               <w:top w:w="50" w:type="dxa"/>
               <w:bottom w:w="50" w:type="dxa"/>
@@ -13564,7 +12560,7 @@
         </w:tc>
         <w:tc>
           <w:tcPr>
-            <w:tcW w:type="dxa" w:w="3307"/>
+            <w:tcW w:type="dxa" w:w="3804"/>
             <w:tcMar>
               <w:top w:w="50" w:type="dxa"/>
               <w:bottom w:w="50" w:type="dxa"/>
@@ -13580,13 +12576,13 @@
               <w:rPr>
                 <w:sz w:val="16"/>
               </w:rPr>
-              <w:t>Build and sign off the comparative analysis</w:t>
-            </w:r>
-          </w:p>
-        </w:tc>
-        <w:tc>
-          <w:tcPr>
-            <w:tcW w:type="dxa" w:w="1653"/>
+              <w:t>Prepare and sign off the comparative analysis</w:t>
+            </w:r>
+          </w:p>
+        </w:tc>
+        <w:tc>
+          <w:tcPr>
+            <w:tcW w:type="dxa" w:w="1953"/>
             <w:tcMar>
               <w:top w:w="50" w:type="dxa"/>
               <w:bottom w:w="50" w:type="dxa"/>
@@ -13608,7 +12604,7 @@
         </w:tc>
         <w:tc>
           <w:tcPr>
-            <w:tcW w:type="dxa" w:w="775"/>
+            <w:tcW w:type="dxa" w:w="771"/>
             <w:tcMar>
               <w:top w:w="50" w:type="dxa"/>
               <w:bottom w:w="50" w:type="dxa"/>
@@ -13630,7 +12626,7 @@
         </w:tc>
         <w:tc>
           <w:tcPr>
-            <w:tcW w:type="dxa" w:w="775"/>
+            <w:tcW w:type="dxa" w:w="771"/>
             <w:tcMar>
               <w:top w:w="50" w:type="dxa"/>
               <w:bottom w:w="50" w:type="dxa"/>
@@ -13652,7 +12648,7 @@
         </w:tc>
         <w:tc>
           <w:tcPr>
-            <w:tcW w:type="dxa" w:w="775"/>
+            <w:tcW w:type="dxa" w:w="771"/>
             <w:tcMar>
               <w:top w:w="50" w:type="dxa"/>
               <w:bottom w:w="50" w:type="dxa"/>
@@ -13674,7 +12670,7 @@
         </w:tc>
         <w:tc>
           <w:tcPr>
-            <w:tcW w:type="dxa" w:w="672"/>
+            <w:tcW w:type="dxa" w:w="720"/>
             <w:tcMar>
               <w:top w:w="50" w:type="dxa"/>
               <w:bottom w:w="50" w:type="dxa"/>
@@ -13691,28 +12687,6 @@
                 <w:sz w:val="16"/>
               </w:rPr>
               <w:t>5</w:t>
-            </w:r>
-          </w:p>
-        </w:tc>
-        <w:tc>
-          <w:tcPr>
-            <w:tcW w:type="dxa" w:w="827"/>
-            <w:tcMar>
-              <w:top w:w="50" w:type="dxa"/>
-              <w:bottom w:w="50" w:type="dxa"/>
-              <w:left w:w="90" w:type="dxa"/>
-              <w:right w:w="90" w:type="dxa"/>
-            </w:tcMar>
-          </w:tcPr>
-          <w:p>
-            <w:pPr>
-              <w:pStyle w:val="BDOITable"/>
-            </w:pPr>
-            <w:r>
-              <w:rPr>
-                <w:sz w:val="16"/>
-              </w:rPr>
-              <w:t>0</w:t>
             </w:r>
           </w:p>
         </w:tc>
@@ -13723,7 +12697,7 @@
         </w:trPr>
         <w:tc>
           <w:tcPr>
-            <w:tcW w:type="dxa" w:w="1188"/>
+            <w:tcW w:type="dxa" w:w="1182"/>
             <w:tcMar>
               <w:top w:w="50" w:type="dxa"/>
               <w:bottom w:w="50" w:type="dxa"/>
@@ -13746,7 +12720,7 @@
         </w:tc>
         <w:tc>
           <w:tcPr>
-            <w:tcW w:type="dxa" w:w="3307"/>
+            <w:tcW w:type="dxa" w:w="3804"/>
             <w:tcMar>
               <w:top w:w="50" w:type="dxa"/>
               <w:bottom w:w="50" w:type="dxa"/>
@@ -13769,7 +12743,7 @@
         </w:tc>
         <w:tc>
           <w:tcPr>
-            <w:tcW w:type="dxa" w:w="1653"/>
+            <w:tcW w:type="dxa" w:w="1953"/>
             <w:tcMar>
               <w:top w:w="50" w:type="dxa"/>
               <w:bottom w:w="50" w:type="dxa"/>
@@ -13792,7 +12766,7 @@
         </w:tc>
         <w:tc>
           <w:tcPr>
-            <w:tcW w:type="dxa" w:w="775"/>
+            <w:tcW w:type="dxa" w:w="771"/>
             <w:tcMar>
               <w:top w:w="50" w:type="dxa"/>
               <w:bottom w:w="50" w:type="dxa"/>
@@ -13815,7 +12789,7 @@
         </w:tc>
         <w:tc>
           <w:tcPr>
-            <w:tcW w:type="dxa" w:w="775"/>
+            <w:tcW w:type="dxa" w:w="771"/>
             <w:tcMar>
               <w:top w:w="50" w:type="dxa"/>
               <w:bottom w:w="50" w:type="dxa"/>
@@ -13838,7 +12812,7 @@
         </w:tc>
         <w:tc>
           <w:tcPr>
-            <w:tcW w:type="dxa" w:w="775"/>
+            <w:tcW w:type="dxa" w:w="771"/>
             <w:tcMar>
               <w:top w:w="50" w:type="dxa"/>
               <w:bottom w:w="50" w:type="dxa"/>
@@ -13861,7 +12835,7 @@
         </w:tc>
         <w:tc>
           <w:tcPr>
-            <w:tcW w:type="dxa" w:w="672"/>
+            <w:tcW w:type="dxa" w:w="720"/>
             <w:tcMar>
               <w:top w:w="50" w:type="dxa"/>
               <w:bottom w:w="50" w:type="dxa"/>
@@ -13879,29 +12853,6 @@
                 <w:sz w:val="16"/>
               </w:rPr>
               <w:t>5</w:t>
-            </w:r>
-          </w:p>
-        </w:tc>
-        <w:tc>
-          <w:tcPr>
-            <w:tcW w:type="dxa" w:w="827"/>
-            <w:tcMar>
-              <w:top w:w="50" w:type="dxa"/>
-              <w:bottom w:w="50" w:type="dxa"/>
-              <w:left w:w="90" w:type="dxa"/>
-              <w:right w:w="90" w:type="dxa"/>
-            </w:tcMar>
-            <w:shd w:val="clear" w:color="auto" w:fill="E5F5FF"/>
-          </w:tcPr>
-          <w:p>
-            <w:pPr>
-              <w:pStyle w:val="BDOITable"/>
-            </w:pPr>
-            <w:r>
-              <w:rPr>
-                <w:sz w:val="16"/>
-              </w:rPr>
-              <w:t>0</w:t>
             </w:r>
           </w:p>
         </w:tc>
@@ -13912,7 +12863,7 @@
         </w:trPr>
         <w:tc>
           <w:tcPr>
-            <w:tcW w:type="dxa" w:w="1188"/>
+            <w:tcW w:type="dxa" w:w="1182"/>
             <w:tcMar>
               <w:top w:w="50" w:type="dxa"/>
               <w:bottom w:w="50" w:type="dxa"/>
@@ -13934,7 +12885,7 @@
         </w:tc>
         <w:tc>
           <w:tcPr>
-            <w:tcW w:type="dxa" w:w="3307"/>
+            <w:tcW w:type="dxa" w:w="3804"/>
             <w:tcMar>
               <w:top w:w="50" w:type="dxa"/>
               <w:bottom w:w="50" w:type="dxa"/>
@@ -13956,7 +12907,7 @@
         </w:tc>
         <w:tc>
           <w:tcPr>
-            <w:tcW w:type="dxa" w:w="1653"/>
+            <w:tcW w:type="dxa" w:w="1953"/>
             <w:tcMar>
               <w:top w:w="50" w:type="dxa"/>
               <w:bottom w:w="50" w:type="dxa"/>
@@ -13978,7 +12929,7 @@
         </w:tc>
         <w:tc>
           <w:tcPr>
-            <w:tcW w:type="dxa" w:w="775"/>
+            <w:tcW w:type="dxa" w:w="771"/>
             <w:tcMar>
               <w:top w:w="50" w:type="dxa"/>
               <w:bottom w:w="50" w:type="dxa"/>
@@ -14000,7 +12951,7 @@
         </w:tc>
         <w:tc>
           <w:tcPr>
-            <w:tcW w:type="dxa" w:w="775"/>
+            <w:tcW w:type="dxa" w:w="771"/>
             <w:tcMar>
               <w:top w:w="50" w:type="dxa"/>
               <w:bottom w:w="50" w:type="dxa"/>
@@ -14022,7 +12973,7 @@
         </w:tc>
         <w:tc>
           <w:tcPr>
-            <w:tcW w:type="dxa" w:w="775"/>
+            <w:tcW w:type="dxa" w:w="771"/>
             <w:tcMar>
               <w:top w:w="50" w:type="dxa"/>
               <w:bottom w:w="50" w:type="dxa"/>
@@ -14044,7 +12995,7 @@
         </w:tc>
         <w:tc>
           <w:tcPr>
-            <w:tcW w:type="dxa" w:w="672"/>
+            <w:tcW w:type="dxa" w:w="720"/>
             <w:tcMar>
               <w:top w:w="50" w:type="dxa"/>
               <w:bottom w:w="50" w:type="dxa"/>
@@ -14061,28 +13012,6 @@
                 <w:sz w:val="16"/>
               </w:rPr>
               <w:t>4</w:t>
-            </w:r>
-          </w:p>
-        </w:tc>
-        <w:tc>
-          <w:tcPr>
-            <w:tcW w:type="dxa" w:w="827"/>
-            <w:tcMar>
-              <w:top w:w="50" w:type="dxa"/>
-              <w:bottom w:w="50" w:type="dxa"/>
-              <w:left w:w="90" w:type="dxa"/>
-              <w:right w:w="90" w:type="dxa"/>
-            </w:tcMar>
-          </w:tcPr>
-          <w:p>
-            <w:pPr>
-              <w:pStyle w:val="BDOITable"/>
-            </w:pPr>
-            <w:r>
-              <w:rPr>
-                <w:sz w:val="16"/>
-              </w:rPr>
-              <w:t>0</w:t>
             </w:r>
           </w:p>
         </w:tc>
@@ -14093,7 +13022,7 @@
         </w:trPr>
         <w:tc>
           <w:tcPr>
-            <w:tcW w:type="dxa" w:w="1188"/>
+            <w:tcW w:type="dxa" w:w="1182"/>
             <w:tcMar>
               <w:top w:w="50" w:type="dxa"/>
               <w:bottom w:w="50" w:type="dxa"/>
@@ -14116,7 +13045,7 @@
         </w:tc>
         <w:tc>
           <w:tcPr>
-            <w:tcW w:type="dxa" w:w="3307"/>
+            <w:tcW w:type="dxa" w:w="3804"/>
             <w:tcMar>
               <w:top w:w="50" w:type="dxa"/>
               <w:bottom w:w="50" w:type="dxa"/>
@@ -14139,7 +13068,7 @@
         </w:tc>
         <w:tc>
           <w:tcPr>
-            <w:tcW w:type="dxa" w:w="1653"/>
+            <w:tcW w:type="dxa" w:w="1953"/>
             <w:tcMar>
               <w:top w:w="50" w:type="dxa"/>
               <w:bottom w:w="50" w:type="dxa"/>
@@ -14162,7 +13091,7 @@
         </w:tc>
         <w:tc>
           <w:tcPr>
-            <w:tcW w:type="dxa" w:w="775"/>
+            <w:tcW w:type="dxa" w:w="771"/>
             <w:tcMar>
               <w:top w:w="50" w:type="dxa"/>
               <w:bottom w:w="50" w:type="dxa"/>
@@ -14185,7 +13114,7 @@
         </w:tc>
         <w:tc>
           <w:tcPr>
-            <w:tcW w:type="dxa" w:w="775"/>
+            <w:tcW w:type="dxa" w:w="771"/>
             <w:tcMar>
               <w:top w:w="50" w:type="dxa"/>
               <w:bottom w:w="50" w:type="dxa"/>
@@ -14208,7 +13137,7 @@
         </w:tc>
         <w:tc>
           <w:tcPr>
-            <w:tcW w:type="dxa" w:w="775"/>
+            <w:tcW w:type="dxa" w:w="771"/>
             <w:tcMar>
               <w:top w:w="50" w:type="dxa"/>
               <w:bottom w:w="50" w:type="dxa"/>
@@ -14231,7 +13160,7 @@
         </w:tc>
         <w:tc>
           <w:tcPr>
-            <w:tcW w:type="dxa" w:w="672"/>
+            <w:tcW w:type="dxa" w:w="720"/>
             <w:tcMar>
               <w:top w:w="50" w:type="dxa"/>
               <w:bottom w:w="50" w:type="dxa"/>
@@ -14249,29 +13178,6 @@
                 <w:sz w:val="16"/>
               </w:rPr>
               <w:t>3</w:t>
-            </w:r>
-          </w:p>
-        </w:tc>
-        <w:tc>
-          <w:tcPr>
-            <w:tcW w:type="dxa" w:w="827"/>
-            <w:tcMar>
-              <w:top w:w="50" w:type="dxa"/>
-              <w:bottom w:w="50" w:type="dxa"/>
-              <w:left w:w="90" w:type="dxa"/>
-              <w:right w:w="90" w:type="dxa"/>
-            </w:tcMar>
-            <w:shd w:val="clear" w:color="auto" w:fill="E5F5FF"/>
-          </w:tcPr>
-          <w:p>
-            <w:pPr>
-              <w:pStyle w:val="BDOITable"/>
-            </w:pPr>
-            <w:r>
-              <w:rPr>
-                <w:sz w:val="16"/>
-              </w:rPr>
-              <w:t>0</w:t>
             </w:r>
           </w:p>
         </w:tc>
@@ -14282,7 +13188,7 @@
         </w:trPr>
         <w:tc>
           <w:tcPr>
-            <w:tcW w:type="dxa" w:w="1188"/>
+            <w:tcW w:type="dxa" w:w="1182"/>
             <w:tcMar>
               <w:top w:w="50" w:type="dxa"/>
               <w:bottom w:w="50" w:type="dxa"/>
@@ -14304,7 +13210,7 @@
         </w:tc>
         <w:tc>
           <w:tcPr>
-            <w:tcW w:type="dxa" w:w="3307"/>
+            <w:tcW w:type="dxa" w:w="3804"/>
             <w:tcMar>
               <w:top w:w="50" w:type="dxa"/>
               <w:bottom w:w="50" w:type="dxa"/>
@@ -14326,7 +13232,7 @@
         </w:tc>
         <w:tc>
           <w:tcPr>
-            <w:tcW w:type="dxa" w:w="1653"/>
+            <w:tcW w:type="dxa" w:w="1953"/>
             <w:tcMar>
               <w:top w:w="50" w:type="dxa"/>
               <w:bottom w:w="50" w:type="dxa"/>
@@ -14348,7 +13254,7 @@
         </w:tc>
         <w:tc>
           <w:tcPr>
-            <w:tcW w:type="dxa" w:w="775"/>
+            <w:tcW w:type="dxa" w:w="771"/>
             <w:tcMar>
               <w:top w:w="50" w:type="dxa"/>
               <w:bottom w:w="50" w:type="dxa"/>
@@ -14370,7 +13276,7 @@
         </w:tc>
         <w:tc>
           <w:tcPr>
-            <w:tcW w:type="dxa" w:w="775"/>
+            <w:tcW w:type="dxa" w:w="771"/>
             <w:tcMar>
               <w:top w:w="50" w:type="dxa"/>
               <w:bottom w:w="50" w:type="dxa"/>
@@ -14392,7 +13298,7 @@
         </w:tc>
         <w:tc>
           <w:tcPr>
-            <w:tcW w:type="dxa" w:w="775"/>
+            <w:tcW w:type="dxa" w:w="771"/>
             <w:tcMar>
               <w:top w:w="50" w:type="dxa"/>
               <w:bottom w:w="50" w:type="dxa"/>
@@ -14414,7 +13320,7 @@
         </w:tc>
         <w:tc>
           <w:tcPr>
-            <w:tcW w:type="dxa" w:w="672"/>
+            <w:tcW w:type="dxa" w:w="720"/>
             <w:tcMar>
               <w:top w:w="50" w:type="dxa"/>
               <w:bottom w:w="50" w:type="dxa"/>
@@ -14431,28 +13337,6 @@
                 <w:sz w:val="16"/>
               </w:rPr>
               <w:t>2</w:t>
-            </w:r>
-          </w:p>
-        </w:tc>
-        <w:tc>
-          <w:tcPr>
-            <w:tcW w:type="dxa" w:w="827"/>
-            <w:tcMar>
-              <w:top w:w="50" w:type="dxa"/>
-              <w:bottom w:w="50" w:type="dxa"/>
-              <w:left w:w="90" w:type="dxa"/>
-              <w:right w:w="90" w:type="dxa"/>
-            </w:tcMar>
-          </w:tcPr>
-          <w:p>
-            <w:pPr>
-              <w:pStyle w:val="BDOITable"/>
-            </w:pPr>
-            <w:r>
-              <w:rPr>
-                <w:sz w:val="16"/>
-              </w:rPr>
-              <w:t>0</w:t>
             </w:r>
           </w:p>
         </w:tc>
@@ -14463,7 +13347,7 @@
         </w:trPr>
         <w:tc>
           <w:tcPr>
-            <w:tcW w:type="dxa" w:w="1188"/>
+            <w:tcW w:type="dxa" w:w="1182"/>
             <w:tcMar>
               <w:top w:w="50" w:type="dxa"/>
               <w:bottom w:w="50" w:type="dxa"/>
@@ -14486,7 +13370,7 @@
         </w:tc>
         <w:tc>
           <w:tcPr>
-            <w:tcW w:type="dxa" w:w="3307"/>
+            <w:tcW w:type="dxa" w:w="3804"/>
             <w:tcMar>
               <w:top w:w="50" w:type="dxa"/>
               <w:bottom w:w="50" w:type="dxa"/>
@@ -14509,7 +13393,7 @@
         </w:tc>
         <w:tc>
           <w:tcPr>
-            <w:tcW w:type="dxa" w:w="1653"/>
+            <w:tcW w:type="dxa" w:w="1953"/>
             <w:tcMar>
               <w:top w:w="50" w:type="dxa"/>
               <w:bottom w:w="50" w:type="dxa"/>
@@ -14532,7 +13416,7 @@
         </w:tc>
         <w:tc>
           <w:tcPr>
-            <w:tcW w:type="dxa" w:w="775"/>
+            <w:tcW w:type="dxa" w:w="771"/>
             <w:tcMar>
               <w:top w:w="50" w:type="dxa"/>
               <w:bottom w:w="50" w:type="dxa"/>
@@ -14555,7 +13439,7 @@
         </w:tc>
         <w:tc>
           <w:tcPr>
-            <w:tcW w:type="dxa" w:w="775"/>
+            <w:tcW w:type="dxa" w:w="771"/>
             <w:tcMar>
               <w:top w:w="50" w:type="dxa"/>
               <w:bottom w:w="50" w:type="dxa"/>
@@ -14578,7 +13462,7 @@
         </w:tc>
         <w:tc>
           <w:tcPr>
-            <w:tcW w:type="dxa" w:w="775"/>
+            <w:tcW w:type="dxa" w:w="771"/>
             <w:tcMar>
               <w:top w:w="50" w:type="dxa"/>
               <w:bottom w:w="50" w:type="dxa"/>
@@ -14601,7 +13485,7 @@
         </w:tc>
         <w:tc>
           <w:tcPr>
-            <w:tcW w:type="dxa" w:w="672"/>
+            <w:tcW w:type="dxa" w:w="720"/>
             <w:tcMar>
               <w:top w:w="50" w:type="dxa"/>
               <w:bottom w:w="50" w:type="dxa"/>
@@ -14619,29 +13503,6 @@
                 <w:sz w:val="16"/>
               </w:rPr>
               <w:t>5</w:t>
-            </w:r>
-          </w:p>
-        </w:tc>
-        <w:tc>
-          <w:tcPr>
-            <w:tcW w:type="dxa" w:w="827"/>
-            <w:tcMar>
-              <w:top w:w="50" w:type="dxa"/>
-              <w:bottom w:w="50" w:type="dxa"/>
-              <w:left w:w="90" w:type="dxa"/>
-              <w:right w:w="90" w:type="dxa"/>
-            </w:tcMar>
-            <w:shd w:val="clear" w:color="auto" w:fill="E5F5FF"/>
-          </w:tcPr>
-          <w:p>
-            <w:pPr>
-              <w:pStyle w:val="BDOITable"/>
-            </w:pPr>
-            <w:r>
-              <w:rPr>
-                <w:sz w:val="16"/>
-              </w:rPr>
-              <w:t>0</w:t>
             </w:r>
           </w:p>
         </w:tc>
@@ -14652,7 +13513,7 @@
         </w:trPr>
         <w:tc>
           <w:tcPr>
-            <w:tcW w:type="dxa" w:w="1188"/>
+            <w:tcW w:type="dxa" w:w="1182"/>
             <w:tcMar>
               <w:top w:w="50" w:type="dxa"/>
               <w:bottom w:w="50" w:type="dxa"/>
@@ -14674,7 +13535,7 @@
         </w:tc>
         <w:tc>
           <w:tcPr>
-            <w:tcW w:type="dxa" w:w="3307"/>
+            <w:tcW w:type="dxa" w:w="3804"/>
             <w:tcMar>
               <w:top w:w="50" w:type="dxa"/>
               <w:bottom w:w="50" w:type="dxa"/>
@@ -14696,7 +13557,7 @@
         </w:tc>
         <w:tc>
           <w:tcPr>
-            <w:tcW w:type="dxa" w:w="1653"/>
+            <w:tcW w:type="dxa" w:w="1953"/>
             <w:tcMar>
               <w:top w:w="50" w:type="dxa"/>
               <w:bottom w:w="50" w:type="dxa"/>
@@ -14718,7 +13579,7 @@
         </w:tc>
         <w:tc>
           <w:tcPr>
-            <w:tcW w:type="dxa" w:w="775"/>
+            <w:tcW w:type="dxa" w:w="771"/>
             <w:tcMar>
               <w:top w:w="50" w:type="dxa"/>
               <w:bottom w:w="50" w:type="dxa"/>
@@ -14740,7 +13601,7 @@
         </w:tc>
         <w:tc>
           <w:tcPr>
-            <w:tcW w:type="dxa" w:w="775"/>
+            <w:tcW w:type="dxa" w:w="771"/>
             <w:tcMar>
               <w:top w:w="50" w:type="dxa"/>
               <w:bottom w:w="50" w:type="dxa"/>
@@ -14762,7 +13623,7 @@
         </w:tc>
         <w:tc>
           <w:tcPr>
-            <w:tcW w:type="dxa" w:w="775"/>
+            <w:tcW w:type="dxa" w:w="771"/>
             <w:tcMar>
               <w:top w:w="50" w:type="dxa"/>
               <w:bottom w:w="50" w:type="dxa"/>
@@ -14784,7 +13645,7 @@
         </w:tc>
         <w:tc>
           <w:tcPr>
-            <w:tcW w:type="dxa" w:w="672"/>
+            <w:tcW w:type="dxa" w:w="720"/>
             <w:tcMar>
               <w:top w:w="50" w:type="dxa"/>
               <w:bottom w:w="50" w:type="dxa"/>
@@ -14801,28 +13662,6 @@
                 <w:sz w:val="16"/>
               </w:rPr>
               <w:t>3</w:t>
-            </w:r>
-          </w:p>
-        </w:tc>
-        <w:tc>
-          <w:tcPr>
-            <w:tcW w:type="dxa" w:w="827"/>
-            <w:tcMar>
-              <w:top w:w="50" w:type="dxa"/>
-              <w:bottom w:w="50" w:type="dxa"/>
-              <w:left w:w="90" w:type="dxa"/>
-              <w:right w:w="90" w:type="dxa"/>
-            </w:tcMar>
-          </w:tcPr>
-          <w:p>
-            <w:pPr>
-              <w:pStyle w:val="BDOITable"/>
-            </w:pPr>
-            <w:r>
-              <w:rPr>
-                <w:sz w:val="16"/>
-              </w:rPr>
-              <w:t>0</w:t>
             </w:r>
           </w:p>
         </w:tc>
@@ -14833,7 +13672,7 @@
         </w:trPr>
         <w:tc>
           <w:tcPr>
-            <w:tcW w:type="dxa" w:w="1188"/>
+            <w:tcW w:type="dxa" w:w="1182"/>
             <w:tcMar>
               <w:top w:w="50" w:type="dxa"/>
               <w:bottom w:w="50" w:type="dxa"/>
@@ -14856,7 +13695,7 @@
         </w:tc>
         <w:tc>
           <w:tcPr>
-            <w:tcW w:type="dxa" w:w="3307"/>
+            <w:tcW w:type="dxa" w:w="3804"/>
             <w:tcMar>
               <w:top w:w="50" w:type="dxa"/>
               <w:bottom w:w="50" w:type="dxa"/>
@@ -14879,7 +13718,7 @@
         </w:tc>
         <w:tc>
           <w:tcPr>
-            <w:tcW w:type="dxa" w:w="1653"/>
+            <w:tcW w:type="dxa" w:w="1953"/>
             <w:tcMar>
               <w:top w:w="50" w:type="dxa"/>
               <w:bottom w:w="50" w:type="dxa"/>
@@ -14902,7 +13741,7 @@
         </w:tc>
         <w:tc>
           <w:tcPr>
-            <w:tcW w:type="dxa" w:w="775"/>
+            <w:tcW w:type="dxa" w:w="771"/>
             <w:tcMar>
               <w:top w:w="50" w:type="dxa"/>
               <w:bottom w:w="50" w:type="dxa"/>
@@ -14925,7 +13764,7 @@
         </w:tc>
         <w:tc>
           <w:tcPr>
-            <w:tcW w:type="dxa" w:w="775"/>
+            <w:tcW w:type="dxa" w:w="771"/>
             <w:tcMar>
               <w:top w:w="50" w:type="dxa"/>
               <w:bottom w:w="50" w:type="dxa"/>
@@ -14948,7 +13787,7 @@
         </w:tc>
         <w:tc>
           <w:tcPr>
-            <w:tcW w:type="dxa" w:w="775"/>
+            <w:tcW w:type="dxa" w:w="771"/>
             <w:tcMar>
               <w:top w:w="50" w:type="dxa"/>
               <w:bottom w:w="50" w:type="dxa"/>
@@ -14971,7 +13810,7 @@
         </w:tc>
         <w:tc>
           <w:tcPr>
-            <w:tcW w:type="dxa" w:w="672"/>
+            <w:tcW w:type="dxa" w:w="720"/>
             <w:tcMar>
               <w:top w:w="50" w:type="dxa"/>
               <w:bottom w:w="50" w:type="dxa"/>
@@ -14989,29 +13828,6 @@
                 <w:sz w:val="16"/>
               </w:rPr>
               <w:t>3</w:t>
-            </w:r>
-          </w:p>
-        </w:tc>
-        <w:tc>
-          <w:tcPr>
-            <w:tcW w:type="dxa" w:w="827"/>
-            <w:tcMar>
-              <w:top w:w="50" w:type="dxa"/>
-              <w:bottom w:w="50" w:type="dxa"/>
-              <w:left w:w="90" w:type="dxa"/>
-              <w:right w:w="90" w:type="dxa"/>
-            </w:tcMar>
-            <w:shd w:val="clear" w:color="auto" w:fill="E5F5FF"/>
-          </w:tcPr>
-          <w:p>
-            <w:pPr>
-              <w:pStyle w:val="BDOITable"/>
-            </w:pPr>
-            <w:r>
-              <w:rPr>
-                <w:sz w:val="16"/>
-              </w:rPr>
-              <w:t>0</w:t>
             </w:r>
           </w:p>
         </w:tc>
@@ -15022,7 +13838,7 @@
         </w:trPr>
         <w:tc>
           <w:tcPr>
-            <w:tcW w:type="dxa" w:w="1188"/>
+            <w:tcW w:type="dxa" w:w="1182"/>
             <w:tcMar>
               <w:top w:w="50" w:type="dxa"/>
               <w:bottom w:w="50" w:type="dxa"/>
@@ -15044,7 +13860,7 @@
         </w:tc>
         <w:tc>
           <w:tcPr>
-            <w:tcW w:type="dxa" w:w="3307"/>
+            <w:tcW w:type="dxa" w:w="3804"/>
             <w:tcMar>
               <w:top w:w="50" w:type="dxa"/>
               <w:bottom w:w="50" w:type="dxa"/>
@@ -15066,7 +13882,7 @@
         </w:tc>
         <w:tc>
           <w:tcPr>
-            <w:tcW w:type="dxa" w:w="1653"/>
+            <w:tcW w:type="dxa" w:w="1953"/>
             <w:tcMar>
               <w:top w:w="50" w:type="dxa"/>
               <w:bottom w:w="50" w:type="dxa"/>
@@ -15088,7 +13904,7 @@
         </w:tc>
         <w:tc>
           <w:tcPr>
-            <w:tcW w:type="dxa" w:w="775"/>
+            <w:tcW w:type="dxa" w:w="771"/>
             <w:tcMar>
               <w:top w:w="50" w:type="dxa"/>
               <w:bottom w:w="50" w:type="dxa"/>
@@ -15110,7 +13926,7 @@
         </w:tc>
         <w:tc>
           <w:tcPr>
-            <w:tcW w:type="dxa" w:w="775"/>
+            <w:tcW w:type="dxa" w:w="771"/>
             <w:tcMar>
               <w:top w:w="50" w:type="dxa"/>
               <w:bottom w:w="50" w:type="dxa"/>
@@ -15132,7 +13948,7 @@
         </w:tc>
         <w:tc>
           <w:tcPr>
-            <w:tcW w:type="dxa" w:w="775"/>
+            <w:tcW w:type="dxa" w:w="771"/>
             <w:tcMar>
               <w:top w:w="50" w:type="dxa"/>
               <w:bottom w:w="50" w:type="dxa"/>
@@ -15154,7 +13970,7 @@
         </w:tc>
         <w:tc>
           <w:tcPr>
-            <w:tcW w:type="dxa" w:w="672"/>
+            <w:tcW w:type="dxa" w:w="720"/>
             <w:tcMar>
               <w:top w:w="50" w:type="dxa"/>
               <w:bottom w:w="50" w:type="dxa"/>
@@ -15171,28 +13987,6 @@
                 <w:sz w:val="16"/>
               </w:rPr>
               <w:t>3</w:t>
-            </w:r>
-          </w:p>
-        </w:tc>
-        <w:tc>
-          <w:tcPr>
-            <w:tcW w:type="dxa" w:w="827"/>
-            <w:tcMar>
-              <w:top w:w="50" w:type="dxa"/>
-              <w:bottom w:w="50" w:type="dxa"/>
-              <w:left w:w="90" w:type="dxa"/>
-              <w:right w:w="90" w:type="dxa"/>
-            </w:tcMar>
-          </w:tcPr>
-          <w:p>
-            <w:pPr>
-              <w:pStyle w:val="BDOITable"/>
-            </w:pPr>
-            <w:r>
-              <w:rPr>
-                <w:sz w:val="16"/>
-              </w:rPr>
-              <w:t>0</w:t>
             </w:r>
           </w:p>
         </w:tc>
@@ -15203,7 +13997,7 @@
         </w:trPr>
         <w:tc>
           <w:tcPr>
-            <w:tcW w:type="dxa" w:w="1188"/>
+            <w:tcW w:type="dxa" w:w="1182"/>
             <w:tcMar>
               <w:top w:w="50" w:type="dxa"/>
               <w:bottom w:w="50" w:type="dxa"/>
@@ -15226,7 +14020,7 @@
         </w:tc>
         <w:tc>
           <w:tcPr>
-            <w:tcW w:type="dxa" w:w="3307"/>
+            <w:tcW w:type="dxa" w:w="3804"/>
             <w:tcMar>
               <w:top w:w="50" w:type="dxa"/>
               <w:bottom w:w="50" w:type="dxa"/>
@@ -15249,7 +14043,7 @@
         </w:tc>
         <w:tc>
           <w:tcPr>
-            <w:tcW w:type="dxa" w:w="1653"/>
+            <w:tcW w:type="dxa" w:w="1953"/>
             <w:tcMar>
               <w:top w:w="50" w:type="dxa"/>
               <w:bottom w:w="50" w:type="dxa"/>
@@ -15272,7 +14066,7 @@
         </w:tc>
         <w:tc>
           <w:tcPr>
-            <w:tcW w:type="dxa" w:w="775"/>
+            <w:tcW w:type="dxa" w:w="771"/>
             <w:tcMar>
               <w:top w:w="50" w:type="dxa"/>
               <w:bottom w:w="50" w:type="dxa"/>
@@ -15295,7 +14089,7 @@
         </w:tc>
         <w:tc>
           <w:tcPr>
-            <w:tcW w:type="dxa" w:w="775"/>
+            <w:tcW w:type="dxa" w:w="771"/>
             <w:tcMar>
               <w:top w:w="50" w:type="dxa"/>
               <w:bottom w:w="50" w:type="dxa"/>
@@ -15318,7 +14112,7 @@
         </w:tc>
         <w:tc>
           <w:tcPr>
-            <w:tcW w:type="dxa" w:w="775"/>
+            <w:tcW w:type="dxa" w:w="771"/>
             <w:tcMar>
               <w:top w:w="50" w:type="dxa"/>
               <w:bottom w:w="50" w:type="dxa"/>
@@ -15341,7 +14135,7 @@
         </w:tc>
         <w:tc>
           <w:tcPr>
-            <w:tcW w:type="dxa" w:w="672"/>
+            <w:tcW w:type="dxa" w:w="720"/>
             <w:tcMar>
               <w:top w:w="50" w:type="dxa"/>
               <w:bottom w:w="50" w:type="dxa"/>
@@ -15359,29 +14153,6 @@
                 <w:sz w:val="16"/>
               </w:rPr>
               <w:t>4</w:t>
-            </w:r>
-          </w:p>
-        </w:tc>
-        <w:tc>
-          <w:tcPr>
-            <w:tcW w:type="dxa" w:w="827"/>
-            <w:tcMar>
-              <w:top w:w="50" w:type="dxa"/>
-              <w:bottom w:w="50" w:type="dxa"/>
-              <w:left w:w="90" w:type="dxa"/>
-              <w:right w:w="90" w:type="dxa"/>
-            </w:tcMar>
-            <w:shd w:val="clear" w:color="auto" w:fill="E5F5FF"/>
-          </w:tcPr>
-          <w:p>
-            <w:pPr>
-              <w:pStyle w:val="BDOITable"/>
-            </w:pPr>
-            <w:r>
-              <w:rPr>
-                <w:sz w:val="16"/>
-              </w:rPr>
-              <w:t>0</w:t>
             </w:r>
           </w:p>
         </w:tc>
@@ -15392,7 +14163,7 @@
         </w:trPr>
         <w:tc>
           <w:tcPr>
-            <w:tcW w:type="dxa" w:w="1188"/>
+            <w:tcW w:type="dxa" w:w="1182"/>
             <w:tcMar>
               <w:top w:w="50" w:type="dxa"/>
               <w:bottom w:w="50" w:type="dxa"/>
@@ -15414,7 +14185,7 @@
         </w:tc>
         <w:tc>
           <w:tcPr>
-            <w:tcW w:type="dxa" w:w="3307"/>
+            <w:tcW w:type="dxa" w:w="3804"/>
             <w:tcMar>
               <w:top w:w="50" w:type="dxa"/>
               <w:bottom w:w="50" w:type="dxa"/>
@@ -15436,7 +14207,7 @@
         </w:tc>
         <w:tc>
           <w:tcPr>
-            <w:tcW w:type="dxa" w:w="1653"/>
+            <w:tcW w:type="dxa" w:w="1953"/>
             <w:tcMar>
               <w:top w:w="50" w:type="dxa"/>
               <w:bottom w:w="50" w:type="dxa"/>
@@ -15458,7 +14229,7 @@
         </w:tc>
         <w:tc>
           <w:tcPr>
-            <w:tcW w:type="dxa" w:w="775"/>
+            <w:tcW w:type="dxa" w:w="771"/>
             <w:tcMar>
               <w:top w:w="50" w:type="dxa"/>
               <w:bottom w:w="50" w:type="dxa"/>
@@ -15480,7 +14251,7 @@
         </w:tc>
         <w:tc>
           <w:tcPr>
-            <w:tcW w:type="dxa" w:w="775"/>
+            <w:tcW w:type="dxa" w:w="771"/>
             <w:tcMar>
               <w:top w:w="50" w:type="dxa"/>
               <w:bottom w:w="50" w:type="dxa"/>
@@ -15502,7 +14273,7 @@
         </w:tc>
         <w:tc>
           <w:tcPr>
-            <w:tcW w:type="dxa" w:w="775"/>
+            <w:tcW w:type="dxa" w:w="771"/>
             <w:tcMar>
               <w:top w:w="50" w:type="dxa"/>
               <w:bottom w:w="50" w:type="dxa"/>
@@ -15524,7 +14295,7 @@
         </w:tc>
         <w:tc>
           <w:tcPr>
-            <w:tcW w:type="dxa" w:w="672"/>
+            <w:tcW w:type="dxa" w:w="720"/>
             <w:tcMar>
               <w:top w:w="50" w:type="dxa"/>
               <w:bottom w:w="50" w:type="dxa"/>
@@ -15541,28 +14312,6 @@
                 <w:sz w:val="16"/>
               </w:rPr>
               <w:t>3</w:t>
-            </w:r>
-          </w:p>
-        </w:tc>
-        <w:tc>
-          <w:tcPr>
-            <w:tcW w:type="dxa" w:w="827"/>
-            <w:tcMar>
-              <w:top w:w="50" w:type="dxa"/>
-              <w:bottom w:w="50" w:type="dxa"/>
-              <w:left w:w="90" w:type="dxa"/>
-              <w:right w:w="90" w:type="dxa"/>
-            </w:tcMar>
-          </w:tcPr>
-          <w:p>
-            <w:pPr>
-              <w:pStyle w:val="BDOITable"/>
-            </w:pPr>
-            <w:r>
-              <w:rPr>
-                <w:sz w:val="16"/>
-              </w:rPr>
-              <w:t>0</w:t>
             </w:r>
           </w:p>
         </w:tc>
@@ -15573,7 +14322,7 @@
         </w:trPr>
         <w:tc>
           <w:tcPr>
-            <w:tcW w:type="dxa" w:w="1188"/>
+            <w:tcW w:type="dxa" w:w="1182"/>
             <w:tcMar>
               <w:top w:w="50" w:type="dxa"/>
               <w:bottom w:w="50" w:type="dxa"/>
@@ -15596,7 +14345,7 @@
         </w:tc>
         <w:tc>
           <w:tcPr>
-            <w:tcW w:type="dxa" w:w="3307"/>
+            <w:tcW w:type="dxa" w:w="3804"/>
             <w:tcMar>
               <w:top w:w="50" w:type="dxa"/>
               <w:bottom w:w="50" w:type="dxa"/>
@@ -15619,7 +14368,7 @@
         </w:tc>
         <w:tc>
           <w:tcPr>
-            <w:tcW w:type="dxa" w:w="1653"/>
+            <w:tcW w:type="dxa" w:w="1953"/>
             <w:tcMar>
               <w:top w:w="50" w:type="dxa"/>
               <w:bottom w:w="50" w:type="dxa"/>
@@ -15642,7 +14391,7 @@
         </w:tc>
         <w:tc>
           <w:tcPr>
-            <w:tcW w:type="dxa" w:w="775"/>
+            <w:tcW w:type="dxa" w:w="771"/>
             <w:tcMar>
               <w:top w:w="50" w:type="dxa"/>
               <w:bottom w:w="50" w:type="dxa"/>
@@ -15665,7 +14414,7 @@
         </w:tc>
         <w:tc>
           <w:tcPr>
-            <w:tcW w:type="dxa" w:w="775"/>
+            <w:tcW w:type="dxa" w:w="771"/>
             <w:tcMar>
               <w:top w:w="50" w:type="dxa"/>
               <w:bottom w:w="50" w:type="dxa"/>
@@ -15688,7 +14437,7 @@
         </w:tc>
         <w:tc>
           <w:tcPr>
-            <w:tcW w:type="dxa" w:w="775"/>
+            <w:tcW w:type="dxa" w:w="771"/>
             <w:tcMar>
               <w:top w:w="50" w:type="dxa"/>
               <w:bottom w:w="50" w:type="dxa"/>
@@ -15711,7 +14460,7 @@
         </w:tc>
         <w:tc>
           <w:tcPr>
-            <w:tcW w:type="dxa" w:w="672"/>
+            <w:tcW w:type="dxa" w:w="720"/>
             <w:tcMar>
               <w:top w:w="50" w:type="dxa"/>
               <w:bottom w:w="50" w:type="dxa"/>
@@ -15729,29 +14478,6 @@
                 <w:sz w:val="16"/>
               </w:rPr>
               <w:t>4</w:t>
-            </w:r>
-          </w:p>
-        </w:tc>
-        <w:tc>
-          <w:tcPr>
-            <w:tcW w:type="dxa" w:w="827"/>
-            <w:tcMar>
-              <w:top w:w="50" w:type="dxa"/>
-              <w:bottom w:w="50" w:type="dxa"/>
-              <w:left w:w="90" w:type="dxa"/>
-              <w:right w:w="90" w:type="dxa"/>
-            </w:tcMar>
-            <w:shd w:val="clear" w:color="auto" w:fill="E5F5FF"/>
-          </w:tcPr>
-          <w:p>
-            <w:pPr>
-              <w:pStyle w:val="BDOITable"/>
-            </w:pPr>
-            <w:r>
-              <w:rPr>
-                <w:sz w:val="16"/>
-              </w:rPr>
-              <w:t>0</w:t>
             </w:r>
           </w:p>
         </w:tc>
@@ -15762,7 +14488,7 @@
         </w:trPr>
         <w:tc>
           <w:tcPr>
-            <w:tcW w:type="dxa" w:w="1188"/>
+            <w:tcW w:type="dxa" w:w="1182"/>
             <w:tcMar>
               <w:top w:w="50" w:type="dxa"/>
               <w:bottom w:w="50" w:type="dxa"/>
@@ -15784,7 +14510,7 @@
         </w:tc>
         <w:tc>
           <w:tcPr>
-            <w:tcW w:type="dxa" w:w="3307"/>
+            <w:tcW w:type="dxa" w:w="3804"/>
             <w:tcMar>
               <w:top w:w="50" w:type="dxa"/>
               <w:bottom w:w="50" w:type="dxa"/>
@@ -15806,7 +14532,7 @@
         </w:tc>
         <w:tc>
           <w:tcPr>
-            <w:tcW w:type="dxa" w:w="1653"/>
+            <w:tcW w:type="dxa" w:w="1953"/>
             <w:tcMar>
               <w:top w:w="50" w:type="dxa"/>
               <w:bottom w:w="50" w:type="dxa"/>
@@ -15828,7 +14554,7 @@
         </w:tc>
         <w:tc>
           <w:tcPr>
-            <w:tcW w:type="dxa" w:w="775"/>
+            <w:tcW w:type="dxa" w:w="771"/>
             <w:tcMar>
               <w:top w:w="50" w:type="dxa"/>
               <w:bottom w:w="50" w:type="dxa"/>
@@ -15850,7 +14576,7 @@
         </w:tc>
         <w:tc>
           <w:tcPr>
-            <w:tcW w:type="dxa" w:w="775"/>
+            <w:tcW w:type="dxa" w:w="771"/>
             <w:tcMar>
               <w:top w:w="50" w:type="dxa"/>
               <w:bottom w:w="50" w:type="dxa"/>
@@ -15872,7 +14598,7 @@
         </w:tc>
         <w:tc>
           <w:tcPr>
-            <w:tcW w:type="dxa" w:w="775"/>
+            <w:tcW w:type="dxa" w:w="771"/>
             <w:tcMar>
               <w:top w:w="50" w:type="dxa"/>
               <w:bottom w:w="50" w:type="dxa"/>
@@ -15894,7 +14620,7 @@
         </w:tc>
         <w:tc>
           <w:tcPr>
-            <w:tcW w:type="dxa" w:w="672"/>
+            <w:tcW w:type="dxa" w:w="720"/>
             <w:tcMar>
               <w:top w:w="50" w:type="dxa"/>
               <w:bottom w:w="50" w:type="dxa"/>
@@ -15911,28 +14637,6 @@
                 <w:sz w:val="16"/>
               </w:rPr>
               <w:t>2</w:t>
-            </w:r>
-          </w:p>
-        </w:tc>
-        <w:tc>
-          <w:tcPr>
-            <w:tcW w:type="dxa" w:w="827"/>
-            <w:tcMar>
-              <w:top w:w="50" w:type="dxa"/>
-              <w:bottom w:w="50" w:type="dxa"/>
-              <w:left w:w="90" w:type="dxa"/>
-              <w:right w:w="90" w:type="dxa"/>
-            </w:tcMar>
-          </w:tcPr>
-          <w:p>
-            <w:pPr>
-              <w:pStyle w:val="BDOITable"/>
-            </w:pPr>
-            <w:r>
-              <w:rPr>
-                <w:sz w:val="16"/>
-              </w:rPr>
-              <w:t>0</w:t>
             </w:r>
           </w:p>
         </w:tc>
@@ -15943,7 +14647,7 @@
         </w:trPr>
         <w:tc>
           <w:tcPr>
-            <w:tcW w:type="dxa" w:w="1188"/>
+            <w:tcW w:type="dxa" w:w="1182"/>
             <w:tcMar>
               <w:top w:w="50" w:type="dxa"/>
               <w:bottom w:w="50" w:type="dxa"/>
@@ -15966,7 +14670,7 @@
         </w:tc>
         <w:tc>
           <w:tcPr>
-            <w:tcW w:type="dxa" w:w="3307"/>
+            <w:tcW w:type="dxa" w:w="3804"/>
             <w:tcMar>
               <w:top w:w="50" w:type="dxa"/>
               <w:bottom w:w="50" w:type="dxa"/>
@@ -15989,7 +14693,7 @@
         </w:tc>
         <w:tc>
           <w:tcPr>
-            <w:tcW w:type="dxa" w:w="1653"/>
+            <w:tcW w:type="dxa" w:w="1953"/>
             <w:tcMar>
               <w:top w:w="50" w:type="dxa"/>
               <w:bottom w:w="50" w:type="dxa"/>
@@ -16012,7 +14716,7 @@
         </w:tc>
         <w:tc>
           <w:tcPr>
-            <w:tcW w:type="dxa" w:w="775"/>
+            <w:tcW w:type="dxa" w:w="771"/>
             <w:tcMar>
               <w:top w:w="50" w:type="dxa"/>
               <w:bottom w:w="50" w:type="dxa"/>
@@ -16035,7 +14739,7 @@
         </w:tc>
         <w:tc>
           <w:tcPr>
-            <w:tcW w:type="dxa" w:w="775"/>
+            <w:tcW w:type="dxa" w:w="771"/>
             <w:tcMar>
               <w:top w:w="50" w:type="dxa"/>
               <w:bottom w:w="50" w:type="dxa"/>
@@ -16058,7 +14762,7 @@
         </w:tc>
         <w:tc>
           <w:tcPr>
-            <w:tcW w:type="dxa" w:w="775"/>
+            <w:tcW w:type="dxa" w:w="771"/>
             <w:tcMar>
               <w:top w:w="50" w:type="dxa"/>
               <w:bottom w:w="50" w:type="dxa"/>
@@ -16081,7 +14785,7 @@
         </w:tc>
         <w:tc>
           <w:tcPr>
-            <w:tcW w:type="dxa" w:w="672"/>
+            <w:tcW w:type="dxa" w:w="720"/>
             <w:tcMar>
               <w:top w:w="50" w:type="dxa"/>
               <w:bottom w:w="50" w:type="dxa"/>
@@ -16099,29 +14803,6 @@
                 <w:sz w:val="16"/>
               </w:rPr>
               <w:t>4</w:t>
-            </w:r>
-          </w:p>
-        </w:tc>
-        <w:tc>
-          <w:tcPr>
-            <w:tcW w:type="dxa" w:w="827"/>
-            <w:tcMar>
-              <w:top w:w="50" w:type="dxa"/>
-              <w:bottom w:w="50" w:type="dxa"/>
-              <w:left w:w="90" w:type="dxa"/>
-              <w:right w:w="90" w:type="dxa"/>
-            </w:tcMar>
-            <w:shd w:val="clear" w:color="auto" w:fill="E5F5FF"/>
-          </w:tcPr>
-          <w:p>
-            <w:pPr>
-              <w:pStyle w:val="BDOITable"/>
-            </w:pPr>
-            <w:r>
-              <w:rPr>
-                <w:sz w:val="16"/>
-              </w:rPr>
-              <w:t>0</w:t>
             </w:r>
           </w:p>
         </w:tc>
@@ -16132,7 +14813,7 @@
         </w:trPr>
         <w:tc>
           <w:tcPr>
-            <w:tcW w:type="dxa" w:w="1188"/>
+            <w:tcW w:type="dxa" w:w="1182"/>
             <w:tcMar>
               <w:top w:w="50" w:type="dxa"/>
               <w:bottom w:w="50" w:type="dxa"/>
@@ -16154,7 +14835,7 @@
         </w:tc>
         <w:tc>
           <w:tcPr>
-            <w:tcW w:type="dxa" w:w="3307"/>
+            <w:tcW w:type="dxa" w:w="3804"/>
             <w:tcMar>
               <w:top w:w="50" w:type="dxa"/>
               <w:bottom w:w="50" w:type="dxa"/>
@@ -16176,7 +14857,7 @@
         </w:tc>
         <w:tc>
           <w:tcPr>
-            <w:tcW w:type="dxa" w:w="1653"/>
+            <w:tcW w:type="dxa" w:w="1953"/>
             <w:tcMar>
               <w:top w:w="50" w:type="dxa"/>
               <w:bottom w:w="50" w:type="dxa"/>
@@ -16198,7 +14879,7 @@
         </w:tc>
         <w:tc>
           <w:tcPr>
-            <w:tcW w:type="dxa" w:w="775"/>
+            <w:tcW w:type="dxa" w:w="771"/>
             <w:tcMar>
               <w:top w:w="50" w:type="dxa"/>
               <w:bottom w:w="50" w:type="dxa"/>
@@ -16220,7 +14901,7 @@
         </w:tc>
         <w:tc>
           <w:tcPr>
-            <w:tcW w:type="dxa" w:w="775"/>
+            <w:tcW w:type="dxa" w:w="771"/>
             <w:tcMar>
               <w:top w:w="50" w:type="dxa"/>
               <w:bottom w:w="50" w:type="dxa"/>
@@ -16242,7 +14923,7 @@
         </w:tc>
         <w:tc>
           <w:tcPr>
-            <w:tcW w:type="dxa" w:w="775"/>
+            <w:tcW w:type="dxa" w:w="771"/>
             <w:tcMar>
               <w:top w:w="50" w:type="dxa"/>
               <w:bottom w:w="50" w:type="dxa"/>
@@ -16264,7 +14945,7 @@
         </w:tc>
         <w:tc>
           <w:tcPr>
-            <w:tcW w:type="dxa" w:w="672"/>
+            <w:tcW w:type="dxa" w:w="720"/>
             <w:tcMar>
               <w:top w:w="50" w:type="dxa"/>
               <w:bottom w:w="50" w:type="dxa"/>
@@ -16281,28 +14962,6 @@
                 <w:sz w:val="16"/>
               </w:rPr>
               <w:t>4</w:t>
-            </w:r>
-          </w:p>
-        </w:tc>
-        <w:tc>
-          <w:tcPr>
-            <w:tcW w:type="dxa" w:w="827"/>
-            <w:tcMar>
-              <w:top w:w="50" w:type="dxa"/>
-              <w:bottom w:w="50" w:type="dxa"/>
-              <w:left w:w="90" w:type="dxa"/>
-              <w:right w:w="90" w:type="dxa"/>
-            </w:tcMar>
-          </w:tcPr>
-          <w:p>
-            <w:pPr>
-              <w:pStyle w:val="BDOITable"/>
-            </w:pPr>
-            <w:r>
-              <w:rPr>
-                <w:sz w:val="16"/>
-              </w:rPr>
-              <w:t>0</w:t>
             </w:r>
           </w:p>
         </w:tc>
@@ -16313,7 +14972,7 @@
         </w:trPr>
         <w:tc>
           <w:tcPr>
-            <w:tcW w:type="dxa" w:w="1188"/>
+            <w:tcW w:type="dxa" w:w="1182"/>
             <w:tcMar>
               <w:top w:w="50" w:type="dxa"/>
               <w:bottom w:w="50" w:type="dxa"/>
@@ -16336,7 +14995,7 @@
         </w:tc>
         <w:tc>
           <w:tcPr>
-            <w:tcW w:type="dxa" w:w="3307"/>
+            <w:tcW w:type="dxa" w:w="3804"/>
             <w:tcMar>
               <w:top w:w="50" w:type="dxa"/>
               <w:bottom w:w="50" w:type="dxa"/>
@@ -16359,7 +15018,7 @@
         </w:tc>
         <w:tc>
           <w:tcPr>
-            <w:tcW w:type="dxa" w:w="1653"/>
+            <w:tcW w:type="dxa" w:w="1953"/>
             <w:tcMar>
               <w:top w:w="50" w:type="dxa"/>
               <w:bottom w:w="50" w:type="dxa"/>
@@ -16382,7 +15041,7 @@
         </w:tc>
         <w:tc>
           <w:tcPr>
-            <w:tcW w:type="dxa" w:w="775"/>
+            <w:tcW w:type="dxa" w:w="771"/>
             <w:tcMar>
               <w:top w:w="50" w:type="dxa"/>
               <w:bottom w:w="50" w:type="dxa"/>
@@ -16405,7 +15064,7 @@
         </w:tc>
         <w:tc>
           <w:tcPr>
-            <w:tcW w:type="dxa" w:w="775"/>
+            <w:tcW w:type="dxa" w:w="771"/>
             <w:tcMar>
               <w:top w:w="50" w:type="dxa"/>
               <w:bottom w:w="50" w:type="dxa"/>
@@ -16428,7 +15087,7 @@
         </w:tc>
         <w:tc>
           <w:tcPr>
-            <w:tcW w:type="dxa" w:w="775"/>
+            <w:tcW w:type="dxa" w:w="771"/>
             <w:tcMar>
               <w:top w:w="50" w:type="dxa"/>
               <w:bottom w:w="50" w:type="dxa"/>
@@ -16451,7 +15110,7 @@
         </w:tc>
         <w:tc>
           <w:tcPr>
-            <w:tcW w:type="dxa" w:w="672"/>
+            <w:tcW w:type="dxa" w:w="720"/>
             <w:tcMar>
               <w:top w:w="50" w:type="dxa"/>
               <w:bottom w:w="50" w:type="dxa"/>
@@ -16469,29 +15128,6 @@
                 <w:sz w:val="16"/>
               </w:rPr>
               <w:t>4</w:t>
-            </w:r>
-          </w:p>
-        </w:tc>
-        <w:tc>
-          <w:tcPr>
-            <w:tcW w:type="dxa" w:w="827"/>
-            <w:tcMar>
-              <w:top w:w="50" w:type="dxa"/>
-              <w:bottom w:w="50" w:type="dxa"/>
-              <w:left w:w="90" w:type="dxa"/>
-              <w:right w:w="90" w:type="dxa"/>
-            </w:tcMar>
-            <w:shd w:val="clear" w:color="auto" w:fill="E5F5FF"/>
-          </w:tcPr>
-          <w:p>
-            <w:pPr>
-              <w:pStyle w:val="BDOITable"/>
-            </w:pPr>
-            <w:r>
-              <w:rPr>
-                <w:sz w:val="16"/>
-              </w:rPr>
-              <w:t>0</w:t>
             </w:r>
           </w:p>
         </w:tc>
@@ -16502,7 +15138,7 @@
         </w:trPr>
         <w:tc>
           <w:tcPr>
-            <w:tcW w:type="dxa" w:w="1188"/>
+            <w:tcW w:type="dxa" w:w="1182"/>
             <w:tcMar>
               <w:top w:w="50" w:type="dxa"/>
               <w:bottom w:w="50" w:type="dxa"/>
@@ -16524,7 +15160,7 @@
         </w:tc>
         <w:tc>
           <w:tcPr>
-            <w:tcW w:type="dxa" w:w="3307"/>
+            <w:tcW w:type="dxa" w:w="3804"/>
             <w:tcMar>
               <w:top w:w="50" w:type="dxa"/>
               <w:bottom w:w="50" w:type="dxa"/>
@@ -16546,7 +15182,7 @@
         </w:tc>
         <w:tc>
           <w:tcPr>
-            <w:tcW w:type="dxa" w:w="1653"/>
+            <w:tcW w:type="dxa" w:w="1953"/>
             <w:tcMar>
               <w:top w:w="50" w:type="dxa"/>
               <w:bottom w:w="50" w:type="dxa"/>
@@ -16568,7 +15204,7 @@
         </w:tc>
         <w:tc>
           <w:tcPr>
-            <w:tcW w:type="dxa" w:w="775"/>
+            <w:tcW w:type="dxa" w:w="771"/>
             <w:tcMar>
               <w:top w:w="50" w:type="dxa"/>
               <w:bottom w:w="50" w:type="dxa"/>
@@ -16590,7 +15226,7 @@
         </w:tc>
         <w:tc>
           <w:tcPr>
-            <w:tcW w:type="dxa" w:w="775"/>
+            <w:tcW w:type="dxa" w:w="771"/>
             <w:tcMar>
               <w:top w:w="50" w:type="dxa"/>
               <w:bottom w:w="50" w:type="dxa"/>
@@ -16612,7 +15248,7 @@
         </w:tc>
         <w:tc>
           <w:tcPr>
-            <w:tcW w:type="dxa" w:w="775"/>
+            <w:tcW w:type="dxa" w:w="771"/>
             <w:tcMar>
               <w:top w:w="50" w:type="dxa"/>
               <w:bottom w:w="50" w:type="dxa"/>
@@ -16634,7 +15270,7 @@
         </w:tc>
         <w:tc>
           <w:tcPr>
-            <w:tcW w:type="dxa" w:w="672"/>
+            <w:tcW w:type="dxa" w:w="720"/>
             <w:tcMar>
               <w:top w:w="50" w:type="dxa"/>
               <w:bottom w:w="50" w:type="dxa"/>
@@ -16651,28 +15287,6 @@
                 <w:sz w:val="16"/>
               </w:rPr>
               <w:t>4</w:t>
-            </w:r>
-          </w:p>
-        </w:tc>
-        <w:tc>
-          <w:tcPr>
-            <w:tcW w:type="dxa" w:w="827"/>
-            <w:tcMar>
-              <w:top w:w="50" w:type="dxa"/>
-              <w:bottom w:w="50" w:type="dxa"/>
-              <w:left w:w="90" w:type="dxa"/>
-              <w:right w:w="90" w:type="dxa"/>
-            </w:tcMar>
-          </w:tcPr>
-          <w:p>
-            <w:pPr>
-              <w:pStyle w:val="BDOITable"/>
-            </w:pPr>
-            <w:r>
-              <w:rPr>
-                <w:sz w:val="16"/>
-              </w:rPr>
-              <w:t>0</w:t>
             </w:r>
           </w:p>
         </w:tc>
@@ -22269,7 +20883,7 @@
               <w:rPr>
                 <w:sz w:val="17"/>
               </w:rPr>
-              <w:t>Proposals to placement. Insurers submit proposals; the AO validates them, builds the comparative; the signatory and Management approve; the client comments, asks for revisions and confirms; the AO triggers placement.</w:t>
+              <w:t>Proposals to placement. Insurers submit proposals; the AO validates them and prepares the comparative; the signatory and Management approve; the client comments, asks for revisions and confirms; the AO triggers placement.</w:t>
             </w:r>
           </w:p>
         </w:tc>
@@ -25857,34 +24471,17 @@
     </w:p>
     <w:p>
       <w:pPr>
-        <w:pStyle w:val="Heading2"/>
-      </w:pPr>
-      <w:bookmarkStart w:id="126" w:name="_Toc000126"/>
-      <w:r>
-        <w:rPr/>
-        <w:t>7.6 Automated tests</w:t>
-      </w:r>
-      <w:bookmarkEnd w:id="126"/>
-    </w:p>
-    <w:p>
-      <w:r>
-        <w:rPr/>
-        <w:t>No automated test exists yet for this BRD; every case is run manually.</w:t>
-      </w:r>
-    </w:p>
-    <w:p>
-      <w:pPr>
         <w:pStyle w:val="Heading1"/>
         <w:pBdr>
           <w:bottom w:val="single" w:sz="4" w:space="4" w:color="99C1E7"/>
         </w:pBdr>
       </w:pPr>
-      <w:bookmarkStart w:id="127" w:name="_Toc000127"/>
+      <w:bookmarkStart w:id="126" w:name="_Toc000126"/>
       <w:r>
         <w:rPr/>
         <w:t>8 Risks</w:t>
       </w:r>
-      <w:bookmarkEnd w:id="127"/>
+      <w:bookmarkEnd w:id="126"/>
     </w:p>
     <w:p>
       <w:pPr>
@@ -26030,7 +24627,7 @@
               <w:rPr>
                 <w:sz w:val="18"/>
               </w:rPr>
-              <w:t>EB and the portal are not built; screen names, labels and messages may change at build</w:t>
+              <w:t>Screen names, labels or messages change after BDOI's review of the FRS</w:t>
             </w:r>
           </w:p>
         </w:tc>
@@ -26074,7 +24671,7 @@
               <w:rPr>
                 <w:sz w:val="18"/>
               </w:rPr>
-              <w:t>The cases name the design's screens and the FRS texts; the test lead updates the workbook from the build before the system test</w:t>
+              <w:t>The cases name the FRS screens and texts; the test lead updates the workbook before the system test and records the changes in the document control</w:t>
             </w:r>
           </w:p>
         </w:tc>
@@ -26148,7 +24745,7 @@
               <w:rPr>
                 <w:sz w:val="18"/>
               </w:rPr>
-              <w:t>Run the portal cases on SIT with the e-mail code and the scanner adapter; repeat the security cases in the approved zone before UAT</w:t>
+              <w:t>Run the portal cases on SIT with the e-mail code and the virus scan; repeat the security cases in the approved zone before UAT</w:t>
             </w:r>
           </w:p>
         </w:tc>
@@ -26439,1034 +25036,6 @@
                 <w:sz w:val="18"/>
               </w:rPr>
               <w:t>The test lead sets the business date and runs the jobs on demand</w:t>
-            </w:r>
-          </w:p>
-        </w:tc>
-      </w:tr>
-    </w:tbl>
-    <w:p>
-      <w:pPr>
-        <w:pStyle w:val="BDOISpacer"/>
-      </w:pPr>
-    </w:p>
-    <w:p>
-      <w:pPr>
-        <w:pStyle w:val="Heading1"/>
-        <w:pBdr>
-          <w:bottom w:val="single" w:sz="4" w:space="4" w:color="99C1E7"/>
-        </w:pBdr>
-      </w:pPr>
-      <w:bookmarkStart w:id="128" w:name="_Toc000128"/>
-      <w:r>
-        <w:rPr/>
-        <w:t>9 FRS findings</w:t>
-      </w:r>
-      <w:bookmarkEnd w:id="128"/>
-    </w:p>
-    <w:p>
-      <w:r>
-        <w:rPr/>
-        <w:t>Writing the cases showed the points below, where the FRS is ambiguous, cannot be tested as written, or differs from what the platform shows today. The cases follow the proposed resolution; the FRS owner decides the correction for FRS v1.1.</w:t>
-      </w:r>
-    </w:p>
-    <w:p>
-      <w:pPr>
-        <w:pStyle w:val="Caption"/>
-        <w:keepNext/>
-        <w:spacing w:after="60"/>
-      </w:pPr>
-      <w:r>
-        <w:rPr>
-          <w:b/>
-          <w:i w:val="0"/>
-        </w:rPr>
-        <w:t xml:space="preserve">Table 17: </w:t>
-      </w:r>
-      <w:r>
-        <w:rPr/>
-        <w:t>FRS findings for the FRS owner</w:t>
-      </w:r>
-    </w:p>
-    <w:tbl>
-      <w:tblPr>
-        <w:tblW w:type="dxa" w:w="9973"/>
-        <w:jc w:val="center"/>
-        <w:tblLook w:firstColumn="1" w:firstRow="1" w:lastColumn="0" w:lastRow="0" w:noHBand="0" w:noVBand="1" w:val="04A0"/>
-        <w:tblBorders>
-          <w:top w:val="single" w:sz="4" w:space="0" w:color="C2C2C1"/>
-          <w:left w:val="single" w:sz="4" w:space="0" w:color="C2C2C1"/>
-          <w:bottom w:val="single" w:sz="4" w:space="0" w:color="C2C2C1"/>
-          <w:right w:val="single" w:sz="4" w:space="0" w:color="C2C2C1"/>
-          <w:insideH w:val="single" w:sz="4" w:space="0" w:color="C2C2C1"/>
-          <w:insideV w:val="single" w:sz="4" w:space="0" w:color="C2C2C1"/>
-        </w:tblBorders>
-        <w:tblLayout w:type="fixed"/>
-      </w:tblPr>
-      <w:tblGrid>
-        <w:gridCol w:w="1055"/>
-        <w:gridCol w:w="1290"/>
-        <w:gridCol w:w="4223"/>
-        <w:gridCol w:w="3402"/>
-      </w:tblGrid>
-      <w:tr>
-        <w:trPr>
-          <w:tblHeader w:val="true"/>
-          <w:cantSplit w:val="true"/>
-        </w:trPr>
-        <w:tc>
-          <w:tcPr>
-            <w:tcW w:type="dxa" w:w="1056"/>
-            <w:shd w:val="clear" w:color="auto" w:fill="004EA8"/>
-            <w:tcMar>
-              <w:top w:w="50" w:type="dxa"/>
-              <w:bottom w:w="50" w:type="dxa"/>
-              <w:left w:w="90" w:type="dxa"/>
-              <w:right w:w="90" w:type="dxa"/>
-            </w:tcMar>
-            <w:vAlign w:val="center"/>
-          </w:tcPr>
-          <w:p>
-            <w:pPr>
-              <w:pStyle w:val="BDOITableHeader"/>
-            </w:pPr>
-            <w:r>
-              <w:rPr>
-                <w:b/>
-                <w:color w:val="FFFFFF"/>
-                <w:sz w:val="17"/>
-              </w:rPr>
-              <w:t>ID</w:t>
-            </w:r>
-          </w:p>
-        </w:tc>
-        <w:tc>
-          <w:tcPr>
-            <w:tcW w:type="dxa" w:w="1290"/>
-            <w:shd w:val="clear" w:color="auto" w:fill="004EA8"/>
-            <w:tcMar>
-              <w:top w:w="50" w:type="dxa"/>
-              <w:bottom w:w="50" w:type="dxa"/>
-              <w:left w:w="90" w:type="dxa"/>
-              <w:right w:w="90" w:type="dxa"/>
-            </w:tcMar>
-            <w:vAlign w:val="center"/>
-          </w:tcPr>
-          <w:p>
-            <w:pPr>
-              <w:pStyle w:val="BDOITableHeader"/>
-            </w:pPr>
-            <w:r>
-              <w:rPr>
-                <w:b/>
-                <w:color w:val="FFFFFF"/>
-                <w:sz w:val="17"/>
-              </w:rPr>
-              <w:t>FR</w:t>
-            </w:r>
-          </w:p>
-        </w:tc>
-        <w:tc>
-          <w:tcPr>
-            <w:tcW w:type="dxa" w:w="4223"/>
-            <w:shd w:val="clear" w:color="auto" w:fill="004EA8"/>
-            <w:tcMar>
-              <w:top w:w="50" w:type="dxa"/>
-              <w:bottom w:w="50" w:type="dxa"/>
-              <w:left w:w="90" w:type="dxa"/>
-              <w:right w:w="90" w:type="dxa"/>
-            </w:tcMar>
-            <w:vAlign w:val="center"/>
-          </w:tcPr>
-          <w:p>
-            <w:pPr>
-              <w:pStyle w:val="BDOITableHeader"/>
-            </w:pPr>
-            <w:r>
-              <w:rPr>
-                <w:b/>
-                <w:color w:val="FFFFFF"/>
-                <w:sz w:val="17"/>
-              </w:rPr>
-              <w:t>Finding</w:t>
-            </w:r>
-          </w:p>
-        </w:tc>
-        <w:tc>
-          <w:tcPr>
-            <w:tcW w:type="dxa" w:w="3402"/>
-            <w:shd w:val="clear" w:color="auto" w:fill="004EA8"/>
-            <w:tcMar>
-              <w:top w:w="50" w:type="dxa"/>
-              <w:bottom w:w="50" w:type="dxa"/>
-              <w:left w:w="90" w:type="dxa"/>
-              <w:right w:w="90" w:type="dxa"/>
-            </w:tcMar>
-            <w:vAlign w:val="center"/>
-          </w:tcPr>
-          <w:p>
-            <w:pPr>
-              <w:pStyle w:val="BDOITableHeader"/>
-            </w:pPr>
-            <w:r>
-              <w:rPr>
-                <w:b/>
-                <w:color w:val="FFFFFF"/>
-                <w:sz w:val="17"/>
-              </w:rPr>
-              <w:t>Proposed resolution</w:t>
-            </w:r>
-          </w:p>
-        </w:tc>
-      </w:tr>
-      <w:tr>
-        <w:trPr>
-          <w:cantSplit w:val="true"/>
-        </w:trPr>
-        <w:tc>
-          <w:tcPr>
-            <w:tcW w:type="dxa" w:w="1056"/>
-            <w:tcMar>
-              <w:top w:w="50" w:type="dxa"/>
-              <w:bottom w:w="50" w:type="dxa"/>
-              <w:left w:w="90" w:type="dxa"/>
-              <w:right w:w="90" w:type="dxa"/>
-            </w:tcMar>
-          </w:tcPr>
-          <w:p>
-            <w:pPr>
-              <w:pStyle w:val="BDOITable"/>
-            </w:pPr>
-            <w:r>
-              <w:rPr>
-                <w:sz w:val="17"/>
-              </w:rPr>
-              <w:t>TF-EB-01</w:t>
-            </w:r>
-          </w:p>
-        </w:tc>
-        <w:tc>
-          <w:tcPr>
-            <w:tcW w:type="dxa" w:w="1290"/>
-            <w:tcMar>
-              <w:top w:w="50" w:type="dxa"/>
-              <w:bottom w:w="50" w:type="dxa"/>
-              <w:left w:w="90" w:type="dxa"/>
-              <w:right w:w="90" w:type="dxa"/>
-            </w:tcMar>
-          </w:tcPr>
-          <w:p>
-            <w:pPr>
-              <w:pStyle w:val="BDOITable"/>
-            </w:pPr>
-            <w:r>
-              <w:rPr>
-                <w:sz w:val="17"/>
-              </w:rPr>
-              <w:t>FR-EB-012</w:t>
-            </w:r>
-          </w:p>
-        </w:tc>
-        <w:tc>
-          <w:tcPr>
-            <w:tcW w:type="dxa" w:w="4223"/>
-            <w:tcMar>
-              <w:top w:w="50" w:type="dxa"/>
-              <w:bottom w:w="50" w:type="dxa"/>
-              <w:left w:w="90" w:type="dxa"/>
-              <w:right w:w="90" w:type="dxa"/>
-            </w:tcMar>
-          </w:tcPr>
-          <w:p>
-            <w:pPr>
-              <w:pStyle w:val="BDOITable"/>
-            </w:pPr>
-            <w:r>
-              <w:rPr>
-                <w:sz w:val="17"/>
-              </w:rPr>
-              <w:t>The FRS texts of the platform attachment codes differ from what BIBS shows - ATTACHMENT_TYPE_NOT_ALLOWED "The file type is not allowed" (built "Only these file types are allowed - &lt;list&gt;"), ATTACHMENT_TOO_LARGE "The file is larger than the allowed size" (built "The file exceeds the maximum size of &lt;n&gt; MB"), ATTACHMENT_INFECTED "The file failed the virus check" (built "The file was rejected by the malware scan - &lt;detail&gt;"). The same applies to FR-EB-002, 023, 030 and 031.</w:t>
-            </w:r>
-          </w:p>
-        </w:tc>
-        <w:tc>
-          <w:tcPr>
-            <w:tcW w:type="dxa" w:w="3402"/>
-            <w:tcMar>
-              <w:top w:w="50" w:type="dxa"/>
-              <w:bottom w:w="50" w:type="dxa"/>
-              <w:left w:w="90" w:type="dxa"/>
-              <w:right w:w="90" w:type="dxa"/>
-            </w:tcMar>
-          </w:tcPr>
-          <w:p>
-            <w:pPr>
-              <w:pStyle w:val="BDOITable"/>
-            </w:pPr>
-            <w:r>
-              <w:rPr>
-                <w:sz w:val="17"/>
-              </w:rPr>
-              <w:t>Quote the platform texts in FRS v1.1; the cases use them.</w:t>
-            </w:r>
-          </w:p>
-        </w:tc>
-      </w:tr>
-      <w:tr>
-        <w:trPr>
-          <w:cantSplit w:val="true"/>
-        </w:trPr>
-        <w:tc>
-          <w:tcPr>
-            <w:tcW w:type="dxa" w:w="1056"/>
-            <w:tcMar>
-              <w:top w:w="50" w:type="dxa"/>
-              <w:bottom w:w="50" w:type="dxa"/>
-              <w:left w:w="90" w:type="dxa"/>
-              <w:right w:w="90" w:type="dxa"/>
-            </w:tcMar>
-            <w:shd w:val="clear" w:color="auto" w:fill="E5F5FF"/>
-          </w:tcPr>
-          <w:p>
-            <w:pPr>
-              <w:pStyle w:val="BDOITable"/>
-            </w:pPr>
-            <w:r>
-              <w:rPr>
-                <w:sz w:val="17"/>
-              </w:rPr>
-              <w:t>TF-EB-02</w:t>
-            </w:r>
-          </w:p>
-        </w:tc>
-        <w:tc>
-          <w:tcPr>
-            <w:tcW w:type="dxa" w:w="1290"/>
-            <w:tcMar>
-              <w:top w:w="50" w:type="dxa"/>
-              <w:bottom w:w="50" w:type="dxa"/>
-              <w:left w:w="90" w:type="dxa"/>
-              <w:right w:w="90" w:type="dxa"/>
-            </w:tcMar>
-            <w:shd w:val="clear" w:color="auto" w:fill="E5F5FF"/>
-          </w:tcPr>
-          <w:p>
-            <w:pPr>
-              <w:pStyle w:val="BDOITable"/>
-            </w:pPr>
-            <w:r>
-              <w:rPr>
-                <w:sz w:val="17"/>
-              </w:rPr>
-              <w:t>FR-EB-020</w:t>
-            </w:r>
-          </w:p>
-        </w:tc>
-        <w:tc>
-          <w:tcPr>
-            <w:tcW w:type="dxa" w:w="4223"/>
-            <w:tcMar>
-              <w:top w:w="50" w:type="dxa"/>
-              <w:bottom w:w="50" w:type="dxa"/>
-              <w:left w:w="90" w:type="dxa"/>
-              <w:right w:w="90" w:type="dxa"/>
-            </w:tcMar>
-            <w:shd w:val="clear" w:color="auto" w:fill="E5F5FF"/>
-          </w:tcPr>
-          <w:p>
-            <w:pPr>
-              <w:pStyle w:val="BDOITable"/>
-            </w:pPr>
-            <w:r>
-              <w:rPr>
-                <w:sz w:val="17"/>
-              </w:rPr>
-              <w:t>The FRS gives CLIENT_DUPLICATE "A client with the same identifiers already exists" and CLIENT_NAME_REQUIRED "Enter the client name"; the client service shows "This client already exists - &lt;client&gt;" and "Enter the &lt;field&gt;".</w:t>
-            </w:r>
-          </w:p>
-        </w:tc>
-        <w:tc>
-          <w:tcPr>
-            <w:tcW w:type="dxa" w:w="3402"/>
-            <w:tcMar>
-              <w:top w:w="50" w:type="dxa"/>
-              <w:bottom w:w="50" w:type="dxa"/>
-              <w:left w:w="90" w:type="dxa"/>
-              <w:right w:w="90" w:type="dxa"/>
-            </w:tcMar>
-            <w:shd w:val="clear" w:color="auto" w:fill="E5F5FF"/>
-          </w:tcPr>
-          <w:p>
-            <w:pPr>
-              <w:pStyle w:val="BDOITable"/>
-            </w:pPr>
-            <w:r>
-              <w:rPr>
-                <w:sz w:val="17"/>
-              </w:rPr>
-              <w:t>Quote the built texts.</w:t>
-            </w:r>
-          </w:p>
-        </w:tc>
-      </w:tr>
-      <w:tr>
-        <w:trPr>
-          <w:cantSplit w:val="true"/>
-        </w:trPr>
-        <w:tc>
-          <w:tcPr>
-            <w:tcW w:type="dxa" w:w="1056"/>
-            <w:tcMar>
-              <w:top w:w="50" w:type="dxa"/>
-              <w:bottom w:w="50" w:type="dxa"/>
-              <w:left w:w="90" w:type="dxa"/>
-              <w:right w:w="90" w:type="dxa"/>
-            </w:tcMar>
-          </w:tcPr>
-          <w:p>
-            <w:pPr>
-              <w:pStyle w:val="BDOITable"/>
-            </w:pPr>
-            <w:r>
-              <w:rPr>
-                <w:sz w:val="17"/>
-              </w:rPr>
-              <w:t>TF-EB-03</w:t>
-            </w:r>
-          </w:p>
-        </w:tc>
-        <w:tc>
-          <w:tcPr>
-            <w:tcW w:type="dxa" w:w="1290"/>
-            <w:tcMar>
-              <w:top w:w="50" w:type="dxa"/>
-              <w:bottom w:w="50" w:type="dxa"/>
-              <w:left w:w="90" w:type="dxa"/>
-              <w:right w:w="90" w:type="dxa"/>
-            </w:tcMar>
-          </w:tcPr>
-          <w:p>
-            <w:pPr>
-              <w:pStyle w:val="BDOITable"/>
-            </w:pPr>
-            <w:r>
-              <w:rPr>
-                <w:sz w:val="17"/>
-              </w:rPr>
-              <w:t>FR-EB-004</w:t>
-            </w:r>
-          </w:p>
-        </w:tc>
-        <w:tc>
-          <w:tcPr>
-            <w:tcW w:type="dxa" w:w="4223"/>
-            <w:tcMar>
-              <w:top w:w="50" w:type="dxa"/>
-              <w:bottom w:w="50" w:type="dxa"/>
-              <w:left w:w="90" w:type="dxa"/>
-              <w:right w:w="90" w:type="dxa"/>
-            </w:tcMar>
-          </w:tcPr>
-          <w:p>
-            <w:pPr>
-              <w:pStyle w:val="BDOITable"/>
-            </w:pPr>
-            <w:r>
-              <w:rPr>
-                <w:sz w:val="17"/>
-              </w:rPr>
-              <w:t>EMAIL_ADDRESS_INVALID is given as "Enter a valid e-mail address"; the platform returns "Invalid e-mail address - &lt;address&gt;".</w:t>
-            </w:r>
-          </w:p>
-        </w:tc>
-        <w:tc>
-          <w:tcPr>
-            <w:tcW w:type="dxa" w:w="3402"/>
-            <w:tcMar>
-              <w:top w:w="50" w:type="dxa"/>
-              <w:bottom w:w="50" w:type="dxa"/>
-              <w:left w:w="90" w:type="dxa"/>
-              <w:right w:w="90" w:type="dxa"/>
-            </w:tcMar>
-          </w:tcPr>
-          <w:p>
-            <w:pPr>
-              <w:pStyle w:val="BDOITable"/>
-            </w:pPr>
-            <w:r>
-              <w:rPr>
-                <w:sz w:val="17"/>
-              </w:rPr>
-              <w:t>Quote the platform text.</w:t>
-            </w:r>
-          </w:p>
-        </w:tc>
-      </w:tr>
-      <w:tr>
-        <w:trPr>
-          <w:cantSplit w:val="true"/>
-        </w:trPr>
-        <w:tc>
-          <w:tcPr>
-            <w:tcW w:type="dxa" w:w="1056"/>
-            <w:tcMar>
-              <w:top w:w="50" w:type="dxa"/>
-              <w:bottom w:w="50" w:type="dxa"/>
-              <w:left w:w="90" w:type="dxa"/>
-              <w:right w:w="90" w:type="dxa"/>
-            </w:tcMar>
-            <w:shd w:val="clear" w:color="auto" w:fill="E5F5FF"/>
-          </w:tcPr>
-          <w:p>
-            <w:pPr>
-              <w:pStyle w:val="BDOITable"/>
-            </w:pPr>
-            <w:r>
-              <w:rPr>
-                <w:sz w:val="17"/>
-              </w:rPr>
-              <w:t>TF-EB-04</w:t>
-            </w:r>
-          </w:p>
-        </w:tc>
-        <w:tc>
-          <w:tcPr>
-            <w:tcW w:type="dxa" w:w="1290"/>
-            <w:tcMar>
-              <w:top w:w="50" w:type="dxa"/>
-              <w:bottom w:w="50" w:type="dxa"/>
-              <w:left w:w="90" w:type="dxa"/>
-              <w:right w:w="90" w:type="dxa"/>
-            </w:tcMar>
-            <w:shd w:val="clear" w:color="auto" w:fill="E5F5FF"/>
-          </w:tcPr>
-          <w:p>
-            <w:pPr>
-              <w:pStyle w:val="BDOITable"/>
-            </w:pPr>
-            <w:r>
-              <w:rPr>
-                <w:sz w:val="17"/>
-              </w:rPr>
-              <w:t>FR-EB-060</w:t>
-            </w:r>
-          </w:p>
-        </w:tc>
-        <w:tc>
-          <w:tcPr>
-            <w:tcW w:type="dxa" w:w="4223"/>
-            <w:tcMar>
-              <w:top w:w="50" w:type="dxa"/>
-              <w:bottom w:w="50" w:type="dxa"/>
-              <w:left w:w="90" w:type="dxa"/>
-              <w:right w:w="90" w:type="dxa"/>
-            </w:tcMar>
-            <w:shd w:val="clear" w:color="auto" w:fill="E5F5FF"/>
-          </w:tcPr>
-          <w:p>
-            <w:pPr>
-              <w:pStyle w:val="BDOITable"/>
-            </w:pPr>
-            <w:r>
-              <w:rPr>
-                <w:sz w:val="17"/>
-              </w:rPr>
-              <w:t>FR-EB-060 and 061 pair INVALID_REPORT_PARAMETERS with "The end date must be on or after the start date"; the report engine builds "&lt;to&gt; must not be before &lt;from&gt;" from the parameter labels.</w:t>
-            </w:r>
-          </w:p>
-        </w:tc>
-        <w:tc>
-          <w:tcPr>
-            <w:tcW w:type="dxa" w:w="3402"/>
-            <w:tcMar>
-              <w:top w:w="50" w:type="dxa"/>
-              <w:bottom w:w="50" w:type="dxa"/>
-              <w:left w:w="90" w:type="dxa"/>
-              <w:right w:w="90" w:type="dxa"/>
-            </w:tcMar>
-            <w:shd w:val="clear" w:color="auto" w:fill="E5F5FF"/>
-          </w:tcPr>
-          <w:p>
-            <w:pPr>
-              <w:pStyle w:val="BDOITable"/>
-            </w:pPr>
-            <w:r>
-              <w:rPr>
-                <w:sz w:val="17"/>
-              </w:rPr>
-              <w:t>Quote the engine pattern.</w:t>
-            </w:r>
-          </w:p>
-        </w:tc>
-      </w:tr>
-      <w:tr>
-        <w:trPr>
-          <w:cantSplit w:val="true"/>
-        </w:trPr>
-        <w:tc>
-          <w:tcPr>
-            <w:tcW w:type="dxa" w:w="1056"/>
-            <w:tcMar>
-              <w:top w:w="50" w:type="dxa"/>
-              <w:bottom w:w="50" w:type="dxa"/>
-              <w:left w:w="90" w:type="dxa"/>
-              <w:right w:w="90" w:type="dxa"/>
-            </w:tcMar>
-          </w:tcPr>
-          <w:p>
-            <w:pPr>
-              <w:pStyle w:val="BDOITable"/>
-            </w:pPr>
-            <w:r>
-              <w:rPr>
-                <w:sz w:val="17"/>
-              </w:rPr>
-              <w:t>TF-EB-05</w:t>
-            </w:r>
-          </w:p>
-        </w:tc>
-        <w:tc>
-          <w:tcPr>
-            <w:tcW w:type="dxa" w:w="1290"/>
-            <w:tcMar>
-              <w:top w:w="50" w:type="dxa"/>
-              <w:bottom w:w="50" w:type="dxa"/>
-              <w:left w:w="90" w:type="dxa"/>
-              <w:right w:w="90" w:type="dxa"/>
-            </w:tcMar>
-          </w:tcPr>
-          <w:p>
-            <w:pPr>
-              <w:pStyle w:val="BDOITable"/>
-            </w:pPr>
-            <w:r>
-              <w:rPr>
-                <w:sz w:val="17"/>
-              </w:rPr>
-              <w:t>FR-EB-010</w:t>
-            </w:r>
-          </w:p>
-        </w:tc>
-        <w:tc>
-          <w:tcPr>
-            <w:tcW w:type="dxa" w:w="4223"/>
-            <w:tcMar>
-              <w:top w:w="50" w:type="dxa"/>
-              <w:bottom w:w="50" w:type="dxa"/>
-              <w:left w:w="90" w:type="dxa"/>
-              <w:right w:w="90" w:type="dxa"/>
-            </w:tcMar>
-          </w:tcPr>
-          <w:p>
-            <w:pPr>
-              <w:pStyle w:val="BDOITable"/>
-            </w:pPr>
-            <w:r>
-              <w:rPr>
-                <w:sz w:val="17"/>
-              </w:rPr>
-              <w:t>Acceptance criterion 3 of FR-EB-010 says "The fourth failed sign-in locks the portal user" while rule R3 says lockout after 3 failed sign-ins (PORTAL_MAX_FAILED_LOGINS = 3). The cases lock at the third failure.</w:t>
-            </w:r>
-          </w:p>
-        </w:tc>
-        <w:tc>
-          <w:tcPr>
-            <w:tcW w:type="dxa" w:w="3402"/>
-            <w:tcMar>
-              <w:top w:w="50" w:type="dxa"/>
-              <w:bottom w:w="50" w:type="dxa"/>
-              <w:left w:w="90" w:type="dxa"/>
-              <w:right w:w="90" w:type="dxa"/>
-            </w:tcMar>
-          </w:tcPr>
-          <w:p>
-            <w:pPr>
-              <w:pStyle w:val="BDOITable"/>
-            </w:pPr>
-            <w:r>
-              <w:rPr>
-                <w:sz w:val="17"/>
-              </w:rPr>
-              <w:t>Align the acceptance criterion with R3 ("the third failed sign-in locks the portal user, and the fourth is refused").</w:t>
-            </w:r>
-          </w:p>
-        </w:tc>
-      </w:tr>
-      <w:tr>
-        <w:trPr>
-          <w:cantSplit w:val="true"/>
-        </w:trPr>
-        <w:tc>
-          <w:tcPr>
-            <w:tcW w:type="dxa" w:w="1056"/>
-            <w:tcMar>
-              <w:top w:w="50" w:type="dxa"/>
-              <w:bottom w:w="50" w:type="dxa"/>
-              <w:left w:w="90" w:type="dxa"/>
-              <w:right w:w="90" w:type="dxa"/>
-            </w:tcMar>
-            <w:shd w:val="clear" w:color="auto" w:fill="E5F5FF"/>
-          </w:tcPr>
-          <w:p>
-            <w:pPr>
-              <w:pStyle w:val="BDOITable"/>
-            </w:pPr>
-            <w:r>
-              <w:rPr>
-                <w:sz w:val="17"/>
-              </w:rPr>
-              <w:t>TF-EB-06</w:t>
-            </w:r>
-          </w:p>
-        </w:tc>
-        <w:tc>
-          <w:tcPr>
-            <w:tcW w:type="dxa" w:w="1290"/>
-            <w:tcMar>
-              <w:top w:w="50" w:type="dxa"/>
-              <w:bottom w:w="50" w:type="dxa"/>
-              <w:left w:w="90" w:type="dxa"/>
-              <w:right w:w="90" w:type="dxa"/>
-            </w:tcMar>
-            <w:shd w:val="clear" w:color="auto" w:fill="E5F5FF"/>
-          </w:tcPr>
-          <w:p>
-            <w:pPr>
-              <w:pStyle w:val="BDOITable"/>
-            </w:pPr>
-            <w:r>
-              <w:rPr>
-                <w:sz w:val="17"/>
-              </w:rPr>
-              <w:t>FR-EB-022</w:t>
-            </w:r>
-          </w:p>
-        </w:tc>
-        <w:tc>
-          <w:tcPr>
-            <w:tcW w:type="dxa" w:w="4223"/>
-            <w:tcMar>
-              <w:top w:w="50" w:type="dxa"/>
-              <w:bottom w:w="50" w:type="dxa"/>
-              <w:left w:w="90" w:type="dxa"/>
-              <w:right w:w="90" w:type="dxa"/>
-            </w:tcMar>
-            <w:shd w:val="clear" w:color="auto" w:fill="E5F5FF"/>
-          </w:tcPr>
-          <w:p>
-            <w:pPr>
-              <w:pStyle w:val="BDOITable"/>
-            </w:pPr>
-            <w:r>
-              <w:rPr>
-                <w:sz w:val="17"/>
-              </w:rPr>
-              <w:t>The RA lead time is 135 days (TAT annex) against the BRD example of 180 days (EBQ02), and who sets the renewal flag is open (EBQ03); the RA timing cases depend on both.</w:t>
-            </w:r>
-          </w:p>
-        </w:tc>
-        <w:tc>
-          <w:tcPr>
-            <w:tcW w:type="dxa" w:w="3402"/>
-            <w:tcMar>
-              <w:top w:w="50" w:type="dxa"/>
-              <w:bottom w:w="50" w:type="dxa"/>
-              <w:left w:w="90" w:type="dxa"/>
-              <w:right w:w="90" w:type="dxa"/>
-            </w:tcMar>
-            <w:shd w:val="clear" w:color="auto" w:fill="E5F5FF"/>
-          </w:tcPr>
-          <w:p>
-            <w:pPr>
-              <w:pStyle w:val="BDOITable"/>
-            </w:pPr>
-            <w:r>
-              <w:rPr>
-                <w:sz w:val="17"/>
-              </w:rPr>
-              <w:t>Answer EBQ02 and EBQ03 before UAT.</w:t>
-            </w:r>
-          </w:p>
-        </w:tc>
-      </w:tr>
-      <w:tr>
-        <w:trPr>
-          <w:cantSplit w:val="true"/>
-        </w:trPr>
-        <w:tc>
-          <w:tcPr>
-            <w:tcW w:type="dxa" w:w="1056"/>
-            <w:tcMar>
-              <w:top w:w="50" w:type="dxa"/>
-              <w:bottom w:w="50" w:type="dxa"/>
-              <w:left w:w="90" w:type="dxa"/>
-              <w:right w:w="90" w:type="dxa"/>
-            </w:tcMar>
-          </w:tcPr>
-          <w:p>
-            <w:pPr>
-              <w:pStyle w:val="BDOITable"/>
-            </w:pPr>
-            <w:r>
-              <w:rPr>
-                <w:sz w:val="17"/>
-              </w:rPr>
-              <w:t>TF-EB-07</w:t>
-            </w:r>
-          </w:p>
-        </w:tc>
-        <w:tc>
-          <w:tcPr>
-            <w:tcW w:type="dxa" w:w="1290"/>
-            <w:tcMar>
-              <w:top w:w="50" w:type="dxa"/>
-              <w:bottom w:w="50" w:type="dxa"/>
-              <w:left w:w="90" w:type="dxa"/>
-              <w:right w:w="90" w:type="dxa"/>
-            </w:tcMar>
-          </w:tcPr>
-          <w:p>
-            <w:pPr>
-              <w:pStyle w:val="BDOITable"/>
-            </w:pPr>
-            <w:r>
-              <w:rPr>
-                <w:sz w:val="17"/>
-              </w:rPr>
-              <w:t>FR-EB-031</w:t>
-            </w:r>
-          </w:p>
-        </w:tc>
-        <w:tc>
-          <w:tcPr>
-            <w:tcW w:type="dxa" w:w="4223"/>
-            <w:tcMar>
-              <w:top w:w="50" w:type="dxa"/>
-              <w:bottom w:w="50" w:type="dxa"/>
-              <w:left w:w="90" w:type="dxa"/>
-              <w:right w:w="90" w:type="dxa"/>
-            </w:tcMar>
-          </w:tcPr>
-          <w:p>
-            <w:pPr>
-              <w:pStyle w:val="BDOITable"/>
-            </w:pPr>
-            <w:r>
-              <w:rPr>
-                <w:sz w:val="17"/>
-              </w:rPr>
-              <w:t>The BOR is required for new business and remarketing renewals, while the BRD negative scenario says a BOR uploaded for a renewal is invalid (EBQ05). A renewal that stays with the incumbent has no BOR case.</w:t>
-            </w:r>
-          </w:p>
-        </w:tc>
-        <w:tc>
-          <w:tcPr>
-            <w:tcW w:type="dxa" w:w="3402"/>
-            <w:tcMar>
-              <w:top w:w="50" w:type="dxa"/>
-              <w:bottom w:w="50" w:type="dxa"/>
-              <w:left w:w="90" w:type="dxa"/>
-              <w:right w:w="90" w:type="dxa"/>
-            </w:tcMar>
-          </w:tcPr>
-          <w:p>
-            <w:pPr>
-              <w:pStyle w:val="BDOITable"/>
-            </w:pPr>
-            <w:r>
-              <w:rPr>
-                <w:sz w:val="17"/>
-              </w:rPr>
-              <w:t>Answer EBQ05; add a case for a renewal without remarketing once decided.</w:t>
-            </w:r>
-          </w:p>
-        </w:tc>
-      </w:tr>
-      <w:tr>
-        <w:trPr>
-          <w:cantSplit w:val="true"/>
-        </w:trPr>
-        <w:tc>
-          <w:tcPr>
-            <w:tcW w:type="dxa" w:w="1056"/>
-            <w:tcMar>
-              <w:top w:w="50" w:type="dxa"/>
-              <w:bottom w:w="50" w:type="dxa"/>
-              <w:left w:w="90" w:type="dxa"/>
-              <w:right w:w="90" w:type="dxa"/>
-            </w:tcMar>
-            <w:shd w:val="clear" w:color="auto" w:fill="E5F5FF"/>
-          </w:tcPr>
-          <w:p>
-            <w:pPr>
-              <w:pStyle w:val="BDOITable"/>
-            </w:pPr>
-            <w:r>
-              <w:rPr>
-                <w:sz w:val="17"/>
-              </w:rPr>
-              <w:t>TF-EB-08</w:t>
-            </w:r>
-          </w:p>
-        </w:tc>
-        <w:tc>
-          <w:tcPr>
-            <w:tcW w:type="dxa" w:w="1290"/>
-            <w:tcMar>
-              <w:top w:w="50" w:type="dxa"/>
-              <w:bottom w:w="50" w:type="dxa"/>
-              <w:left w:w="90" w:type="dxa"/>
-              <w:right w:w="90" w:type="dxa"/>
-            </w:tcMar>
-            <w:shd w:val="clear" w:color="auto" w:fill="E5F5FF"/>
-          </w:tcPr>
-          <w:p>
-            <w:pPr>
-              <w:pStyle w:val="BDOITable"/>
-            </w:pPr>
-            <w:r>
-              <w:rPr>
-                <w:sz w:val="17"/>
-              </w:rPr>
-              <w:t>FR-EB-042</w:t>
-            </w:r>
-          </w:p>
-        </w:tc>
-        <w:tc>
-          <w:tcPr>
-            <w:tcW w:type="dxa" w:w="4223"/>
-            <w:tcMar>
-              <w:top w:w="50" w:type="dxa"/>
-              <w:bottom w:w="50" w:type="dxa"/>
-              <w:left w:w="90" w:type="dxa"/>
-              <w:right w:w="90" w:type="dxa"/>
-            </w:tcMar>
-            <w:shd w:val="clear" w:color="auto" w:fill="E5F5FF"/>
-          </w:tcPr>
-          <w:p>
-            <w:pPr>
-              <w:pStyle w:val="BDOITable"/>
-            </w:pPr>
-            <w:r>
-              <w:rPr>
-                <w:sz w:val="17"/>
-              </w:rPr>
-              <w:t>The threshold values, measure and approver levels are seed values (EBQ11); the FRS does not say whether "meets" means at or above the amount.</w:t>
-            </w:r>
-          </w:p>
-        </w:tc>
-        <w:tc>
-          <w:tcPr>
-            <w:tcW w:type="dxa" w:w="3402"/>
-            <w:tcMar>
-              <w:top w:w="50" w:type="dxa"/>
-              <w:bottom w:w="50" w:type="dxa"/>
-              <w:left w:w="90" w:type="dxa"/>
-              <w:right w:w="90" w:type="dxa"/>
-            </w:tcMar>
-            <w:shd w:val="clear" w:color="auto" w:fill="E5F5FF"/>
-          </w:tcPr>
-          <w:p>
-            <w:pPr>
-              <w:pStyle w:val="BDOITable"/>
-            </w:pPr>
-            <w:r>
-              <w:rPr>
-                <w:sz w:val="17"/>
-              </w:rPr>
-              <w:t>State "at or above" and give the BDOI values; the cases use the seed values.</w:t>
-            </w:r>
-          </w:p>
-        </w:tc>
-      </w:tr>
-      <w:tr>
-        <w:trPr>
-          <w:cantSplit w:val="true"/>
-        </w:trPr>
-        <w:tc>
-          <w:tcPr>
-            <w:tcW w:type="dxa" w:w="1056"/>
-            <w:tcMar>
-              <w:top w:w="50" w:type="dxa"/>
-              <w:bottom w:w="50" w:type="dxa"/>
-              <w:left w:w="90" w:type="dxa"/>
-              <w:right w:w="90" w:type="dxa"/>
-            </w:tcMar>
-          </w:tcPr>
-          <w:p>
-            <w:pPr>
-              <w:pStyle w:val="BDOITable"/>
-            </w:pPr>
-            <w:r>
-              <w:rPr>
-                <w:sz w:val="17"/>
-              </w:rPr>
-              <w:t>TF-EB-09</w:t>
-            </w:r>
-          </w:p>
-        </w:tc>
-        <w:tc>
-          <w:tcPr>
-            <w:tcW w:type="dxa" w:w="1290"/>
-            <w:tcMar>
-              <w:top w:w="50" w:type="dxa"/>
-              <w:bottom w:w="50" w:type="dxa"/>
-              <w:left w:w="90" w:type="dxa"/>
-              <w:right w:w="90" w:type="dxa"/>
-            </w:tcMar>
-          </w:tcPr>
-          <w:p>
-            <w:pPr>
-              <w:pStyle w:val="BDOITable"/>
-            </w:pPr>
-            <w:r>
-              <w:rPr>
-                <w:sz w:val="17"/>
-              </w:rPr>
-              <w:t>FR-EB-062</w:t>
-            </w:r>
-          </w:p>
-        </w:tc>
-        <w:tc>
-          <w:tcPr>
-            <w:tcW w:type="dxa" w:w="4223"/>
-            <w:tcMar>
-              <w:top w:w="50" w:type="dxa"/>
-              <w:bottom w:w="50" w:type="dxa"/>
-              <w:left w:w="90" w:type="dxa"/>
-              <w:right w:w="90" w:type="dxa"/>
-            </w:tcMar>
-          </w:tcPr>
-          <w:p>
-            <w:pPr>
-              <w:pStyle w:val="BDOITable"/>
-            </w:pPr>
-            <w:r>
-              <w:rPr>
-                <w:sz w:val="17"/>
-              </w:rPr>
-              <w:t>The TAT annex gives ranges ("1-5 working days"); the FRS parameters hold one value, and the start and stop events are open (EBQ21), so a breach cannot be tested except against the upper value.</w:t>
-            </w:r>
-          </w:p>
-        </w:tc>
-        <w:tc>
-          <w:tcPr>
-            <w:tcW w:type="dxa" w:w="3402"/>
-            <w:tcMar>
-              <w:top w:w="50" w:type="dxa"/>
-              <w:bottom w:w="50" w:type="dxa"/>
-              <w:left w:w="90" w:type="dxa"/>
-              <w:right w:w="90" w:type="dxa"/>
-            </w:tcMar>
-          </w:tcPr>
-          <w:p>
-            <w:pPr>
-              <w:pStyle w:val="BDOITable"/>
-            </w:pPr>
-            <w:r>
-              <w:rPr>
-                <w:sz w:val="17"/>
-              </w:rPr>
-              <w:t>Confirm that the upper value of each range is the target and name the start and stop events.</w:t>
             </w:r>
           </w:p>
         </w:tc>
@@ -27492,12 +25061,12 @@
           <w:bottom w:val="single" w:sz="4" w:space="4" w:color="99C1E7"/>
         </w:pBdr>
       </w:pPr>
-      <w:bookmarkStart w:id="129" w:name="_Toc000129"/>
+      <w:bookmarkStart w:id="127" w:name="_Toc000127"/>
       <w:r>
         <w:rPr/>
-        <w:t>10 Sign-off</w:t>
+        <w:t>9 Sign-off</w:t>
       </w:r>
-      <w:bookmarkEnd w:id="129"/>
+      <w:bookmarkEnd w:id="127"/>
     </w:p>
     <w:p>
       <w:r>
